--- a/relatorio.docx
+++ b/relatorio.docx
@@ -2,15 +2,12 @@
 <file path=word/document.xml><?xml version="1.0" encoding="utf-8"?>
 <w:document xmlns:w="http://schemas.openxmlformats.org/wordprocessingml/2006/main" xmlns:m="http://schemas.openxmlformats.org/officeDocument/2006/math" xmlns:r="http://schemas.openxmlformats.org/officeDocument/2006/relationships" xmlns:o="urn:schemas-microsoft-com:office:office" xmlns:v="urn:schemas-microsoft-com:vml" xmlns:w10="urn:schemas-microsoft-com:office:word" xmlns:a="http://schemas.openxmlformats.org/drawingml/2006/main" xmlns:pic="http://schemas.openxmlformats.org/drawingml/2006/picture" xmlns:wp="http://schemas.openxmlformats.org/drawingml/2006/wordprocessingDrawing">
   <w:body>
-    <w:bookmarkStart w:id="34" w:name="roteiro-de-atividade-prática"/>
+    <w:bookmarkStart w:id="55" w:name="roteiro-de-atividade-prática"/>
     <w:p>
       <w:pPr>
         <w:pStyle w:val="Heading1"/>
       </w:pPr>
       <w:r>
-        <w:rPr>
-          <w:lang w:val="pt-BR"/>
-        </w:rPr>
         <w:t xml:space="preserve">ROTEIRO DE ATIVIDADE PRÁTICA</w:t>
       </w:r>
     </w:p>
@@ -20,9 +17,6 @@
         <w:pStyle w:val="Heading2"/>
       </w:pPr>
       <w:r>
-        <w:rPr>
-          <w:lang w:val="pt-BR"/>
-        </w:rPr>
         <w:t xml:space="preserve">DESENVOLVIMENTO DE SISTEMAS</w:t>
       </w:r>
     </w:p>
@@ -32,9 +26,6 @@
         <w:pStyle w:val="Heading3"/>
       </w:pPr>
       <w:r>
-        <w:rPr>
-          <w:lang w:val="pt-BR"/>
-        </w:rPr>
         <w:t xml:space="preserve">DESAFIO: MEU PRIMEIRO APLICATIVO AUTÔNOMO</w:t>
       </w:r>
     </w:p>
@@ -46,20 +37,13 @@
         <w:rPr>
           <w:b/>
           <w:bCs/>
-          <w:lang w:val="pt-BR"/>
         </w:rPr>
         <w:t xml:space="preserve">Nome do estudante:</w:t>
       </w:r>
       <w:r>
-        <w:rPr>
-          <w:lang w:val="pt-BR"/>
-        </w:rPr>
-        <w:t xml:space="preserve"> </w:t>
-      </w:r>
-      <w:r>
-        <w:rPr>
-          <w:lang w:val="pt-BR"/>
-        </w:rPr>
+        <w:t xml:space="preserve"> </w:t>
+      </w:r>
+      <w:r>
         <w:t xml:space="preserve">_______________________</w:t>
       </w:r>
     </w:p>
@@ -71,46 +55,29 @@
         <w:rPr>
           <w:b/>
           <w:bCs/>
-          <w:lang w:val="pt-BR"/>
         </w:rPr>
         <w:t xml:space="preserve">Turma:</w:t>
       </w:r>
       <w:r>
-        <w:rPr>
-          <w:lang w:val="pt-BR"/>
-        </w:rPr>
-        <w:t xml:space="preserve"> </w:t>
-      </w:r>
-      <w:r>
-        <w:rPr>
-          <w:lang w:val="pt-BR"/>
-        </w:rPr>
+        <w:t xml:space="preserve"> </w:t>
+      </w:r>
+      <w:r>
         <w:t xml:space="preserve">_____________</w:t>
       </w:r>
       <w:r>
-        <w:rPr>
-          <w:lang w:val="pt-BR"/>
-        </w:rPr>
-        <w:t xml:space="preserve"> </w:t>
-      </w:r>
-      <w:r>
-        <w:rPr>
-          <w:b/>
-          <w:bCs/>
-          <w:lang w:val="pt-BR"/>
+        <w:t xml:space="preserve"> </w:t>
+      </w:r>
+      <w:r>
+        <w:rPr>
+          <w:b/>
+          <w:bCs/>
         </w:rPr>
         <w:t xml:space="preserve">Data:</w:t>
       </w:r>
       <w:r>
-        <w:rPr>
-          <w:lang w:val="pt-BR"/>
-        </w:rPr>
-        <w:t xml:space="preserve"> </w:t>
-      </w:r>
-      <w:r>
-        <w:rPr>
-          <w:lang w:val="pt-BR"/>
-        </w:rPr>
+        <w:t xml:space="preserve"> </w:t>
+      </w:r>
+      <w:r>
         <w:t xml:space="preserve">____/____/______</w:t>
       </w:r>
     </w:p>
@@ -122,20 +89,13 @@
         <w:rPr>
           <w:b/>
           <w:bCs/>
-          <w:lang w:val="pt-BR"/>
         </w:rPr>
         <w:t xml:space="preserve">Professor:</w:t>
       </w:r>
       <w:r>
-        <w:rPr>
-          <w:lang w:val="pt-BR"/>
-        </w:rPr>
-        <w:t xml:space="preserve"> </w:t>
-      </w:r>
-      <w:r>
-        <w:rPr>
-          <w:lang w:val="pt-BR"/>
-        </w:rPr>
+        <w:t xml:space="preserve"> </w:t>
+      </w:r>
+      <w:r>
         <w:t xml:space="preserve">_______________________</w:t>
       </w:r>
     </w:p>
@@ -154,9 +114,6 @@
         <w:pStyle w:val="Heading2"/>
       </w:pPr>
       <w:r>
-        <w:rPr>
-          <w:lang w:val="pt-BR"/>
-        </w:rPr>
         <w:t xml:space="preserve">1. TEMA DA ATIVIDADE</w:t>
       </w:r>
     </w:p>
@@ -165,99 +122,60 @@
         <w:pStyle w:val="FirstParagraph"/>
       </w:pPr>
       <w:r>
-        <w:rPr>
-          <w:lang w:val="pt-BR"/>
-        </w:rPr>
         <w:t xml:space="preserve">Desenvolvimento de um aplicativo web interativo — o</w:t>
       </w:r>
       <w:r>
-        <w:rPr>
-          <w:lang w:val="pt-BR"/>
-        </w:rPr>
-        <w:t xml:space="preserve"> </w:t>
-      </w:r>
-      <w:r>
-        <w:rPr>
-          <w:b/>
-          <w:bCs/>
-          <w:lang w:val="pt-BR"/>
+        <w:t xml:space="preserve"> </w:t>
+      </w:r>
+      <w:r>
+        <w:rPr>
+          <w:b/>
+          <w:bCs/>
         </w:rPr>
         <w:t xml:space="preserve">Pôquer do Caos</w:t>
       </w:r>
       <w:r>
-        <w:rPr>
-          <w:lang w:val="pt-BR"/>
-        </w:rPr>
         <w:t xml:space="preserve">, um jogo de cartas caótico em turnos, inspirado nos jogos de sucesso</w:t>
       </w:r>
       <w:r>
-        <w:rPr>
-          <w:lang w:val="pt-BR"/>
-        </w:rPr>
         <w:t xml:space="preserve"> </w:t>
       </w:r>
       <w:r>
         <w:rPr>
           <w:i/>
           <w:iCs/>
-          <w:lang w:val="pt-BR"/>
         </w:rPr>
         <w:t xml:space="preserve">Balatro</w:t>
       </w:r>
       <w:r>
-        <w:rPr>
-          <w:lang w:val="pt-BR"/>
-        </w:rPr>
-        <w:t xml:space="preserve"> </w:t>
-      </w:r>
-      <w:r>
-        <w:rPr>
-          <w:lang w:val="pt-BR"/>
-        </w:rPr>
+        <w:t xml:space="preserve"> </w:t>
+      </w:r>
+      <w:r>
         <w:t xml:space="preserve">e</w:t>
       </w:r>
       <w:r>
-        <w:rPr>
-          <w:lang w:val="pt-BR"/>
-        </w:rPr>
         <w:t xml:space="preserve"> </w:t>
       </w:r>
       <w:r>
         <w:rPr>
           <w:i/>
           <w:iCs/>
-          <w:lang w:val="pt-BR"/>
         </w:rPr>
         <w:t xml:space="preserve">Luck be a Landlord</w:t>
       </w:r>
       <w:r>
-        <w:rPr>
-          <w:lang w:val="pt-BR"/>
-        </w:rPr>
         <w:t xml:space="preserve">: o jogador monta mãos de pôquer, aplica efeitos caóticos de cartas especiais e enfrenta 8</w:t>
       </w:r>
       <w:r>
-        <w:rPr>
-          <w:lang w:val="pt-BR"/>
-        </w:rPr>
-        <w:t xml:space="preserve"> </w:t>
-      </w:r>
-      <w:r>
-        <w:rPr>
-          <w:lang w:val="pt-BR"/>
-        </w:rPr>
+        <w:t xml:space="preserve"> </w:t>
+      </w:r>
+      <w:r>
         <w:t xml:space="preserve">“chefões”</w:t>
       </w:r>
       <w:r>
-        <w:rPr>
-          <w:lang w:val="pt-BR"/>
-        </w:rPr>
-        <w:t xml:space="preserve"> </w:t>
-      </w:r>
-      <w:r>
-        <w:rPr>
-          <w:lang w:val="pt-BR"/>
-        </w:rPr>
+        <w:t xml:space="preserve"> </w:t>
+      </w:r>
+      <w:r>
         <w:t xml:space="preserve">com regras absurdas.</w:t>
       </w:r>
     </w:p>
@@ -266,29 +184,19 @@
         <w:pStyle w:val="BodyText"/>
       </w:pPr>
       <w:r>
-        <w:rPr>
-          <w:lang w:val="pt-BR"/>
-        </w:rPr>
         <w:t xml:space="preserve">O jogo foi feito</w:t>
       </w:r>
       <w:r>
-        <w:rPr>
-          <w:lang w:val="pt-BR"/>
-        </w:rPr>
-        <w:t xml:space="preserve"> </w:t>
-      </w:r>
-      <w:r>
-        <w:rPr>
-          <w:b/>
-          <w:bCs/>
-          <w:lang w:val="pt-BR"/>
+        <w:t xml:space="preserve"> </w:t>
+      </w:r>
+      <w:r>
+        <w:rPr>
+          <w:b/>
+          <w:bCs/>
         </w:rPr>
         <w:t xml:space="preserve">100% com tecnologia web (HTML, CSS e JavaScript puro)</w:t>
       </w:r>
       <w:r>
-        <w:rPr>
-          <w:lang w:val="pt-BR"/>
-        </w:rPr>
         <w:t xml:space="preserve">, sem bibliotecas externas, e roda tanto no navegador quanto instalado como aplicativo Android (APK gerado com Capacitor).</w:t>
       </w:r>
     </w:p>
@@ -299,9 +207,6 @@
         <w:pStyle w:val="Heading2"/>
       </w:pPr>
       <w:r>
-        <w:rPr>
-          <w:lang w:val="pt-BR"/>
-        </w:rPr>
         <w:t xml:space="preserve">2. OBJETIVOS ATENDIDOS</w:t>
       </w:r>
     </w:p>
@@ -327,9 +232,6 @@
               <w:pStyle w:val="Compact"/>
             </w:pPr>
             <w:r>
-              <w:rPr>
-                <w:lang w:val="pt-BR"/>
-              </w:rPr>
               <w:t xml:space="preserve">Objetivo do roteiro</w:t>
             </w:r>
           </w:p>
@@ -341,9 +243,6 @@
               <w:pStyle w:val="Compact"/>
             </w:pPr>
             <w:r>
-              <w:rPr>
-                <w:lang w:val="pt-BR"/>
-              </w:rPr>
               <w:t xml:space="preserve">Onde foi atendido</w:t>
             </w:r>
           </w:p>
@@ -357,9 +256,6 @@
               <w:pStyle w:val="Compact"/>
             </w:pPr>
             <w:r>
-              <w:rPr>
-                <w:lang w:val="pt-BR"/>
-              </w:rPr>
               <w:t xml:space="preserve">Planejar antes de desenvolver</w:t>
             </w:r>
           </w:p>
@@ -371,9 +267,6 @@
               <w:pStyle w:val="Compact"/>
             </w:pPr>
             <w:r>
-              <w:rPr>
-                <w:lang w:val="pt-BR"/>
-              </w:rPr>
               <w:t xml:space="preserve">Etapas 1 e 2 deste relatório (escritas antes do código)</w:t>
             </w:r>
           </w:p>
@@ -387,9 +280,6 @@
               <w:pStyle w:val="Compact"/>
             </w:pPr>
             <w:r>
-              <w:rPr>
-                <w:lang w:val="pt-BR"/>
-              </w:rPr>
               <w:t xml:space="preserve">Identificar um problema a solucionar</w:t>
             </w:r>
           </w:p>
@@ -401,9 +291,6 @@
               <w:pStyle w:val="Compact"/>
             </w:pPr>
             <w:r>
-              <w:rPr>
-                <w:lang w:val="pt-BR"/>
-              </w:rPr>
               <w:t xml:space="preserve">Etapa 1.2 (distrativo leve com desafio mental)</w:t>
             </w:r>
           </w:p>
@@ -417,9 +304,6 @@
               <w:pStyle w:val="Compact"/>
             </w:pPr>
             <w:r>
-              <w:rPr>
-                <w:lang w:val="pt-BR"/>
-              </w:rPr>
               <w:t xml:space="preserve">Definir as funcionalidades do sistema</w:t>
             </w:r>
           </w:p>
@@ -431,21 +315,12 @@
               <w:pStyle w:val="Compact"/>
             </w:pPr>
             <w:r>
-              <w:rPr>
-                <w:lang w:val="pt-BR"/>
-              </w:rPr>
               <w:t xml:space="preserve">Etapa 1.4 e seção</w:t>
             </w:r>
             <w:r>
-              <w:rPr>
-                <w:lang w:val="pt-BR"/>
-              </w:rPr>
               <w:t xml:space="preserve"> </w:t>
             </w:r>
             <w:r>
-              <w:rPr>
-                <w:lang w:val="pt-BR"/>
-              </w:rPr>
               <w:t xml:space="preserve">“O Jogo”</w:t>
             </w:r>
           </w:p>
@@ -459,9 +334,6 @@
               <w:pStyle w:val="Compact"/>
             </w:pPr>
             <w:r>
-              <w:rPr>
-                <w:lang w:val="pt-BR"/>
-              </w:rPr>
               <w:t xml:space="preserve">Elaborar descrição clara para orientar o desenvolvimento</w:t>
             </w:r>
           </w:p>
@@ -473,21 +345,12 @@
               <w:pStyle w:val="Compact"/>
             </w:pPr>
             <w:r>
-              <w:rPr>
-                <w:lang w:val="pt-BR"/>
-              </w:rPr>
               <w:t xml:space="preserve">“Pedido de desenvolvimento”</w:t>
             </w:r>
             <w:r>
-              <w:rPr>
-                <w:lang w:val="pt-BR"/>
-              </w:rPr>
               <w:t xml:space="preserve"> </w:t>
             </w:r>
             <w:r>
-              <w:rPr>
-                <w:lang w:val="pt-BR"/>
-              </w:rPr>
               <w:t xml:space="preserve">da Etapa 3</w:t>
             </w:r>
           </w:p>
@@ -501,9 +364,6 @@
               <w:pStyle w:val="Compact"/>
             </w:pPr>
             <w:r>
-              <w:rPr>
-                <w:lang w:val="pt-BR"/>
-              </w:rPr>
               <w:t xml:space="preserve">Utilizar ferramenta de desenvolvimento assistido</w:t>
             </w:r>
           </w:p>
@@ -515,9 +375,6 @@
               <w:pStyle w:val="Compact"/>
             </w:pPr>
             <w:r>
-              <w:rPr>
-                <w:lang w:val="pt-BR"/>
-              </w:rPr>
               <w:t xml:space="preserve">Desenvolvimento assistido por IA no VS Code (Cline)</w:t>
             </w:r>
           </w:p>
@@ -531,9 +388,6 @@
               <w:pStyle w:val="Compact"/>
             </w:pPr>
             <w:r>
-              <w:rPr>
-                <w:lang w:val="pt-BR"/>
-              </w:rPr>
               <w:t xml:space="preserve">Analisar resultado, testar, identificar problemas, corrigir, melhorar</w:t>
             </w:r>
           </w:p>
@@ -545,9 +399,6 @@
               <w:pStyle w:val="Compact"/>
             </w:pPr>
             <w:r>
-              <w:rPr>
-                <w:lang w:val="pt-BR"/>
-              </w:rPr>
               <w:t xml:space="preserve">Etapas 4 a 7</w:t>
             </w:r>
           </w:p>
@@ -561,9 +412,6 @@
               <w:pStyle w:val="Compact"/>
             </w:pPr>
             <w:r>
-              <w:rPr>
-                <w:lang w:val="pt-BR"/>
-              </w:rPr>
               <w:t xml:space="preserve">Compreender interface, interação e comportamento</w:t>
             </w:r>
           </w:p>
@@ -575,9 +423,6 @@
               <w:pStyle w:val="Compact"/>
             </w:pPr>
             <w:r>
-              <w:rPr>
-                <w:lang w:val="pt-BR"/>
-              </w:rPr>
               <w:t xml:space="preserve">Separação em três arquivos: estrutura (HTML), aparência (CSS) e comportamento (JS)</w:t>
             </w:r>
           </w:p>
@@ -591,9 +436,6 @@
         <w:pStyle w:val="Heading2"/>
       </w:pPr>
       <w:r>
-        <w:rPr>
-          <w:lang w:val="pt-BR"/>
-        </w:rPr>
         <w:t xml:space="preserve">3. O DESAFIO — O QUE FOI FEITO</w:t>
       </w:r>
     </w:p>
@@ -605,20 +447,13 @@
         <w:rPr>
           <w:b/>
           <w:bCs/>
-          <w:lang w:val="pt-BR"/>
         </w:rPr>
         <w:t xml:space="preserve">Categoria:</w:t>
       </w:r>
       <w:r>
-        <w:rPr>
-          <w:lang w:val="pt-BR"/>
-        </w:rPr>
-        <w:t xml:space="preserve"> </w:t>
-      </w:r>
-      <w:r>
-        <w:rPr>
-          <w:lang w:val="pt-BR"/>
-        </w:rPr>
+        <w:t xml:space="preserve"> </w:t>
+      </w:r>
+      <w:r>
         <w:t xml:space="preserve">Jogos.</w:t>
       </w:r>
     </w:p>
@@ -630,20 +465,13 @@
         <w:rPr>
           <w:b/>
           <w:bCs/>
-          <w:lang w:val="pt-BR"/>
         </w:rPr>
         <w:t xml:space="preserve">Descrição em uma frase:</w:t>
       </w:r>
       <w:r>
-        <w:rPr>
-          <w:lang w:val="pt-BR"/>
-        </w:rPr>
-        <w:t xml:space="preserve"> </w:t>
-      </w:r>
-      <w:r>
-        <w:rPr>
-          <w:lang w:val="pt-BR"/>
-        </w:rPr>
+        <w:t xml:space="preserve"> </w:t>
+      </w:r>
+      <w:r>
         <w:t xml:space="preserve">sobreviva a 8 chefões caóticos armando mãos de pôquer cada vez mais absurdas, comprando Coringas brasileiros que quebram as regras do jogo.</w:t>
       </w:r>
     </w:p>
@@ -654,9 +482,6 @@
         <w:pStyle w:val="Heading2"/>
       </w:pPr>
       <w:r>
-        <w:rPr>
-          <w:lang w:val="pt-BR"/>
-        </w:rPr>
         <w:t xml:space="preserve">4. REQUISITOS MÍNIMOS — ONDE CADA UM ESTÁ</w:t>
       </w:r>
     </w:p>
@@ -683,9 +508,6 @@
               <w:pStyle w:val="Compact"/>
             </w:pPr>
             <w:r>
-              <w:rPr>
-                <w:lang w:val="pt-BR"/>
-              </w:rPr>
               <w:t xml:space="preserve">#</w:t>
             </w:r>
           </w:p>
@@ -697,9 +519,6 @@
               <w:pStyle w:val="Compact"/>
             </w:pPr>
             <w:r>
-              <w:rPr>
-                <w:lang w:val="pt-BR"/>
-              </w:rPr>
               <w:t xml:space="preserve">Requisito</w:t>
             </w:r>
           </w:p>
@@ -711,9 +530,6 @@
               <w:pStyle w:val="Compact"/>
             </w:pPr>
             <w:r>
-              <w:rPr>
-                <w:lang w:val="pt-BR"/>
-              </w:rPr>
               <w:t xml:space="preserve">Como o Pôquer do Caos atende</w:t>
             </w:r>
           </w:p>
@@ -727,9 +543,6 @@
               <w:pStyle w:val="Compact"/>
             </w:pPr>
             <w:r>
-              <w:rPr>
-                <w:lang w:val="pt-BR"/>
-              </w:rPr>
               <w:t xml:space="preserve">1</w:t>
             </w:r>
           </w:p>
@@ -744,7 +557,6 @@
               <w:rPr>
                 <w:b/>
                 <w:bCs/>
-                <w:lang w:val="pt-BR"/>
               </w:rPr>
               <w:t xml:space="preserve">Título</w:t>
             </w:r>
@@ -757,21 +569,12 @@
               <w:pStyle w:val="Compact"/>
             </w:pPr>
             <w:r>
-              <w:rPr>
-                <w:lang w:val="pt-BR"/>
-              </w:rPr>
               <w:t xml:space="preserve">“PÔQUER DO CAOS”</w:t>
             </w:r>
             <w:r>
-              <w:rPr>
-                <w:lang w:val="pt-BR"/>
-              </w:rPr>
               <w:t xml:space="preserve"> </w:t>
             </w:r>
             <w:r>
-              <w:rPr>
-                <w:lang w:val="pt-BR"/>
-              </w:rPr>
               <w:t xml:space="preserve">em destaque na tela inicial</w:t>
             </w:r>
           </w:p>
@@ -785,9 +588,6 @@
               <w:pStyle w:val="Compact"/>
             </w:pPr>
             <w:r>
-              <w:rPr>
-                <w:lang w:val="pt-BR"/>
-              </w:rPr>
               <w:t xml:space="preserve">2</w:t>
             </w:r>
           </w:p>
@@ -802,7 +602,6 @@
               <w:rPr>
                 <w:b/>
                 <w:bCs/>
-                <w:lang w:val="pt-BR"/>
               </w:rPr>
               <w:t xml:space="preserve">Descrição</w:t>
             </w:r>
@@ -815,21 +614,12 @@
               <w:pStyle w:val="Compact"/>
             </w:pPr>
             <w:r>
-              <w:rPr>
-                <w:lang w:val="pt-BR"/>
-              </w:rPr>
               <w:t xml:space="preserve">Parágrafo de apresentação + seção</w:t>
             </w:r>
             <w:r>
-              <w:rPr>
-                <w:lang w:val="pt-BR"/>
-              </w:rPr>
               <w:t xml:space="preserve"> </w:t>
             </w:r>
             <w:r>
-              <w:rPr>
-                <w:lang w:val="pt-BR"/>
-              </w:rPr>
               <w:t xml:space="preserve">“Como Jogar”</w:t>
             </w:r>
           </w:p>
@@ -843,9 +633,6 @@
               <w:pStyle w:val="Compact"/>
             </w:pPr>
             <w:r>
-              <w:rPr>
-                <w:lang w:val="pt-BR"/>
-              </w:rPr>
               <w:t xml:space="preserve">3</w:t>
             </w:r>
           </w:p>
@@ -860,7 +647,6 @@
               <w:rPr>
                 <w:b/>
                 <w:bCs/>
-                <w:lang w:val="pt-BR"/>
               </w:rPr>
               <w:t xml:space="preserve">Três ou mais informações</w:t>
             </w:r>
@@ -873,9 +659,6 @@
               <w:pStyle w:val="Compact"/>
             </w:pPr>
             <w:r>
-              <w:rPr>
-                <w:lang w:val="pt-BR"/>
-              </w:rPr>
               <w:t xml:space="preserve">Dinheiro (R$), chefão atual (1/8), pontos/alvo, mãos, descartes, Coringas, barra de progresso</w:t>
             </w:r>
           </w:p>
@@ -889,9 +672,6 @@
               <w:pStyle w:val="Compact"/>
             </w:pPr>
             <w:r>
-              <w:rPr>
-                <w:lang w:val="pt-BR"/>
-              </w:rPr>
               <w:t xml:space="preserve">4</w:t>
             </w:r>
           </w:p>
@@ -906,7 +686,6 @@
               <w:rPr>
                 <w:b/>
                 <w:bCs/>
-                <w:lang w:val="pt-BR"/>
               </w:rPr>
               <w:t xml:space="preserve">Campo de entrada</w:t>
             </w:r>
@@ -919,33 +698,18 @@
               <w:pStyle w:val="Compact"/>
             </w:pPr>
             <w:r>
-              <w:rPr>
-                <w:lang w:val="pt-BR"/>
-              </w:rPr>
               <w:t xml:space="preserve">Campo</w:t>
             </w:r>
             <w:r>
-              <w:rPr>
-                <w:lang w:val="pt-BR"/>
-              </w:rPr>
               <w:t xml:space="preserve"> </w:t>
             </w:r>
             <w:r>
-              <w:rPr>
-                <w:lang w:val="pt-BR"/>
-              </w:rPr>
               <w:t xml:space="preserve">“Seu nome”</w:t>
             </w:r>
             <w:r>
-              <w:rPr>
-                <w:lang w:val="pt-BR"/>
-              </w:rPr>
               <w:t xml:space="preserve"> </w:t>
             </w:r>
             <w:r>
-              <w:rPr>
-                <w:lang w:val="pt-BR"/>
-              </w:rPr>
               <w:t xml:space="preserve">na tela inicial — aparece no jogo e na loja</w:t>
             </w:r>
           </w:p>
@@ -959,9 +723,6 @@
               <w:pStyle w:val="Compact"/>
             </w:pPr>
             <w:r>
-              <w:rPr>
-                <w:lang w:val="pt-BR"/>
-              </w:rPr>
               <w:t xml:space="preserve">5</w:t>
             </w:r>
           </w:p>
@@ -976,7 +737,6 @@
               <w:rPr>
                 <w:b/>
                 <w:bCs/>
-                <w:lang w:val="pt-BR"/>
               </w:rPr>
               <w:t xml:space="preserve">Botão</w:t>
             </w:r>
@@ -989,9 +749,6 @@
               <w:pStyle w:val="Compact"/>
             </w:pPr>
             <w:r>
-              <w:rPr>
-                <w:lang w:val="pt-BR"/>
-              </w:rPr>
               <w:t xml:space="preserve">JOGAR MÃO, DESCARTAR, ORDENAR, GIRAR ROLETA, COMPRAR, CONTINUAR, NOVA PARTIDA</w:t>
             </w:r>
           </w:p>
@@ -1005,9 +762,6 @@
               <w:pStyle w:val="Compact"/>
             </w:pPr>
             <w:r>
-              <w:rPr>
-                <w:lang w:val="pt-BR"/>
-              </w:rPr>
               <w:t xml:space="preserve">6</w:t>
             </w:r>
           </w:p>
@@ -1022,7 +776,6 @@
               <w:rPr>
                 <w:b/>
                 <w:bCs/>
-                <w:lang w:val="pt-BR"/>
               </w:rPr>
               <w:t xml:space="preserve">Interação</w:t>
             </w:r>
@@ -1035,9 +788,6 @@
               <w:pStyle w:val="Compact"/>
             </w:pPr>
             <w:r>
-              <w:rPr>
-                <w:lang w:val="pt-BR"/>
-              </w:rPr>
               <w:t xml:space="preserve">Toque/clique nas cartas para selecionar; botões respondem imediatamente</w:t>
             </w:r>
           </w:p>
@@ -1051,9 +801,6 @@
               <w:pStyle w:val="Compact"/>
             </w:pPr>
             <w:r>
-              <w:rPr>
-                <w:lang w:val="pt-BR"/>
-              </w:rPr>
               <w:t xml:space="preserve">7</w:t>
             </w:r>
           </w:p>
@@ -1068,7 +815,6 @@
               <w:rPr>
                 <w:b/>
                 <w:bCs/>
-                <w:lang w:val="pt-BR"/>
               </w:rPr>
               <w:t xml:space="preserve">Resultado</w:t>
             </w:r>
@@ -1081,9 +827,6 @@
               <w:pStyle w:val="Compact"/>
             </w:pPr>
             <w:r>
-              <w:rPr>
-                <w:lang w:val="pt-BR"/>
-              </w:rPr>
               <w:t xml:space="preserve">Janela de pontuação (fichas × mult), pontos somados, barra do chefão atualiza</w:t>
             </w:r>
           </w:p>
@@ -1097,9 +840,6 @@
               <w:pStyle w:val="Compact"/>
             </w:pPr>
             <w:r>
-              <w:rPr>
-                <w:lang w:val="pt-BR"/>
-              </w:rPr>
               <w:t xml:space="preserve">8</w:t>
             </w:r>
           </w:p>
@@ -1114,7 +854,6 @@
               <w:rPr>
                 <w:b/>
                 <w:bCs/>
-                <w:lang w:val="pt-BR"/>
               </w:rPr>
               <w:t xml:space="preserve">Animação</w:t>
             </w:r>
@@ -1127,21 +866,12 @@
               <w:pStyle w:val="Compact"/>
             </w:pPr>
             <w:r>
-              <w:rPr>
-                <w:lang w:val="pt-BR"/>
-              </w:rPr>
               <w:t xml:space="preserve">Cartas em cascata, números crescem (</w:t>
             </w:r>
             <w:r>
-              <w:rPr>
-                <w:lang w:val="pt-BR"/>
-              </w:rPr>
               <w:t xml:space="preserve">“pop”</w:t>
             </w:r>
             <w:r>
-              <w:rPr>
-                <w:lang w:val="pt-BR"/>
-              </w:rPr>
               <w:t xml:space="preserve">), tela treme ao vencer, roleta desliza, confete final</w:t>
             </w:r>
           </w:p>
@@ -1155,9 +885,6 @@
               <w:pStyle w:val="Compact"/>
             </w:pPr>
             <w:r>
-              <w:rPr>
-                <w:lang w:val="pt-BR"/>
-              </w:rPr>
               <w:t xml:space="preserve">9</w:t>
             </w:r>
           </w:p>
@@ -1172,7 +899,6 @@
               <w:rPr>
                 <w:b/>
                 <w:bCs/>
-                <w:lang w:val="pt-BR"/>
               </w:rPr>
               <w:t xml:space="preserve">Interface</w:t>
             </w:r>
@@ -1185,33 +911,18 @@
               <w:pStyle w:val="Compact"/>
             </w:pPr>
             <w:r>
-              <w:rPr>
-                <w:lang w:val="pt-BR"/>
-              </w:rPr>
               <w:t xml:space="preserve">Tema</w:t>
             </w:r>
             <w:r>
-              <w:rPr>
-                <w:lang w:val="pt-BR"/>
-              </w:rPr>
               <w:t xml:space="preserve"> </w:t>
             </w:r>
             <w:r>
-              <w:rPr>
-                <w:lang w:val="pt-BR"/>
-              </w:rPr>
               <w:t xml:space="preserve">“boteco místico”</w:t>
             </w:r>
             <w:r>
-              <w:rPr>
-                <w:lang w:val="pt-BR"/>
-              </w:rPr>
               <w:t xml:space="preserve"> </w:t>
             </w:r>
             <w:r>
-              <w:rPr>
-                <w:lang w:val="pt-BR"/>
-              </w:rPr>
               <w:t xml:space="preserve">(verde feltro + dourado), cartas em CSS puro, botões grandes</w:t>
             </w:r>
           </w:p>
@@ -1225,9 +936,6 @@
               <w:pStyle w:val="Compact"/>
             </w:pPr>
             <w:r>
-              <w:rPr>
-                <w:lang w:val="pt-BR"/>
-              </w:rPr>
               <w:t xml:space="preserve">10</w:t>
             </w:r>
           </w:p>
@@ -1242,7 +950,6 @@
               <w:rPr>
                 <w:b/>
                 <w:bCs/>
-                <w:lang w:val="pt-BR"/>
               </w:rPr>
               <w:t xml:space="preserve">Idioma</w:t>
             </w:r>
@@ -1255,9 +962,6 @@
               <w:pStyle w:val="Compact"/>
             </w:pPr>
             <w:r>
-              <w:rPr>
-                <w:lang w:val="pt-BR"/>
-              </w:rPr>
               <w:t xml:space="preserve">Todos os textos em português do Brasil</w:t>
             </w:r>
           </w:p>
@@ -1278,9 +982,6 @@
         <w:pStyle w:val="Heading2"/>
       </w:pPr>
       <w:r>
-        <w:rPr>
-          <w:lang w:val="pt-BR"/>
-        </w:rPr>
         <w:t xml:space="preserve">5. ETAPA 1 — PLANEJAMENTO</w:t>
       </w:r>
     </w:p>
@@ -1290,9 +991,6 @@
         <w:pStyle w:val="Heading3"/>
       </w:pPr>
       <w:r>
-        <w:rPr>
-          <w:lang w:val="pt-BR"/>
-        </w:rPr>
         <w:t xml:space="preserve">5.1 Nome do aplicativo</w:t>
       </w:r>
     </w:p>
@@ -1304,20 +1002,13 @@
         <w:rPr>
           <w:b/>
           <w:bCs/>
-          <w:lang w:val="pt-BR"/>
         </w:rPr>
         <w:t xml:space="preserve">Nome:</w:t>
       </w:r>
       <w:r>
-        <w:rPr>
-          <w:lang w:val="pt-BR"/>
-        </w:rPr>
-        <w:t xml:space="preserve"> </w:t>
-      </w:r>
-      <w:r>
-        <w:rPr>
-          <w:lang w:val="pt-BR"/>
-        </w:rPr>
+        <w:t xml:space="preserve"> </w:t>
+      </w:r>
+      <w:r>
         <w:t xml:space="preserve">Pôquer do Caos</w:t>
       </w:r>
     </w:p>
@@ -1328,9 +1019,6 @@
         <w:pStyle w:val="Heading3"/>
       </w:pPr>
       <w:r>
-        <w:rPr>
-          <w:lang w:val="pt-BR"/>
-        </w:rPr>
         <w:t xml:space="preserve">5.2 Qual problema o aplicativo pretende resolver?</w:t>
       </w:r>
     </w:p>
@@ -1339,33 +1027,18 @@
         <w:pStyle w:val="FirstParagraph"/>
       </w:pPr>
       <w:r>
-        <w:rPr>
-          <w:lang w:val="pt-BR"/>
-        </w:rPr>
         <w:t xml:space="preserve">Oferecer um passatempo rápido (partidas de 5 a 10 minutos) que divirta e exercite o raciocínio: o jogador avalia probabilidades, decide quais cartas guardar ou descartar e planeja em qual combinação de Coringas investir seu dinheiro limitado. É um quebra-cabeça disfarçado de jogo de cartas — dá aquela vontade de</w:t>
       </w:r>
       <w:r>
-        <w:rPr>
-          <w:lang w:val="pt-BR"/>
-        </w:rPr>
-        <w:t xml:space="preserve"> </w:t>
-      </w:r>
-      <w:r>
-        <w:rPr>
-          <w:lang w:val="pt-BR"/>
-        </w:rPr>
+        <w:t xml:space="preserve"> </w:t>
+      </w:r>
+      <w:r>
         <w:t xml:space="preserve">“só mais uma partida”</w:t>
       </w:r>
       <w:r>
-        <w:rPr>
-          <w:lang w:val="pt-BR"/>
-        </w:rPr>
-        <w:t xml:space="preserve"> </w:t>
-      </w:r>
-      <w:r>
-        <w:rPr>
-          <w:lang w:val="pt-BR"/>
-        </w:rPr>
+        <w:t xml:space="preserve"> </w:t>
+      </w:r>
+      <w:r>
         <w:t xml:space="preserve">sem exigir reflexo.</w:t>
       </w:r>
     </w:p>
@@ -1376,9 +1049,6 @@
         <w:pStyle w:val="Heading3"/>
       </w:pPr>
       <w:r>
-        <w:rPr>
-          <w:lang w:val="pt-BR"/>
-        </w:rPr>
         <w:t xml:space="preserve">5.3 Quem utilizará o aplicativo?</w:t>
       </w:r>
     </w:p>
@@ -1387,33 +1057,18 @@
         <w:pStyle w:val="FirstParagraph"/>
       </w:pPr>
       <w:r>
-        <w:rPr>
-          <w:lang w:val="pt-BR"/>
-        </w:rPr>
         <w:t xml:space="preserve">Estudantes e jovens que gostam de jogos de cartas e de estratégia</w:t>
       </w:r>
       <w:r>
-        <w:rPr>
-          <w:lang w:val="pt-BR"/>
-        </w:rPr>
-        <w:t xml:space="preserve"> </w:t>
-      </w:r>
-      <w:r>
-        <w:rPr>
-          <w:lang w:val="pt-BR"/>
-        </w:rPr>
+        <w:t xml:space="preserve"> </w:t>
+      </w:r>
+      <w:r>
         <w:t xml:space="preserve">“roguelike”</w:t>
       </w:r>
       <w:r>
-        <w:rPr>
-          <w:lang w:val="pt-BR"/>
-        </w:rPr>
-        <w:t xml:space="preserve"> </w:t>
-      </w:r>
-      <w:r>
-        <w:rPr>
-          <w:lang w:val="pt-BR"/>
-        </w:rPr>
+        <w:t xml:space="preserve"> </w:t>
+      </w:r>
+      <w:r>
         <w:t xml:space="preserve">(partidas curtas com progressão). Não exige conhecimento prévio de pôquer: a tela inicial explica as combinações e cada chefão avisa sua regra especial.</w:t>
       </w:r>
     </w:p>
@@ -1424,9 +1079,6 @@
         <w:pStyle w:val="Heading3"/>
       </w:pPr>
       <w:r>
-        <w:rPr>
-          <w:lang w:val="pt-BR"/>
-        </w:rPr>
         <w:t xml:space="preserve">5.4 O que o usuário poderá fazer?</w:t>
       </w:r>
     </w:p>
@@ -1442,20 +1094,13 @@
         <w:rPr>
           <w:b/>
           <w:bCs/>
-          <w:lang w:val="pt-BR"/>
         </w:rPr>
         <w:t xml:space="preserve">Digitar seu nome</w:t>
       </w:r>
       <w:r>
-        <w:rPr>
-          <w:lang w:val="pt-BR"/>
-        </w:rPr>
-        <w:t xml:space="preserve"> </w:t>
-      </w:r>
-      <w:r>
-        <w:rPr>
-          <w:lang w:val="pt-BR"/>
-        </w:rPr>
+        <w:t xml:space="preserve"> </w:t>
+      </w:r>
+      <w:r>
         <w:t xml:space="preserve">e começar uma partida;</w:t>
       </w:r>
     </w:p>
@@ -1471,72 +1116,45 @@
         <w:rPr>
           <w:b/>
           <w:bCs/>
-          <w:lang w:val="pt-BR"/>
         </w:rPr>
         <w:t xml:space="preserve">Selecionar de 1 a 5 cartas</w:t>
       </w:r>
       <w:r>
-        <w:rPr>
-          <w:lang w:val="pt-BR"/>
-        </w:rPr>
-        <w:t xml:space="preserve"> </w:t>
-      </w:r>
-      <w:r>
-        <w:rPr>
-          <w:lang w:val="pt-BR"/>
-        </w:rPr>
+        <w:t xml:space="preserve"> </w:t>
+      </w:r>
+      <w:r>
         <w:t xml:space="preserve">e</w:t>
       </w:r>
       <w:r>
-        <w:rPr>
-          <w:lang w:val="pt-BR"/>
-        </w:rPr>
-        <w:t xml:space="preserve"> </w:t>
-      </w:r>
-      <w:r>
-        <w:rPr>
-          <w:b/>
-          <w:bCs/>
-          <w:lang w:val="pt-BR"/>
+        <w:t xml:space="preserve"> </w:t>
+      </w:r>
+      <w:r>
+        <w:rPr>
+          <w:b/>
+          <w:bCs/>
         </w:rPr>
         <w:t xml:space="preserve">jogar a mão</w:t>
       </w:r>
       <w:r>
-        <w:rPr>
-          <w:lang w:val="pt-BR"/>
-        </w:rPr>
-        <w:t xml:space="preserve"> </w:t>
-      </w:r>
-      <w:r>
-        <w:rPr>
-          <w:lang w:val="pt-BR"/>
-        </w:rPr>
+        <w:t xml:space="preserve"> </w:t>
+      </w:r>
+      <w:r>
         <w:t xml:space="preserve">para somar pontos, ou</w:t>
       </w:r>
       <w:r>
-        <w:rPr>
-          <w:lang w:val="pt-BR"/>
-        </w:rPr>
-        <w:t xml:space="preserve"> </w:t>
-      </w:r>
-      <w:r>
-        <w:rPr>
-          <w:b/>
-          <w:bCs/>
-          <w:lang w:val="pt-BR"/>
+        <w:t xml:space="preserve"> </w:t>
+      </w:r>
+      <w:r>
+        <w:rPr>
+          <w:b/>
+          <w:bCs/>
         </w:rPr>
         <w:t xml:space="preserve">descartar</w:t>
       </w:r>
       <w:r>
-        <w:rPr>
-          <w:lang w:val="pt-BR"/>
-        </w:rPr>
-        <w:t xml:space="preserve"> </w:t>
-      </w:r>
-      <w:r>
-        <w:rPr>
-          <w:lang w:val="pt-BR"/>
-        </w:rPr>
+        <w:t xml:space="preserve"> </w:t>
+      </w:r>
+      <w:r>
         <w:t xml:space="preserve">cartas ruins;</w:t>
       </w:r>
     </w:p>
@@ -1552,46 +1170,29 @@
         <w:rPr>
           <w:b/>
           <w:bCs/>
-          <w:lang w:val="pt-BR"/>
         </w:rPr>
         <w:t xml:space="preserve">Comprar Coringas e cartas melhoradas</w:t>
       </w:r>
       <w:r>
-        <w:rPr>
-          <w:lang w:val="pt-BR"/>
-        </w:rPr>
-        <w:t xml:space="preserve"> </w:t>
-      </w:r>
-      <w:r>
-        <w:rPr>
-          <w:lang w:val="pt-BR"/>
-        </w:rPr>
+        <w:t xml:space="preserve"> </w:t>
+      </w:r>
+      <w:r>
         <w:t xml:space="preserve">na loja, subir o nível das mãos e</w:t>
       </w:r>
       <w:r>
-        <w:rPr>
-          <w:lang w:val="pt-BR"/>
-        </w:rPr>
-        <w:t xml:space="preserve"> </w:t>
-      </w:r>
-      <w:r>
-        <w:rPr>
-          <w:b/>
-          <w:bCs/>
-          <w:lang w:val="pt-BR"/>
+        <w:t xml:space="preserve"> </w:t>
+      </w:r>
+      <w:r>
+        <w:rPr>
+          <w:b/>
+          <w:bCs/>
         </w:rPr>
         <w:t xml:space="preserve">girar a Roleta do Caos</w:t>
       </w:r>
       <w:r>
-        <w:rPr>
-          <w:lang w:val="pt-BR"/>
-        </w:rPr>
-        <w:t xml:space="preserve"> </w:t>
-      </w:r>
-      <w:r>
-        <w:rPr>
-          <w:lang w:val="pt-BR"/>
-        </w:rPr>
+        <w:t xml:space="preserve"> </w:t>
+      </w:r>
+      <w:r>
         <w:t xml:space="preserve">após cada vitória;</w:t>
       </w:r>
     </w:p>
@@ -1607,20 +1208,13 @@
         <w:rPr>
           <w:b/>
           <w:bCs/>
-          <w:lang w:val="pt-BR"/>
         </w:rPr>
         <w:t xml:space="preserve">Ordenar a mão</w:t>
       </w:r>
       <w:r>
-        <w:rPr>
-          <w:lang w:val="pt-BR"/>
-        </w:rPr>
-        <w:t xml:space="preserve"> </w:t>
-      </w:r>
-      <w:r>
-        <w:rPr>
-          <w:lang w:val="pt-BR"/>
-        </w:rPr>
+        <w:t xml:space="preserve"> </w:t>
+      </w:r>
+      <w:r>
         <w:t xml:space="preserve">por naipe/valor e acompanhar seus recordes salvos no aparelho.</w:t>
       </w:r>
     </w:p>
@@ -1631,9 +1225,6 @@
         <w:pStyle w:val="Heading3"/>
       </w:pPr>
       <w:r>
-        <w:rPr>
-          <w:lang w:val="pt-BR"/>
-        </w:rPr>
         <w:t xml:space="preserve">5.5 Qual será a principal ação do aplicativo?</w:t>
       </w:r>
     </w:p>
@@ -1645,38 +1236,22 @@
         <w:rPr>
           <w:b/>
           <w:bCs/>
-          <w:lang w:val="pt-BR"/>
         </w:rPr>
         <w:t xml:space="preserve">Jogar uma mão de pôquer.</w:t>
       </w:r>
       <w:r>
-        <w:rPr>
-          <w:lang w:val="pt-BR"/>
-        </w:rPr>
-        <w:t xml:space="preserve"> </w:t>
-      </w:r>
-      <w:r>
-        <w:rPr>
-          <w:lang w:val="pt-BR"/>
-        </w:rPr>
+        <w:t xml:space="preserve"> </w:t>
+      </w:r>
+      <w:r>
         <w:t xml:space="preserve">Ao tocar em</w:t>
       </w:r>
       <w:r>
-        <w:rPr>
-          <w:lang w:val="pt-BR"/>
-        </w:rPr>
-        <w:t xml:space="preserve"> </w:t>
-      </w:r>
-      <w:r>
-        <w:rPr>
-          <w:lang w:val="pt-BR"/>
-        </w:rPr>
+        <w:t xml:space="preserve"> </w:t>
+      </w:r>
+      <w:r>
         <w:t xml:space="preserve">“JOGAR MÃO”</w:t>
       </w:r>
       <w:r>
-        <w:rPr>
-          <w:lang w:val="pt-BR"/>
-        </w:rPr>
         <w:t xml:space="preserve">, o jogo identifica a melhor combinação entre as cartas selecionadas (Par, Trinca, Cor…), soma as fichas das cartas, multiplica pelo multiplicador da mão + bônus dos Coringas + regras do chefão, e apresenta o resultado com animação. Se os pontos atingirem o alvo do chefão antes de acabarem as mãos, o jogador vence, ganha dinheiro e avança; senão, a partida acaba.</w:t>
       </w:r>
     </w:p>
@@ -1695,9 +1270,6 @@
         <w:pStyle w:val="Heading2"/>
       </w:pPr>
       <w:r>
-        <w:rPr>
-          <w:lang w:val="pt-BR"/>
-        </w:rPr>
         <w:t xml:space="preserve">6. ETAPA 2 — PLANEJAMENTO DA INTERFACE</w:t>
       </w:r>
     </w:p>
@@ -1706,9 +1278,6 @@
         <w:pStyle w:val="FirstParagraph"/>
       </w:pPr>
       <w:r>
-        <w:rPr>
-          <w:lang w:val="pt-BR"/>
-        </w:rPr>
         <w:t xml:space="preserve">Desenho simples da tela principal (um chefão), feito antes do desenvolvimento:</w:t>
       </w:r>
     </w:p>
@@ -1719,7 +1288,6 @@
       <w:r>
         <w:rPr>
           <w:rStyle w:val="VerbatimChar"/>
-          <w:lang w:val="pt-BR"/>
         </w:rPr>
         <w:t xml:space="preserve">+----------------------------------------------------+</w:t>
       </w:r>
@@ -1729,7 +1297,6 @@
       <w:r>
         <w:rPr>
           <w:rStyle w:val="VerbatimChar"/>
-          <w:lang w:val="pt-BR"/>
         </w:rPr>
         <w:t xml:space="preserve">|  👤 NOME          💰 R$12            👹 3/8         |</w:t>
       </w:r>
@@ -1739,7 +1306,6 @@
       <w:r>
         <w:rPr>
           <w:rStyle w:val="VerbatimChar"/>
-          <w:lang w:val="pt-BR"/>
         </w:rPr>
         <w:t xml:space="preserve">+----------------------------------------------------+</w:t>
       </w:r>
@@ -1749,7 +1315,6 @@
       <w:r>
         <w:rPr>
           <w:rStyle w:val="VerbatimChar"/>
-          <w:lang w:val="pt-BR"/>
         </w:rPr>
         <w:t xml:space="preserve">|  [ 🐔 ]  Galinha dos Ovos        1.240 / 700       |</w:t>
       </w:r>
@@ -1759,7 +1324,6 @@
       <w:r>
         <w:rPr>
           <w:rStyle w:val="VerbatimChar"/>
-          <w:lang w:val="pt-BR"/>
         </w:rPr>
         <w:t xml:space="preserve">|  Figuras valem o dobro  ▓▓▓▓▓▓▓▓▓▓▓▓▓░░░ 100%      |</w:t>
       </w:r>
@@ -1769,7 +1333,6 @@
       <w:r>
         <w:rPr>
           <w:rStyle w:val="VerbatimChar"/>
-          <w:lang w:val="pt-BR"/>
         </w:rPr>
         <w:t xml:space="preserve">+----------------------------------------------------+</w:t>
       </w:r>
@@ -1779,7 +1342,6 @@
       <w:r>
         <w:rPr>
           <w:rStyle w:val="VerbatimChar"/>
-          <w:lang w:val="pt-BR"/>
         </w:rPr>
         <w:t xml:space="preserve">|  🃏 Mãos: 4   🗑️ Descartes: 3   🎰 2 Coringas      |</w:t>
       </w:r>
@@ -1789,7 +1351,6 @@
       <w:r>
         <w:rPr>
           <w:rStyle w:val="VerbatimChar"/>
-          <w:lang w:val="pt-BR"/>
         </w:rPr>
         <w:t xml:space="preserve">+----------------------------------------------------+</w:t>
       </w:r>
@@ -1799,7 +1360,6 @@
       <w:r>
         <w:rPr>
           <w:rStyle w:val="VerbatimChar"/>
-          <w:lang w:val="pt-BR"/>
         </w:rPr>
         <w:t xml:space="preserve">|  Sua mão — toque as cartas para selecionar          |</w:t>
       </w:r>
@@ -1809,7 +1369,6 @@
       <w:r>
         <w:rPr>
           <w:rStyle w:val="VerbatimChar"/>
-          <w:lang w:val="pt-BR"/>
         </w:rPr>
         <w:t xml:space="preserve">|  [A♠] [K♠] [Q♠] [J♠] [10♠] [7♥] [2♦] [9♦]         |</w:t>
       </w:r>
@@ -1819,7 +1378,6 @@
       <w:r>
         <w:rPr>
           <w:rStyle w:val="VerbatimChar"/>
-          <w:lang w:val="pt-BR"/>
         </w:rPr>
         <w:t xml:space="preserve">+----------------------------------------------------+</w:t>
       </w:r>
@@ -1829,7 +1387,6 @@
       <w:r>
         <w:rPr>
           <w:rStyle w:val="VerbatimChar"/>
-          <w:lang w:val="pt-BR"/>
         </w:rPr>
         <w:t xml:space="preserve">|  Selecionadas (5/5)                                 |</w:t>
       </w:r>
@@ -1839,7 +1396,6 @@
       <w:r>
         <w:rPr>
           <w:rStyle w:val="VerbatimChar"/>
-          <w:lang w:val="pt-BR"/>
         </w:rPr>
         <w:t xml:space="preserve">|  [A♠] [K♠] [Q♠] [J♠] [10♠]   -&gt; ROYAL FLUSH!      |</w:t>
       </w:r>
@@ -1849,7 +1405,6 @@
       <w:r>
         <w:rPr>
           <w:rStyle w:val="VerbatimChar"/>
-          <w:lang w:val="pt-BR"/>
         </w:rPr>
         <w:t xml:space="preserve">+----------------------------------------------------+</w:t>
       </w:r>
@@ -1859,7 +1414,6 @@
       <w:r>
         <w:rPr>
           <w:rStyle w:val="VerbatimChar"/>
-          <w:lang w:val="pt-BR"/>
         </w:rPr>
         <w:t xml:space="preserve">|  [ 🔥 JOGAR MÃO ] [ 🗑️ DESCARTAR ] [ 🔤 ORDENAR ]   |</w:t>
       </w:r>
@@ -1869,7 +1423,6 @@
       <w:r>
         <w:rPr>
           <w:rStyle w:val="VerbatimChar"/>
-          <w:lang w:val="pt-BR"/>
         </w:rPr>
         <w:t xml:space="preserve">+----------------------------------------------------+</w:t>
       </w:r>
@@ -1879,7 +1432,6 @@
       <w:r>
         <w:rPr>
           <w:rStyle w:val="VerbatimChar"/>
-          <w:lang w:val="pt-BR"/>
         </w:rPr>
         <w:t xml:space="preserve">|  Log: "🎟️ LOTERIA! Pontos TRIPLICADOS!"            |</w:t>
       </w:r>
@@ -1889,7 +1441,6 @@
       <w:r>
         <w:rPr>
           <w:rStyle w:val="VerbatimChar"/>
-          <w:lang w:val="pt-BR"/>
         </w:rPr>
         <w:t xml:space="preserve">+----------------------------------------------------+</w:t>
       </w:r>
@@ -1899,61 +1450,38 @@
         <w:pStyle w:val="FirstParagraph"/>
       </w:pPr>
       <w:r>
-        <w:rPr>
-          <w:lang w:val="pt-BR"/>
-        </w:rPr>
         <w:t xml:space="preserve">Outras telas planejadas: tela inicial (nome + regras + recordes),</w:t>
       </w:r>
       <w:r>
-        <w:rPr>
-          <w:lang w:val="pt-BR"/>
-        </w:rPr>
-        <w:t xml:space="preserve"> </w:t>
-      </w:r>
-      <w:r>
-        <w:rPr>
-          <w:b/>
-          <w:bCs/>
-          <w:lang w:val="pt-BR"/>
+        <w:t xml:space="preserve"> </w:t>
+      </w:r>
+      <w:r>
+        <w:rPr>
+          <w:b/>
+          <w:bCs/>
         </w:rPr>
         <w:t xml:space="preserve">loja do boteco</w:t>
       </w:r>
       <w:r>
-        <w:rPr>
-          <w:lang w:val="pt-BR"/>
-        </w:rPr>
-        <w:t xml:space="preserve"> </w:t>
-      </w:r>
-      <w:r>
-        <w:rPr>
-          <w:lang w:val="pt-BR"/>
-        </w:rPr>
+        <w:t xml:space="preserve"> </w:t>
+      </w:r>
+      <w:r>
         <w:t xml:space="preserve">(Coringas, cartas melhoradas, subir nível das mãos), janela de pontuação,</w:t>
       </w:r>
       <w:r>
-        <w:rPr>
-          <w:lang w:val="pt-BR"/>
-        </w:rPr>
-        <w:t xml:space="preserve"> </w:t>
-      </w:r>
-      <w:r>
-        <w:rPr>
-          <w:b/>
-          <w:bCs/>
-          <w:lang w:val="pt-BR"/>
+        <w:t xml:space="preserve"> </w:t>
+      </w:r>
+      <w:r>
+        <w:rPr>
+          <w:b/>
+          <w:bCs/>
         </w:rPr>
         <w:t xml:space="preserve">Roleta do Caos</w:t>
       </w:r>
       <w:r>
-        <w:rPr>
-          <w:lang w:val="pt-BR"/>
-        </w:rPr>
-        <w:t xml:space="preserve"> </w:t>
-      </w:r>
-      <w:r>
-        <w:rPr>
-          <w:lang w:val="pt-BR"/>
-        </w:rPr>
+        <w:t xml:space="preserve"> </w:t>
+      </w:r>
+      <w:r>
         <w:t xml:space="preserve">(após cada vitória) e tela final (vitória/derrota + recordes).</w:t>
       </w:r>
     </w:p>
@@ -1971,9 +1499,6 @@
         <w:pStyle w:val="Heading2"/>
       </w:pPr>
       <w:r>
-        <w:rPr>
-          <w:lang w:val="pt-BR"/>
-        </w:rPr>
         <w:t xml:space="preserve">7. ETAPA 3 — DESENVOLVIMENTO</w:t>
       </w:r>
     </w:p>
@@ -1983,9 +1508,6 @@
         <w:pStyle w:val="Heading3"/>
       </w:pPr>
       <w:r>
-        <w:rPr>
-          <w:lang w:val="pt-BR"/>
-        </w:rPr>
         <w:t xml:space="preserve">Pedido de desenvolvimento (como a ferramenta foi solicitada)</w:t>
       </w:r>
     </w:p>
@@ -1994,29 +1516,19 @@
         <w:pStyle w:val="BlockText"/>
       </w:pPr>
       <w:r>
-        <w:rPr>
-          <w:lang w:val="pt-BR"/>
-        </w:rPr>
         <w:t xml:space="preserve">“Crie um jogo chamado</w:t>
       </w:r>
       <w:r>
-        <w:rPr>
-          <w:lang w:val="pt-BR"/>
-        </w:rPr>
-        <w:t xml:space="preserve"> </w:t>
-      </w:r>
-      <w:r>
-        <w:rPr>
-          <w:b/>
-          <w:bCs/>
-          <w:lang w:val="pt-BR"/>
+        <w:t xml:space="preserve"> </w:t>
+      </w:r>
+      <w:r>
+        <w:rPr>
+          <w:b/>
+          <w:bCs/>
         </w:rPr>
         <w:t xml:space="preserve">Pôquer do Caos</w:t>
       </w:r>
       <w:r>
-        <w:rPr>
-          <w:lang w:val="pt-BR"/>
-        </w:rPr>
         <w:t xml:space="preserve">, para o público jovem, em português do Brasil. O jogador digita o nome e enfrenta 8 chefões com alvos crescentes (300 a 15.000 pontos) e regras especiais. Cada rodada: compra 8 cartas de um baralho de 2 cópias, seleciona de 1 a 5, joga a mão (fichas × multiplicador por combinação de pôquer) ou descarta. São 4 mãos e 3 descartes por chefão. Ao vencer, ganha dinheiro e gira a Roleta do Caos. Na loja, compra até 5 Coringas com efeitos brasileiros (Carnavalesco, Feijoada, Loteria…), cartas melhoradas (Ouro, Fogo, Biônica, Espelho) e sobe o nível das mãos. Visual de boteco místico em verde e dourado, botões grandes para celular, animações em CSS, recordes salvos no aparelho. Precisa funcionar em tamanhos de tela diferentes.”</w:t>
       </w:r>
     </w:p>
@@ -2027,9 +1539,6 @@
         <w:pStyle w:val="Heading3"/>
       </w:pPr>
       <w:r>
-        <w:rPr>
-          <w:lang w:val="pt-BR"/>
-        </w:rPr>
         <w:t xml:space="preserve">Como o projeto foi organizado</w:t>
       </w:r>
     </w:p>
@@ -2056,9 +1565,6 @@
               <w:pStyle w:val="Compact"/>
             </w:pPr>
             <w:r>
-              <w:rPr>
-                <w:lang w:val="pt-BR"/>
-              </w:rPr>
               <w:t xml:space="preserve">Arquivo</w:t>
             </w:r>
           </w:p>
@@ -2070,9 +1576,6 @@
               <w:pStyle w:val="Compact"/>
             </w:pPr>
             <w:r>
-              <w:rPr>
-                <w:lang w:val="pt-BR"/>
-              </w:rPr>
               <w:t xml:space="preserve">Papel</w:t>
             </w:r>
           </w:p>
@@ -2084,9 +1587,6 @@
               <w:pStyle w:val="Compact"/>
             </w:pPr>
             <w:r>
-              <w:rPr>
-                <w:lang w:val="pt-BR"/>
-              </w:rPr>
               <w:t xml:space="preserve">Destaques</w:t>
             </w:r>
           </w:p>
@@ -2102,7 +1602,6 @@
             <w:r>
               <w:rPr>
                 <w:rStyle w:val="VerbatimChar"/>
-                <w:lang w:val="pt-BR"/>
               </w:rPr>
               <w:t xml:space="preserve">app/index.html</w:t>
             </w:r>
@@ -2115,9 +1614,6 @@
               <w:pStyle w:val="Compact"/>
             </w:pPr>
             <w:r>
-              <w:rPr>
-                <w:lang w:val="pt-BR"/>
-              </w:rPr>
               <w:t xml:space="preserve">Estrutura (4 telas + 4 janelas sobrepostas)</w:t>
             </w:r>
           </w:p>
@@ -2129,9 +1625,6 @@
               <w:pStyle w:val="Compact"/>
             </w:pPr>
             <w:r>
-              <w:rPr>
-                <w:lang w:val="pt-BR"/>
-              </w:rPr>
               <w:t xml:space="preserve">54 elementos com ID</w:t>
             </w:r>
           </w:p>
@@ -2147,7 +1640,6 @@
             <w:r>
               <w:rPr>
                 <w:rStyle w:val="VerbatimChar"/>
-                <w:lang w:val="pt-BR"/>
               </w:rPr>
               <w:t xml:space="preserve">app/style.css</w:t>
             </w:r>
@@ -2160,9 +1652,6 @@
               <w:pStyle w:val="Compact"/>
             </w:pPr>
             <w:r>
-              <w:rPr>
-                <w:lang w:val="pt-BR"/>
-              </w:rPr>
               <w:t xml:space="preserve">Aparência e animações</w:t>
             </w:r>
           </w:p>
@@ -2174,34 +1663,21 @@
               <w:pStyle w:val="Compact"/>
             </w:pPr>
             <w:r>
-              <w:rPr>
-                <w:lang w:val="pt-BR"/>
-              </w:rPr>
               <w:t xml:space="preserve">Tema boteco, cartas em CSS puro,</w:t>
             </w:r>
             <w:r>
-              <w:rPr>
-                <w:lang w:val="pt-BR"/>
-              </w:rPr>
               <w:t xml:space="preserve"> </w:t>
             </w:r>
             <w:r>
               <w:rPr>
                 <w:rStyle w:val="VerbatimChar"/>
-                <w:lang w:val="pt-BR"/>
               </w:rPr>
               <w:t xml:space="preserve">clamp()</w:t>
             </w:r>
             <w:r>
-              <w:rPr>
-                <w:lang w:val="pt-BR"/>
-              </w:rPr>
               <w:t xml:space="preserve"> </w:t>
             </w:r>
             <w:r>
-              <w:rPr>
-                <w:lang w:val="pt-BR"/>
-              </w:rPr>
               <w:t xml:space="preserve">para responsividade</w:t>
             </w:r>
           </w:p>
@@ -2217,7 +1693,6 @@
             <w:r>
               <w:rPr>
                 <w:rStyle w:val="VerbatimChar"/>
-                <w:lang w:val="pt-BR"/>
               </w:rPr>
               <w:t xml:space="preserve">app/logica.js</w:t>
             </w:r>
@@ -2233,20 +1708,13 @@
               <w:rPr>
                 <w:b/>
                 <w:bCs/>
-                <w:lang w:val="pt-BR"/>
               </w:rPr>
               <w:t xml:space="preserve">Lógica pura</w:t>
             </w:r>
             <w:r>
-              <w:rPr>
-                <w:lang w:val="pt-BR"/>
-              </w:rPr>
               <w:t xml:space="preserve"> </w:t>
             </w:r>
             <w:r>
-              <w:rPr>
-                <w:lang w:val="pt-BR"/>
-              </w:rPr>
               <w:t xml:space="preserve">(sem tela)</w:t>
             </w:r>
           </w:p>
@@ -2258,9 +1726,6 @@
               <w:pStyle w:val="Compact"/>
             </w:pPr>
             <w:r>
-              <w:rPr>
-                <w:lang w:val="pt-BR"/>
-              </w:rPr>
               <w:t xml:space="preserve">Baralho, avaliador de mãos, pontuação, Coringas, chefões, roleta</w:t>
             </w:r>
           </w:p>
@@ -2276,7 +1741,6 @@
             <w:r>
               <w:rPr>
                 <w:rStyle w:val="VerbatimChar"/>
-                <w:lang w:val="pt-BR"/>
               </w:rPr>
               <w:t xml:space="preserve">app/script.js</w:t>
             </w:r>
@@ -2289,9 +1753,6 @@
               <w:pStyle w:val="Compact"/>
             </w:pPr>
             <w:r>
-              <w:rPr>
-                <w:lang w:val="pt-BR"/>
-              </w:rPr>
               <w:t xml:space="preserve">Comportamento da interface</w:t>
             </w:r>
           </w:p>
@@ -2303,22 +1764,15 @@
               <w:pStyle w:val="Compact"/>
             </w:pPr>
             <w:r>
-              <w:rPr>
-                <w:lang w:val="pt-BR"/>
-              </w:rPr>
               <w:t xml:space="preserve">Máquina de estados, sons sintetizados, recordes (</w:t>
             </w:r>
             <w:r>
               <w:rPr>
                 <w:rStyle w:val="VerbatimChar"/>
-                <w:lang w:val="pt-BR"/>
               </w:rPr>
               <w:t xml:space="preserve">localStorage</w:t>
             </w:r>
             <w:r>
-              <w:rPr>
-                <w:lang w:val="pt-BR"/>
-              </w:rPr>
               <w:t xml:space="preserve">)</w:t>
             </w:r>
           </w:p>
@@ -2333,98 +1787,63 @@
         <w:rPr>
           <w:b/>
           <w:bCs/>
-          <w:lang w:val="pt-BR"/>
         </w:rPr>
         <w:t xml:space="preserve">Decisão técnica mais importante:</w:t>
       </w:r>
       <w:r>
-        <w:rPr>
-          <w:lang w:val="pt-BR"/>
-        </w:rPr>
-        <w:t xml:space="preserve"> </w:t>
-      </w:r>
-      <w:r>
-        <w:rPr>
-          <w:lang w:val="pt-BR"/>
-        </w:rPr>
+        <w:t xml:space="preserve"> </w:t>
+      </w:r>
+      <w:r>
         <w:t xml:space="preserve">separar a lógica do jogo (</w:t>
       </w:r>
       <w:r>
         <w:rPr>
           <w:rStyle w:val="VerbatimChar"/>
-          <w:lang w:val="pt-BR"/>
         </w:rPr>
         <w:t xml:space="preserve">logica.js</w:t>
       </w:r>
       <w:r>
-        <w:rPr>
-          <w:lang w:val="pt-BR"/>
-        </w:rPr>
         <w:t xml:space="preserve">) da interface (</w:t>
       </w:r>
       <w:r>
         <w:rPr>
           <w:rStyle w:val="VerbatimChar"/>
-          <w:lang w:val="pt-BR"/>
         </w:rPr>
         <w:t xml:space="preserve">script.js</w:t>
       </w:r>
       <w:r>
-        <w:rPr>
-          <w:lang w:val="pt-BR"/>
-        </w:rPr>
         <w:t xml:space="preserve">). Assim a lógica roda no navegador</w:t>
       </w:r>
       <w:r>
-        <w:rPr>
-          <w:lang w:val="pt-BR"/>
-        </w:rPr>
-        <w:t xml:space="preserve"> </w:t>
-      </w:r>
-      <w:r>
-        <w:rPr>
-          <w:b/>
-          <w:bCs/>
-          <w:lang w:val="pt-BR"/>
+        <w:t xml:space="preserve"> </w:t>
+      </w:r>
+      <w:r>
+        <w:rPr>
+          <w:b/>
+          <w:bCs/>
         </w:rPr>
         <w:t xml:space="preserve">e</w:t>
       </w:r>
       <w:r>
-        <w:rPr>
-          <w:lang w:val="pt-BR"/>
-        </w:rPr>
-        <w:t xml:space="preserve"> </w:t>
-      </w:r>
-      <w:r>
-        <w:rPr>
-          <w:lang w:val="pt-BR"/>
-        </w:rPr>
+        <w:t xml:space="preserve"> </w:t>
+      </w:r>
+      <w:r>
         <w:t xml:space="preserve">no Node.js, permitindo</w:t>
       </w:r>
       <w:r>
-        <w:rPr>
-          <w:lang w:val="pt-BR"/>
-        </w:rPr>
-        <w:t xml:space="preserve"> </w:t>
-      </w:r>
-      <w:r>
-        <w:rPr>
-          <w:b/>
-          <w:bCs/>
-          <w:lang w:val="pt-BR"/>
+        <w:t xml:space="preserve"> </w:t>
+      </w:r>
+      <w:r>
+        <w:rPr>
+          <w:b/>
+          <w:bCs/>
         </w:rPr>
         <w:t xml:space="preserve">testes automatizados de verdade</w:t>
       </w:r>
       <w:r>
-        <w:rPr>
-          <w:lang w:val="pt-BR"/>
-        </w:rPr>
-        <w:t xml:space="preserve"> </w:t>
-      </w:r>
-      <w:r>
-        <w:rPr>
-          <w:lang w:val="pt-BR"/>
-        </w:rPr>
+        <w:t xml:space="preserve"> </w:t>
+      </w:r>
+      <w:r>
         <w:t xml:space="preserve">(32 testes unitários + simulação de 200 partidas pelo método de Monte Carlo).</w:t>
       </w:r>
     </w:p>
@@ -2436,7 +1855,6 @@
         <w:rPr>
           <w:b/>
           <w:bCs/>
-          <w:lang w:val="pt-BR"/>
         </w:rPr>
         <w:t xml:space="preserve">Principais mecânicas implementadas:</w:t>
       </w:r>
@@ -2450,9 +1868,6 @@
         </w:numPr>
       </w:pPr>
       <w:r>
-        <w:rPr>
-          <w:lang w:val="pt-BR"/>
-        </w:rPr>
         <w:t xml:space="preserve">10 combinações de pôquer (Carta Alta a Royal Flush), cada uma com fichas/multiplicador;</w:t>
       </w:r>
     </w:p>
@@ -2465,9 +1880,6 @@
         </w:numPr>
       </w:pPr>
       <w:r>
-        <w:rPr>
-          <w:lang w:val="pt-BR"/>
-        </w:rPr>
         <w:t xml:space="preserve">Nível por tipo de mão: jogar a mesma combinação a deixa mais forte (+10 fichas e +1 ×mult por nível);</w:t>
       </w:r>
     </w:p>
@@ -2480,45 +1892,24 @@
         </w:numPr>
       </w:pPr>
       <w:r>
-        <w:rPr>
-          <w:lang w:val="pt-BR"/>
-        </w:rPr>
         <w:t xml:space="preserve">13 Coringas com efeitos que quebram regras; 8 chefões com regras caóticas (ex.:</w:t>
       </w:r>
       <w:r>
-        <w:rPr>
-          <w:lang w:val="pt-BR"/>
-        </w:rPr>
-        <w:t xml:space="preserve"> </w:t>
-      </w:r>
-      <w:r>
-        <w:rPr>
-          <w:lang w:val="pt-BR"/>
-        </w:rPr>
+        <w:t xml:space="preserve"> </w:t>
+      </w:r>
+      <w:r>
         <w:t xml:space="preserve">“Cor não vale como Cor”</w:t>
       </w:r>
       <w:r>
-        <w:rPr>
-          <w:lang w:val="pt-BR"/>
-        </w:rPr>
         <w:t xml:space="preserve">,</w:t>
       </w:r>
       <w:r>
-        <w:rPr>
-          <w:lang w:val="pt-BR"/>
-        </w:rPr>
-        <w:t xml:space="preserve"> </w:t>
-      </w:r>
-      <w:r>
-        <w:rPr>
-          <w:lang w:val="pt-BR"/>
-        </w:rPr>
+        <w:t xml:space="preserve"> </w:t>
+      </w:r>
+      <w:r>
         <w:t xml:space="preserve">“todas as cartas valem 10”</w:t>
       </w:r>
       <w:r>
-        <w:rPr>
-          <w:lang w:val="pt-BR"/>
-        </w:rPr>
         <w:t xml:space="preserve">);</w:t>
       </w:r>
     </w:p>
@@ -2531,9 +1922,6 @@
         </w:numPr>
       </w:pPr>
       <w:r>
-        <w:rPr>
-          <w:lang w:val="pt-BR"/>
-        </w:rPr>
         <w:t xml:space="preserve">Roleta do Caos com 6 prêmios possíveis; recordes e estatísticas salvos no aparelho.</w:t>
       </w:r>
     </w:p>
@@ -2552,9 +1940,6 @@
         <w:pStyle w:val="Heading2"/>
       </w:pPr>
       <w:r>
-        <w:rPr>
-          <w:lang w:val="pt-BR"/>
-        </w:rPr>
         <w:t xml:space="preserve">8. ETAPA 4 — PRIMEIRO TESTE</w:t>
       </w:r>
     </w:p>
@@ -2563,9 +1948,6 @@
         <w:pStyle w:val="FirstParagraph"/>
       </w:pPr>
       <w:r>
-        <w:rPr>
-          <w:lang w:val="pt-BR"/>
-        </w:rPr>
         <w:t xml:space="preserve">Tabela de testes preenchida após o desenvolvimento (testes manuais no navegador + verificação automatizada com jsdom):</w:t>
       </w:r>
     </w:p>
@@ -2592,9 +1974,6 @@
               <w:pStyle w:val="Compact"/>
             </w:pPr>
             <w:r>
-              <w:rPr>
-                <w:lang w:val="pt-BR"/>
-              </w:rPr>
               <w:t xml:space="preserve">Teste</w:t>
             </w:r>
           </w:p>
@@ -2606,9 +1985,6 @@
               <w:pStyle w:val="Compact"/>
             </w:pPr>
             <w:r>
-              <w:rPr>
-                <w:lang w:val="pt-BR"/>
-              </w:rPr>
               <w:t xml:space="preserve">Funcionou?</w:t>
             </w:r>
           </w:p>
@@ -2620,9 +1996,6 @@
               <w:pStyle w:val="Compact"/>
             </w:pPr>
             <w:r>
-              <w:rPr>
-                <w:lang w:val="pt-BR"/>
-              </w:rPr>
               <w:t xml:space="preserve">Observação</w:t>
             </w:r>
           </w:p>
@@ -2636,9 +2009,6 @@
               <w:pStyle w:val="Compact"/>
             </w:pPr>
             <w:r>
-              <w:rPr>
-                <w:lang w:val="pt-BR"/>
-              </w:rPr>
               <w:t xml:space="preserve">O aplicativo abriu corretamente?</w:t>
             </w:r>
           </w:p>
@@ -2653,7 +2023,6 @@
               <w:rPr>
                 <w:b/>
                 <w:bCs/>
-                <w:lang w:val="pt-BR"/>
               </w:rPr>
               <w:t xml:space="preserve">Sim</w:t>
             </w:r>
@@ -2666,22 +2035,15 @@
               <w:pStyle w:val="Compact"/>
             </w:pPr>
             <w:r>
-              <w:rPr>
-                <w:lang w:val="pt-BR"/>
-              </w:rPr>
               <w:t xml:space="preserve">Abre direto no navegador (</w:t>
             </w:r>
             <w:r>
               <w:rPr>
                 <w:rStyle w:val="VerbatimChar"/>
-                <w:lang w:val="pt-BR"/>
               </w:rPr>
               <w:t xml:space="preserve">index.html</w:t>
             </w:r>
             <w:r>
-              <w:rPr>
-                <w:lang w:val="pt-BR"/>
-              </w:rPr>
               <w:t xml:space="preserve">) e no WebView do APK</w:t>
             </w:r>
           </w:p>
@@ -2695,9 +2057,6 @@
               <w:pStyle w:val="Compact"/>
             </w:pPr>
             <w:r>
-              <w:rPr>
-                <w:lang w:val="pt-BR"/>
-              </w:rPr>
               <w:t xml:space="preserve">O título aparece corretamente?</w:t>
             </w:r>
           </w:p>
@@ -2712,7 +2071,6 @@
               <w:rPr>
                 <w:b/>
                 <w:bCs/>
-                <w:lang w:val="pt-BR"/>
               </w:rPr>
               <w:t xml:space="preserve">Sim</w:t>
             </w:r>
@@ -2725,21 +2083,12 @@
               <w:pStyle w:val="Compact"/>
             </w:pPr>
             <w:r>
-              <w:rPr>
-                <w:lang w:val="pt-BR"/>
-              </w:rPr>
               <w:t xml:space="preserve">“Pôquer do Caos”</w:t>
             </w:r>
             <w:r>
-              <w:rPr>
-                <w:lang w:val="pt-BR"/>
-              </w:rPr>
               <w:t xml:space="preserve"> </w:t>
             </w:r>
             <w:r>
-              <w:rPr>
-                <w:lang w:val="pt-BR"/>
-              </w:rPr>
               <w:t xml:space="preserve">com estilo neon-dourado</w:t>
             </w:r>
           </w:p>
@@ -2753,9 +2102,6 @@
               <w:pStyle w:val="Compact"/>
             </w:pPr>
             <w:r>
-              <w:rPr>
-                <w:lang w:val="pt-BR"/>
-              </w:rPr>
               <w:t xml:space="preserve">Os textos estão em português?</w:t>
             </w:r>
           </w:p>
@@ -2770,7 +2116,6 @@
               <w:rPr>
                 <w:b/>
                 <w:bCs/>
-                <w:lang w:val="pt-BR"/>
               </w:rPr>
               <w:t xml:space="preserve">Sim</w:t>
             </w:r>
@@ -2783,45 +2128,24 @@
               <w:pStyle w:val="Compact"/>
             </w:pPr>
             <w:r>
-              <w:rPr>
-                <w:lang w:val="pt-BR"/>
-              </w:rPr>
               <w:t xml:space="preserve">Revisão geral; encontrou e corrigiu o naipe</w:t>
             </w:r>
             <w:r>
-              <w:rPr>
-                <w:lang w:val="pt-BR"/>
-              </w:rPr>
               <w:t xml:space="preserve"> </w:t>
             </w:r>
             <w:r>
-              <w:rPr>
-                <w:lang w:val="pt-BR"/>
-              </w:rPr>
               <w:t xml:space="preserve">“Paus”</w:t>
             </w:r>
             <w:r>
-              <w:rPr>
-                <w:lang w:val="pt-BR"/>
-              </w:rPr>
               <w:t xml:space="preserve"> </w:t>
             </w:r>
             <w:r>
-              <w:rPr>
-                <w:lang w:val="pt-BR"/>
-              </w:rPr>
               <w:t xml:space="preserve">→</w:t>
             </w:r>
             <w:r>
-              <w:rPr>
-                <w:lang w:val="pt-BR"/>
-              </w:rPr>
               <w:t xml:space="preserve"> </w:t>
             </w:r>
             <w:r>
-              <w:rPr>
-                <w:lang w:val="pt-BR"/>
-              </w:rPr>
               <w:t xml:space="preserve">“Espadas”</w:t>
             </w:r>
           </w:p>
@@ -2835,9 +2159,6 @@
               <w:pStyle w:val="Compact"/>
             </w:pPr>
             <w:r>
-              <w:rPr>
-                <w:lang w:val="pt-BR"/>
-              </w:rPr>
               <w:t xml:space="preserve">O campo de entrada funciona?</w:t>
             </w:r>
           </w:p>
@@ -2852,7 +2173,6 @@
               <w:rPr>
                 <w:b/>
                 <w:bCs/>
-                <w:lang w:val="pt-BR"/>
               </w:rPr>
               <w:t xml:space="preserve">Sim</w:t>
             </w:r>
@@ -2865,9 +2185,6 @@
               <w:pStyle w:val="Compact"/>
             </w:pPr>
             <w:r>
-              <w:rPr>
-                <w:lang w:val="pt-BR"/>
-              </w:rPr>
               <w:t xml:space="preserve">Nome digitado aparece na barra do jogo e da loja</w:t>
             </w:r>
           </w:p>
@@ -2881,9 +2198,6 @@
               <w:pStyle w:val="Compact"/>
             </w:pPr>
             <w:r>
-              <w:rPr>
-                <w:lang w:val="pt-BR"/>
-              </w:rPr>
               <w:t xml:space="preserve">O botão aparece corretamente?</w:t>
             </w:r>
           </w:p>
@@ -2898,7 +2212,6 @@
               <w:rPr>
                 <w:b/>
                 <w:bCs/>
-                <w:lang w:val="pt-BR"/>
               </w:rPr>
               <w:t xml:space="preserve">Sim</w:t>
             </w:r>
@@ -2911,9 +2224,6 @@
               <w:pStyle w:val="Compact"/>
             </w:pPr>
             <w:r>
-              <w:rPr>
-                <w:lang w:val="pt-BR"/>
-              </w:rPr>
               <w:t xml:space="preserve">Ficam desabilitados quando a ação não é possível (ex.: sem cartas selecionadas)</w:t>
             </w:r>
           </w:p>
@@ -2927,9 +2237,6 @@
               <w:pStyle w:val="Compact"/>
             </w:pPr>
             <w:r>
-              <w:rPr>
-                <w:lang w:val="pt-BR"/>
-              </w:rPr>
               <w:t xml:space="preserve">O botão executa a ação esperada?</w:t>
             </w:r>
           </w:p>
@@ -2944,7 +2251,6 @@
               <w:rPr>
                 <w:b/>
                 <w:bCs/>
-                <w:lang w:val="pt-BR"/>
               </w:rPr>
               <w:t xml:space="preserve">Sim</w:t>
             </w:r>
@@ -2957,9 +2263,6 @@
               <w:pStyle w:val="Compact"/>
             </w:pPr>
             <w:r>
-              <w:rPr>
-                <w:lang w:val="pt-BR"/>
-              </w:rPr>
               <w:t xml:space="preserve">Mão avaliada, pontos somados, cartas repostas do baralho</w:t>
             </w:r>
           </w:p>
@@ -2973,9 +2276,6 @@
               <w:pStyle w:val="Compact"/>
             </w:pPr>
             <w:r>
-              <w:rPr>
-                <w:lang w:val="pt-BR"/>
-              </w:rPr>
               <w:t xml:space="preserve">O resultado aparece corretamente?</w:t>
             </w:r>
           </w:p>
@@ -2990,7 +2290,6 @@
               <w:rPr>
                 <w:b/>
                 <w:bCs/>
-                <w:lang w:val="pt-BR"/>
               </w:rPr>
               <w:t xml:space="preserve">Sim</w:t>
             </w:r>
@@ -3003,9 +2302,6 @@
               <w:pStyle w:val="Compact"/>
             </w:pPr>
             <w:r>
-              <w:rPr>
-                <w:lang w:val="pt-BR"/>
-              </w:rPr>
               <w:t xml:space="preserve">Janela mostra fichas × mult detalhados; barra de progresso do chefão atualiza</w:t>
             </w:r>
           </w:p>
@@ -3019,9 +2315,6 @@
               <w:pStyle w:val="Compact"/>
             </w:pPr>
             <w:r>
-              <w:rPr>
-                <w:lang w:val="pt-BR"/>
-              </w:rPr>
               <w:t xml:space="preserve">A animação funciona?</w:t>
             </w:r>
           </w:p>
@@ -3036,7 +2329,6 @@
               <w:rPr>
                 <w:b/>
                 <w:bCs/>
-                <w:lang w:val="pt-BR"/>
               </w:rPr>
               <w:t xml:space="preserve">Sim</w:t>
             </w:r>
@@ -3049,33 +2341,18 @@
               <w:pStyle w:val="Compact"/>
             </w:pPr>
             <w:r>
-              <w:rPr>
-                <w:lang w:val="pt-BR"/>
-              </w:rPr>
               <w:t xml:space="preserve">Cascata das cartas,</w:t>
             </w:r>
             <w:r>
-              <w:rPr>
-                <w:lang w:val="pt-BR"/>
-              </w:rPr>
               <w:t xml:space="preserve"> </w:t>
             </w:r>
             <w:r>
-              <w:rPr>
-                <w:lang w:val="pt-BR"/>
-              </w:rPr>
               <w:t xml:space="preserve">“pop”</w:t>
             </w:r>
             <w:r>
-              <w:rPr>
-                <w:lang w:val="pt-BR"/>
-              </w:rPr>
               <w:t xml:space="preserve"> </w:t>
             </w:r>
             <w:r>
-              <w:rPr>
-                <w:lang w:val="pt-BR"/>
-              </w:rPr>
               <w:t xml:space="preserve">da pontuação, tremor de tela na vitória, confete final</w:t>
             </w:r>
           </w:p>
@@ -3089,9 +2366,6 @@
               <w:pStyle w:val="Compact"/>
             </w:pPr>
             <w:r>
-              <w:rPr>
-                <w:lang w:val="pt-BR"/>
-              </w:rPr>
               <w:t xml:space="preserve">A aplicação está organizada visualmente?</w:t>
             </w:r>
           </w:p>
@@ -3106,7 +2380,6 @@
               <w:rPr>
                 <w:b/>
                 <w:bCs/>
-                <w:lang w:val="pt-BR"/>
               </w:rPr>
               <w:t xml:space="preserve">Sim</w:t>
             </w:r>
@@ -3119,9 +2392,6 @@
               <w:pStyle w:val="Compact"/>
             </w:pPr>
             <w:r>
-              <w:rPr>
-                <w:lang w:val="pt-BR"/>
-              </w:rPr>
               <w:t xml:space="preserve">Tema boteco coerente; testado também em tela estreita (celular)</w:t>
             </w:r>
           </w:p>
@@ -3135,9 +2405,6 @@
               <w:pStyle w:val="Compact"/>
             </w:pPr>
             <w:r>
-              <w:rPr>
-                <w:lang w:val="pt-BR"/>
-              </w:rPr>
               <w:t xml:space="preserve">A aplicação funciona em diferentes tamanhos de tela?</w:t>
             </w:r>
           </w:p>
@@ -3152,7 +2419,6 @@
               <w:rPr>
                 <w:b/>
                 <w:bCs/>
-                <w:lang w:val="pt-BR"/>
               </w:rPr>
               <w:t xml:space="preserve">Sim</w:t>
             </w:r>
@@ -3165,28 +2431,18 @@
               <w:pStyle w:val="Compact"/>
             </w:pPr>
             <w:r>
-              <w:rPr>
-                <w:lang w:val="pt-BR"/>
-              </w:rPr>
               <w:t xml:space="preserve">Layout fluido com</w:t>
             </w:r>
             <w:r>
-              <w:rPr>
-                <w:lang w:val="pt-BR"/>
-              </w:rPr>
               <w:t xml:space="preserve"> </w:t>
             </w:r>
             <w:r>
               <w:rPr>
                 <w:rStyle w:val="VerbatimChar"/>
-                <w:lang w:val="pt-BR"/>
               </w:rPr>
               <w:t xml:space="preserve">clamp()</w:t>
             </w:r>
             <w:r>
-              <w:rPr>
-                <w:lang w:val="pt-BR"/>
-              </w:rPr>
               <w:t xml:space="preserve">; testado redimensionando a janela de 360 px a desktop</w:t>
             </w:r>
           </w:p>
@@ -3201,114 +2457,68 @@
         <w:rPr>
           <w:b/>
           <w:bCs/>
-          <w:lang w:val="pt-BR"/>
         </w:rPr>
         <w:t xml:space="preserve">Verificações automatizadas extras</w:t>
       </w:r>
       <w:r>
-        <w:rPr>
-          <w:lang w:val="pt-BR"/>
-        </w:rPr>
-        <w:t xml:space="preserve"> </w:t>
-      </w:r>
-      <w:r>
-        <w:rPr>
-          <w:lang w:val="pt-BR"/>
-        </w:rPr>
+        <w:t xml:space="preserve"> </w:t>
+      </w:r>
+      <w:r>
         <w:t xml:space="preserve">(não exigidas pelo roteiro, feitas como apoio):</w:t>
       </w:r>
       <w:r>
-        <w:rPr>
-          <w:lang w:val="pt-BR"/>
-        </w:rPr>
-        <w:t xml:space="preserve"> </w:t>
-      </w:r>
-      <w:r>
-        <w:rPr>
-          <w:lang w:val="pt-BR"/>
-        </w:rPr>
+        <w:t xml:space="preserve"> </w:t>
+      </w:r>
+      <w:r>
         <w:t xml:space="preserve">-</w:t>
       </w:r>
       <w:r>
-        <w:rPr>
-          <w:lang w:val="pt-BR"/>
-        </w:rPr>
         <w:t xml:space="preserve"> </w:t>
       </w:r>
       <w:r>
         <w:rPr>
           <w:rStyle w:val="VerbatimChar"/>
-          <w:lang w:val="pt-BR"/>
         </w:rPr>
         <w:t xml:space="preserve">npm test</w:t>
       </w:r>
       <w:r>
-        <w:rPr>
-          <w:lang w:val="pt-BR"/>
-        </w:rPr>
-        <w:t xml:space="preserve"> </w:t>
-      </w:r>
-      <w:r>
-        <w:rPr>
-          <w:lang w:val="pt-BR"/>
-        </w:rPr>
+        <w:t xml:space="preserve"> </w:t>
+      </w:r>
+      <w:r>
         <w:t xml:space="preserve">→ 32 testes da lógica + verificação de IDs + 17 verificações de interface simulada:</w:t>
       </w:r>
       <w:r>
-        <w:rPr>
-          <w:lang w:val="pt-BR"/>
-        </w:rPr>
-        <w:t xml:space="preserve"> </w:t>
-      </w:r>
-      <w:r>
-        <w:rPr>
-          <w:b/>
-          <w:bCs/>
-          <w:lang w:val="pt-BR"/>
+        <w:t xml:space="preserve"> </w:t>
+      </w:r>
+      <w:r>
+        <w:rPr>
+          <w:b/>
+          <w:bCs/>
         </w:rPr>
         <w:t xml:space="preserve">todos passaram</w:t>
       </w:r>
       <w:r>
-        <w:rPr>
-          <w:lang w:val="pt-BR"/>
-        </w:rPr>
         <w:t xml:space="preserve">;</w:t>
       </w:r>
       <w:r>
-        <w:rPr>
-          <w:lang w:val="pt-BR"/>
-        </w:rPr>
-        <w:t xml:space="preserve"> </w:t>
-      </w:r>
-      <w:r>
-        <w:rPr>
-          <w:lang w:val="pt-BR"/>
-        </w:rPr>
+        <w:t xml:space="preserve"> </w:t>
+      </w:r>
+      <w:r>
         <w:t xml:space="preserve">-</w:t>
       </w:r>
       <w:r>
-        <w:rPr>
-          <w:lang w:val="pt-BR"/>
-        </w:rPr>
         <w:t xml:space="preserve"> </w:t>
       </w:r>
       <w:r>
         <w:rPr>
           <w:rStyle w:val="VerbatimChar"/>
-          <w:lang w:val="pt-BR"/>
         </w:rPr>
         <w:t xml:space="preserve">npm run simular</w:t>
       </w:r>
       <w:r>
-        <w:rPr>
-          <w:lang w:val="pt-BR"/>
-        </w:rPr>
-        <w:t xml:space="preserve"> </w:t>
-      </w:r>
-      <w:r>
-        <w:rPr>
-          <w:lang w:val="pt-BR"/>
-        </w:rPr>
+        <w:t xml:space="preserve"> </w:t>
+      </w:r>
+      <w:r>
         <w:t xml:space="preserve">→ 200 partidas simuladas aleatórias para checar o equilíbrio dos alvos dos chefões.</w:t>
       </w:r>
     </w:p>
@@ -3319,9 +2529,6 @@
         <w:pStyle w:val="Heading2"/>
       </w:pPr>
       <w:r>
-        <w:rPr>
-          <w:lang w:val="pt-BR"/>
-        </w:rPr>
         <w:t xml:space="preserve">9. ETAPA 5 — IDENTIFICANDO PROBLEMAS</w:t>
       </w:r>
     </w:p>
@@ -3333,20 +2540,13 @@
         <w:rPr>
           <w:b/>
           <w:bCs/>
-          <w:lang w:val="pt-BR"/>
         </w:rPr>
         <w:t xml:space="preserve">Problema encontrado:</w:t>
       </w:r>
       <w:r>
-        <w:rPr>
-          <w:lang w:val="pt-BR"/>
-        </w:rPr>
-        <w:t xml:space="preserve"> </w:t>
-      </w:r>
-      <w:r>
-        <w:rPr>
-          <w:lang w:val="pt-BR"/>
-        </w:rPr>
+        <w:t xml:space="preserve"> </w:t>
+      </w:r>
+      <w:r>
         <w:t xml:space="preserve">a barra de progresso do chefão não aparecia na tela.</w:t>
       </w:r>
     </w:p>
@@ -3358,20 +2558,13 @@
         <w:rPr>
           <w:b/>
           <w:bCs/>
-          <w:lang w:val="pt-BR"/>
         </w:rPr>
         <w:t xml:space="preserve">O que deveria acontecer?</w:t>
       </w:r>
       <w:r>
-        <w:rPr>
-          <w:lang w:val="pt-BR"/>
-        </w:rPr>
-        <w:t xml:space="preserve"> </w:t>
-      </w:r>
-      <w:r>
-        <w:rPr>
-          <w:lang w:val="pt-BR"/>
-        </w:rPr>
+        <w:t xml:space="preserve"> </w:t>
+      </w:r>
+      <w:r>
         <w:t xml:space="preserve">A barra deveria encher (em cor dourada) conforme os pontos se aproximam do alvo do chefão, e ficar cheia/destacada quando o alvo é alcançado.</w:t>
       </w:r>
     </w:p>
@@ -3383,72 +2576,47 @@
         <w:rPr>
           <w:b/>
           <w:bCs/>
-          <w:lang w:val="pt-BR"/>
         </w:rPr>
         <w:t xml:space="preserve">O que realmente aconteceu?</w:t>
       </w:r>
       <w:r>
-        <w:rPr>
-          <w:lang w:val="pt-BR"/>
-        </w:rPr>
-        <w:t xml:space="preserve"> </w:t>
-      </w:r>
-      <w:r>
-        <w:rPr>
-          <w:lang w:val="pt-BR"/>
-        </w:rPr>
+        <w:t xml:space="preserve"> </w:t>
+      </w:r>
+      <w:r>
         <w:t xml:space="preserve">O JavaScript atualizava a largura da barra (</w:t>
       </w:r>
       <w:r>
         <w:rPr>
           <w:rStyle w:val="VerbatimChar"/>
-          <w:lang w:val="pt-BR"/>
         </w:rPr>
         <w:t xml:space="preserve">barra.style.width = taxa + '%'</w:t>
       </w:r>
       <w:r>
-        <w:rPr>
-          <w:lang w:val="pt-BR"/>
-        </w:rPr>
         <w:t xml:space="preserve">), mas nenhum preenchimento aparecia — a barra ficava sempre invisível. Causa: no HTML, o elemento interno da barra foi criado</w:t>
       </w:r>
       <w:r>
-        <w:rPr>
-          <w:lang w:val="pt-BR"/>
-        </w:rPr>
-        <w:t xml:space="preserve"> </w:t>
-      </w:r>
-      <w:r>
-        <w:rPr>
-          <w:b/>
-          <w:bCs/>
-          <w:lang w:val="pt-BR"/>
+        <w:t xml:space="preserve"> </w:t>
+      </w:r>
+      <w:r>
+        <w:rPr>
+          <w:b/>
+          <w:bCs/>
         </w:rPr>
         <w:t xml:space="preserve">sem a classe CSS</w:t>
       </w:r>
       <w:r>
-        <w:rPr>
-          <w:lang w:val="pt-BR"/>
-        </w:rPr>
-        <w:t xml:space="preserve"> </w:t>
-      </w:r>
-      <w:r>
-        <w:rPr>
-          <w:lang w:val="pt-BR"/>
-        </w:rPr>
+        <w:t xml:space="preserve"> </w:t>
+      </w:r>
+      <w:r>
         <w:t xml:space="preserve">que dá cor e preenchimento (</w:t>
       </w:r>
       <w:r>
         <w:rPr>
           <w:rStyle w:val="VerbatimChar"/>
-          <w:lang w:val="pt-BR"/>
         </w:rPr>
         <w:t xml:space="preserve">relleno</w:t>
       </w:r>
       <w:r>
-        <w:rPr>
-          <w:lang w:val="pt-BR"/>
-        </w:rPr>
         <w:t xml:space="preserve">), então tinha largura mas nenhuma aparência.</w:t>
       </w:r>
     </w:p>
@@ -3460,7 +2628,6 @@
         <w:rPr>
           <w:i/>
           <w:iCs/>
-          <w:lang w:val="pt-BR"/>
         </w:rPr>
         <w:t xml:space="preserve">(Problema secundário encontrado na revisão de textos: o naipe ♠ estava com o nome</w:t>
       </w:r>
@@ -3468,7 +2635,6 @@
         <w:rPr>
           <w:i/>
           <w:iCs/>
-          <w:lang w:val="pt-BR"/>
         </w:rPr>
         <w:t xml:space="preserve"> </w:t>
       </w:r>
@@ -3476,7 +2642,6 @@
         <w:rPr>
           <w:i/>
           <w:iCs/>
-          <w:lang w:val="pt-BR"/>
         </w:rPr>
         <w:t xml:space="preserve">“Paus”</w:t>
       </w:r>
@@ -3484,7 +2649,6 @@
         <w:rPr>
           <w:i/>
           <w:iCs/>
-          <w:lang w:val="pt-BR"/>
         </w:rPr>
         <w:t xml:space="preserve">, mas no baralho em português ♠ é</w:t>
       </w:r>
@@ -3492,7 +2656,6 @@
         <w:rPr>
           <w:i/>
           <w:iCs/>
-          <w:lang w:val="pt-BR"/>
         </w:rPr>
         <w:t xml:space="preserve"> </w:t>
       </w:r>
@@ -3500,7 +2663,6 @@
         <w:rPr>
           <w:i/>
           <w:iCs/>
-          <w:lang w:val="pt-BR"/>
         </w:rPr>
         <w:t xml:space="preserve">“Espadas”</w:t>
       </w:r>
@@ -3508,7 +2670,6 @@
         <w:rPr>
           <w:i/>
           <w:iCs/>
-          <w:lang w:val="pt-BR"/>
         </w:rPr>
         <w:t xml:space="preserve"> </w:t>
       </w:r>
@@ -3516,7 +2677,6 @@
         <w:rPr>
           <w:i/>
           <w:iCs/>
-          <w:lang w:val="pt-BR"/>
         </w:rPr>
         <w:t xml:space="preserve">— Paus é ♣. Isso confundiria quem conhece baralho.)</w:t>
       </w:r>
@@ -3528,9 +2688,6 @@
         <w:pStyle w:val="Heading2"/>
       </w:pPr>
       <w:r>
-        <w:rPr>
-          <w:lang w:val="pt-BR"/>
-        </w:rPr>
         <w:t xml:space="preserve">10. ETAPA 6 — CORREÇÃO</w:t>
       </w:r>
     </w:p>
@@ -3542,46 +2699,29 @@
         <w:rPr>
           <w:b/>
           <w:bCs/>
-          <w:lang w:val="pt-BR"/>
         </w:rPr>
         <w:t xml:space="preserve">Problema corrigido?</w:t>
       </w:r>
       <w:r>
-        <w:rPr>
-          <w:lang w:val="pt-BR"/>
-        </w:rPr>
-        <w:t xml:space="preserve"> </w:t>
-      </w:r>
-      <w:r>
-        <w:rPr>
-          <w:lang w:val="pt-BR"/>
-        </w:rPr>
+        <w:t xml:space="preserve"> </w:t>
+      </w:r>
+      <w:r>
         <w:t xml:space="preserve">(</w:t>
       </w:r>
       <w:r>
-        <w:rPr>
-          <w:lang w:val="pt-BR"/>
-        </w:rPr>
-        <w:t xml:space="preserve"> </w:t>
-      </w:r>
-      <w:r>
-        <w:rPr>
-          <w:b/>
-          <w:bCs/>
-          <w:lang w:val="pt-BR"/>
+        <w:t xml:space="preserve"> </w:t>
+      </w:r>
+      <w:r>
+        <w:rPr>
+          <w:b/>
+          <w:bCs/>
         </w:rPr>
         <w:t xml:space="preserve">X</w:t>
       </w:r>
       <w:r>
-        <w:rPr>
-          <w:lang w:val="pt-BR"/>
-        </w:rPr>
-        <w:t xml:space="preserve"> </w:t>
-      </w:r>
-      <w:r>
-        <w:rPr>
-          <w:lang w:val="pt-BR"/>
-        </w:rPr>
+        <w:t xml:space="preserve"> </w:t>
+      </w:r>
+      <w:r>
         <w:t xml:space="preserve">) Sim ( ) Não</w:t>
       </w:r>
     </w:p>
@@ -3593,7 +2733,6 @@
         <w:rPr>
           <w:b/>
           <w:bCs/>
-          <w:lang w:val="pt-BR"/>
         </w:rPr>
         <w:t xml:space="preserve">O que foi alterado?</w:t>
       </w:r>
@@ -3607,34 +2746,21 @@
         </w:numPr>
       </w:pPr>
       <w:r>
-        <w:rPr>
-          <w:lang w:val="pt-BR"/>
-        </w:rPr>
         <w:t xml:space="preserve">Adicionada a classe que faltava no HTML:</w:t>
       </w:r>
       <w:r>
-        <w:rPr>
-          <w:lang w:val="pt-BR"/>
-        </w:rPr>
         <w:t xml:space="preserve"> </w:t>
       </w:r>
       <w:r>
         <w:rPr>
           <w:rStyle w:val="VerbatimChar"/>
-          <w:lang w:val="pt-BR"/>
         </w:rPr>
         <w:t xml:space="preserve">&lt;div id="barra-progresso" class="relleno"&gt;&lt;/div&gt;</w:t>
       </w:r>
       <w:r>
-        <w:rPr>
-          <w:lang w:val="pt-BR"/>
-        </w:rPr>
-        <w:t xml:space="preserve"> </w:t>
-      </w:r>
-      <w:r>
-        <w:rPr>
-          <w:lang w:val="pt-BR"/>
-        </w:rPr>
+        <w:t xml:space="preserve"> </w:t>
+      </w:r>
+      <w:r>
         <w:t xml:space="preserve">— agora a largura alterada pelo JavaScript tem cor e altura visíveis;</w:t>
       </w:r>
     </w:p>
@@ -3647,57 +2773,30 @@
         </w:numPr>
       </w:pPr>
       <w:r>
-        <w:rPr>
-          <w:lang w:val="pt-BR"/>
-        </w:rPr>
         <w:t xml:space="preserve">Corrigida a nomenclatura do naipe ♠ de</w:t>
       </w:r>
       <w:r>
-        <w:rPr>
-          <w:lang w:val="pt-BR"/>
-        </w:rPr>
-        <w:t xml:space="preserve"> </w:t>
-      </w:r>
-      <w:r>
-        <w:rPr>
-          <w:lang w:val="pt-BR"/>
-        </w:rPr>
+        <w:t xml:space="preserve"> </w:t>
+      </w:r>
+      <w:r>
         <w:t xml:space="preserve">“Paus”</w:t>
       </w:r>
       <w:r>
-        <w:rPr>
-          <w:lang w:val="pt-BR"/>
-        </w:rPr>
-        <w:t xml:space="preserve"> </w:t>
-      </w:r>
-      <w:r>
-        <w:rPr>
-          <w:lang w:val="pt-BR"/>
-        </w:rPr>
+        <w:t xml:space="preserve"> </w:t>
+      </w:r>
+      <w:r>
         <w:t xml:space="preserve">para</w:t>
       </w:r>
       <w:r>
-        <w:rPr>
-          <w:lang w:val="pt-BR"/>
-        </w:rPr>
-        <w:t xml:space="preserve"> </w:t>
-      </w:r>
-      <w:r>
-        <w:rPr>
-          <w:lang w:val="pt-BR"/>
-        </w:rPr>
+        <w:t xml:space="preserve"> </w:t>
+      </w:r>
+      <w:r>
         <w:t xml:space="preserve">“Espadas”</w:t>
       </w:r>
       <w:r>
-        <w:rPr>
-          <w:lang w:val="pt-BR"/>
-        </w:rPr>
-        <w:t xml:space="preserve"> </w:t>
-      </w:r>
-      <w:r>
-        <w:rPr>
-          <w:lang w:val="pt-BR"/>
-        </w:rPr>
+        <w:t xml:space="preserve"> </w:t>
+      </w:r>
+      <w:r>
         <w:t xml:space="preserve">na lista de naipes e na descrição do Coringa Meteoro;</w:t>
       </w:r>
     </w:p>
@@ -3710,34 +2809,21 @@
         </w:numPr>
       </w:pPr>
       <w:r>
-        <w:rPr>
-          <w:lang w:val="pt-BR"/>
-        </w:rPr>
         <w:t xml:space="preserve">(Extras do build) Ajustado o</w:t>
       </w:r>
       <w:r>
-        <w:rPr>
-          <w:lang w:val="pt-BR"/>
-        </w:rPr>
         <w:t xml:space="preserve"> </w:t>
       </w:r>
       <w:r>
         <w:rPr>
           <w:rStyle w:val="VerbatimChar"/>
-          <w:lang w:val="pt-BR"/>
         </w:rPr>
         <w:t xml:space="preserve">.gitignore</w:t>
       </w:r>
       <w:r>
-        <w:rPr>
-          <w:lang w:val="pt-BR"/>
-        </w:rPr>
-        <w:t xml:space="preserve"> </w:t>
-      </w:r>
-      <w:r>
-        <w:rPr>
-          <w:lang w:val="pt-BR"/>
-        </w:rPr>
+        <w:t xml:space="preserve"> </w:t>
+      </w:r>
+      <w:r>
         <w:t xml:space="preserve">para o projeto Android com os ícones personalizados poder subir ao GitHub, e removido do workflow do GitHub Actions um passo que falharia quando a pasta já existe.</w:t>
       </w:r>
     </w:p>
@@ -3749,46 +2835,29 @@
         <w:rPr>
           <w:b/>
           <w:bCs/>
-          <w:lang w:val="pt-BR"/>
         </w:rPr>
         <w:t xml:space="preserve">O problema foi resolvido?</w:t>
       </w:r>
       <w:r>
-        <w:rPr>
-          <w:lang w:val="pt-BR"/>
-        </w:rPr>
-        <w:t xml:space="preserve"> </w:t>
-      </w:r>
-      <w:r>
-        <w:rPr>
-          <w:lang w:val="pt-BR"/>
-        </w:rPr>
+        <w:t xml:space="preserve"> </w:t>
+      </w:r>
+      <w:r>
         <w:t xml:space="preserve">(</w:t>
       </w:r>
       <w:r>
-        <w:rPr>
-          <w:lang w:val="pt-BR"/>
-        </w:rPr>
-        <w:t xml:space="preserve"> </w:t>
-      </w:r>
-      <w:r>
-        <w:rPr>
-          <w:b/>
-          <w:bCs/>
-          <w:lang w:val="pt-BR"/>
+        <w:t xml:space="preserve"> </w:t>
+      </w:r>
+      <w:r>
+        <w:rPr>
+          <w:b/>
+          <w:bCs/>
         </w:rPr>
         <w:t xml:space="preserve">X</w:t>
       </w:r>
       <w:r>
-        <w:rPr>
-          <w:lang w:val="pt-BR"/>
-        </w:rPr>
-        <w:t xml:space="preserve"> </w:t>
-      </w:r>
-      <w:r>
-        <w:rPr>
-          <w:lang w:val="pt-BR"/>
-        </w:rPr>
+        <w:t xml:space="preserve"> </w:t>
+      </w:r>
+      <w:r>
         <w:t xml:space="preserve">) Sim ( ) Não</w:t>
       </w:r>
     </w:p>
@@ -3797,55 +2866,35 @@
         <w:pStyle w:val="BodyText"/>
       </w:pPr>
       <w:r>
-        <w:rPr>
-          <w:lang w:val="pt-BR"/>
-        </w:rPr>
         <w:t xml:space="preserve">Comprovação: a verificação automatizada de interface foi</w:t>
       </w:r>
       <w:r>
-        <w:rPr>
-          <w:lang w:val="pt-BR"/>
-        </w:rPr>
-        <w:t xml:space="preserve"> </w:t>
-      </w:r>
-      <w:r>
-        <w:rPr>
-          <w:b/>
-          <w:bCs/>
-          <w:lang w:val="pt-BR"/>
+        <w:t xml:space="preserve"> </w:t>
+      </w:r>
+      <w:r>
+        <w:rPr>
+          <w:b/>
+          <w:bCs/>
         </w:rPr>
         <w:t xml:space="preserve">atualizada para testar exatamente esse cenário</w:t>
       </w:r>
       <w:r>
-        <w:rPr>
-          <w:lang w:val="pt-BR"/>
-        </w:rPr>
-        <w:t xml:space="preserve"> </w:t>
-      </w:r>
-      <w:r>
-        <w:rPr>
-          <w:lang w:val="pt-BR"/>
-        </w:rPr>
+        <w:t xml:space="preserve"> </w:t>
+      </w:r>
+      <w:r>
         <w:t xml:space="preserve">(jogar uma mão que vence o chefão → fechar a janela de pontuação → conferir que a largura da barra é atualizada). Suíte completa reexecutada: 32 + 17 verificações,</w:t>
       </w:r>
       <w:r>
-        <w:rPr>
-          <w:lang w:val="pt-BR"/>
-        </w:rPr>
-        <w:t xml:space="preserve"> </w:t>
-      </w:r>
-      <w:r>
-        <w:rPr>
-          <w:b/>
-          <w:bCs/>
-          <w:lang w:val="pt-BR"/>
+        <w:t xml:space="preserve"> </w:t>
+      </w:r>
+      <w:r>
+        <w:rPr>
+          <w:b/>
+          <w:bCs/>
         </w:rPr>
         <w:t xml:space="preserve">0 falhas</w:t>
       </w:r>
       <w:r>
-        <w:rPr>
-          <w:lang w:val="pt-BR"/>
-        </w:rPr>
         <w:t xml:space="preserve">.</w:t>
       </w:r>
     </w:p>
@@ -3856,9 +2905,6 @@
         <w:pStyle w:val="Heading2"/>
       </w:pPr>
       <w:r>
-        <w:rPr>
-          <w:lang w:val="pt-BR"/>
-        </w:rPr>
         <w:t xml:space="preserve">11. ETAPA 7 — MELHORIA</w:t>
       </w:r>
     </w:p>
@@ -3867,21 +2913,12 @@
         <w:pStyle w:val="FirstParagraph"/>
       </w:pPr>
       <w:r>
-        <w:rPr>
-          <w:lang w:val="pt-BR"/>
-        </w:rPr>
         <w:t xml:space="preserve">Pergunta feita a si mesmo:</w:t>
       </w:r>
       <w:r>
-        <w:rPr>
-          <w:lang w:val="pt-BR"/>
-        </w:rPr>
-        <w:t xml:space="preserve"> </w:t>
-      </w:r>
-      <w:r>
-        <w:rPr>
-          <w:lang w:val="pt-BR"/>
-        </w:rPr>
+        <w:t xml:space="preserve"> </w:t>
+      </w:r>
+      <w:r>
         <w:t xml:space="preserve">“Se eu fosse um usuário, o que poderia ser melhor?”</w:t>
       </w:r>
     </w:p>
@@ -3893,46 +2930,29 @@
         <w:rPr>
           <w:b/>
           <w:bCs/>
-          <w:lang w:val="pt-BR"/>
         </w:rPr>
         <w:t xml:space="preserve">Minha melhoria será:</w:t>
       </w:r>
       <w:r>
-        <w:rPr>
-          <w:lang w:val="pt-BR"/>
-        </w:rPr>
-        <w:t xml:space="preserve"> </w:t>
-      </w:r>
-      <w:r>
-        <w:rPr>
-          <w:lang w:val="pt-BR"/>
-        </w:rPr>
+        <w:t xml:space="preserve"> </w:t>
+      </w:r>
+      <w:r>
         <w:t xml:space="preserve">um botão</w:t>
       </w:r>
       <w:r>
-        <w:rPr>
-          <w:lang w:val="pt-BR"/>
-        </w:rPr>
-        <w:t xml:space="preserve"> </w:t>
-      </w:r>
-      <w:r>
-        <w:rPr>
-          <w:b/>
-          <w:bCs/>
-          <w:lang w:val="pt-BR"/>
+        <w:t xml:space="preserve"> </w:t>
+      </w:r>
+      <w:r>
+        <w:rPr>
+          <w:b/>
+          <w:bCs/>
         </w:rPr>
         <w:t xml:space="preserve">🔤 ORDENAR</w:t>
       </w:r>
       <w:r>
-        <w:rPr>
-          <w:lang w:val="pt-BR"/>
-        </w:rPr>
-        <w:t xml:space="preserve"> </w:t>
-      </w:r>
-      <w:r>
-        <w:rPr>
-          <w:lang w:val="pt-BR"/>
-        </w:rPr>
+        <w:t xml:space="preserve"> </w:t>
+      </w:r>
+      <w:r>
         <w:t xml:space="preserve">que organiza as cartas da mão automaticamente — agrupa por naipe e ordena por valor dentro de cada naipe.</w:t>
       </w:r>
     </w:p>
@@ -3941,33 +2961,18 @@
         <w:pStyle w:val="BodyText"/>
       </w:pPr>
       <w:r>
-        <w:rPr>
-          <w:lang w:val="pt-BR"/>
-        </w:rPr>
         <w:t xml:space="preserve">Por quê: com 8 cartas na mão, é difícil enxergar sequências e cores espalhadas; ordenar deixa as combinações</w:t>
       </w:r>
       <w:r>
-        <w:rPr>
-          <w:lang w:val="pt-BR"/>
-        </w:rPr>
-        <w:t xml:space="preserve"> </w:t>
-      </w:r>
-      <w:r>
-        <w:rPr>
-          <w:lang w:val="pt-BR"/>
-        </w:rPr>
+        <w:t xml:space="preserve"> </w:t>
+      </w:r>
+      <w:r>
         <w:t xml:space="preserve">“saltarem aos olhos”</w:t>
       </w:r>
       <w:r>
-        <w:rPr>
-          <w:lang w:val="pt-BR"/>
-        </w:rPr>
-        <w:t xml:space="preserve"> </w:t>
-      </w:r>
-      <w:r>
-        <w:rPr>
-          <w:lang w:val="pt-BR"/>
-        </w:rPr>
+        <w:t xml:space="preserve"> </w:t>
+      </w:r>
+      <w:r>
         <w:t xml:space="preserve">e reduz erro de seleção, especialmente no celular.</w:t>
       </w:r>
     </w:p>
@@ -3979,70 +2984,43 @@
         <w:rPr>
           <w:b/>
           <w:bCs/>
-          <w:lang w:val="pt-BR"/>
         </w:rPr>
         <w:t xml:space="preserve">Como foi implementada:</w:t>
       </w:r>
       <w:r>
-        <w:rPr>
-          <w:lang w:val="pt-BR"/>
-        </w:rPr>
-        <w:t xml:space="preserve"> </w:t>
-      </w:r>
-      <w:r>
-        <w:rPr>
-          <w:lang w:val="pt-BR"/>
-        </w:rPr>
+        <w:t xml:space="preserve"> </w:t>
+      </w:r>
+      <w:r>
         <w:t xml:space="preserve">função</w:t>
       </w:r>
       <w:r>
-        <w:rPr>
-          <w:lang w:val="pt-BR"/>
-        </w:rPr>
         <w:t xml:space="preserve"> </w:t>
       </w:r>
       <w:r>
         <w:rPr>
           <w:rStyle w:val="VerbatimChar"/>
-          <w:lang w:val="pt-BR"/>
         </w:rPr>
         <w:t xml:space="preserve">ordenarMano()</w:t>
       </w:r>
       <w:r>
-        <w:rPr>
-          <w:lang w:val="pt-BR"/>
-        </w:rPr>
-        <w:t xml:space="preserve"> </w:t>
-      </w:r>
-      <w:r>
-        <w:rPr>
-          <w:lang w:val="pt-BR"/>
-        </w:rPr>
+        <w:t xml:space="preserve"> </w:t>
+      </w:r>
+      <w:r>
         <w:t xml:space="preserve">no</w:t>
       </w:r>
       <w:r>
-        <w:rPr>
-          <w:lang w:val="pt-BR"/>
-        </w:rPr>
         <w:t xml:space="preserve"> </w:t>
       </w:r>
       <w:r>
         <w:rPr>
           <w:rStyle w:val="VerbatimChar"/>
-          <w:lang w:val="pt-BR"/>
         </w:rPr>
         <w:t xml:space="preserve">script.js</w:t>
       </w:r>
       <w:r>
-        <w:rPr>
-          <w:lang w:val="pt-BR"/>
-        </w:rPr>
-        <w:t xml:space="preserve"> </w:t>
-      </w:r>
-      <w:r>
-        <w:rPr>
-          <w:lang w:val="pt-BR"/>
-        </w:rPr>
+        <w:t xml:space="preserve"> </w:t>
+      </w:r>
+      <w:r>
         <w:t xml:space="preserve">(ordena o vetor da mão por índice de naipe e valor, e re-renderiza com a animação de cascata), botão adicionado na seção de ações. Testado manualmente e revalidado pela suíte automatizada: as cartas ficam agrupadas por naipe em ordem crescente.</w:t>
       </w:r>
     </w:p>
@@ -4060,9 +3038,6 @@
         <w:pStyle w:val="Heading2"/>
       </w:pPr>
       <w:r>
-        <w:rPr>
-          <w:lang w:val="pt-BR"/>
-        </w:rPr>
         <w:t xml:space="preserve">12. DESAFIO EXTRA</w:t>
       </w:r>
     </w:p>
@@ -4074,209 +3049,126 @@
         <w:rPr>
           <w:b/>
           <w:bCs/>
-          <w:lang w:val="pt-BR"/>
         </w:rPr>
         <w:t xml:space="preserve">Minha funcionalidade extra:</w:t>
       </w:r>
       <w:r>
-        <w:rPr>
-          <w:lang w:val="pt-BR"/>
-        </w:rPr>
-        <w:t xml:space="preserve"> </w:t>
-      </w:r>
-      <w:r>
-        <w:rPr>
-          <w:lang w:val="pt-BR"/>
-        </w:rPr>
+        <w:t xml:space="preserve"> </w:t>
+      </w:r>
+      <w:r>
         <w:t xml:space="preserve">a</w:t>
       </w:r>
       <w:r>
-        <w:rPr>
-          <w:lang w:val="pt-BR"/>
-        </w:rPr>
-        <w:t xml:space="preserve"> </w:t>
-      </w:r>
-      <w:r>
-        <w:rPr>
-          <w:b/>
-          <w:bCs/>
-          <w:lang w:val="pt-BR"/>
+        <w:t xml:space="preserve"> </w:t>
+      </w:r>
+      <w:r>
+        <w:rPr>
+          <w:b/>
+          <w:bCs/>
         </w:rPr>
         <w:t xml:space="preserve">Roleta do Caos</w:t>
       </w:r>
       <w:r>
-        <w:rPr>
-          <w:lang w:val="pt-BR"/>
-        </w:rPr>
-        <w:t xml:space="preserve"> </w:t>
-      </w:r>
-      <w:r>
-        <w:rPr>
-          <w:lang w:val="pt-BR"/>
-        </w:rPr>
+        <w:t xml:space="preserve"> </w:t>
+      </w:r>
+      <w:r>
         <w:t xml:space="preserve">— após vencer cada chefão, o jogador gira uma roleta que premia um efeito aleatório entre seis possibilidades:</w:t>
       </w:r>
       <w:r>
-        <w:rPr>
-          <w:lang w:val="pt-BR"/>
-        </w:rPr>
         <w:t xml:space="preserve"> </w:t>
       </w:r>
       <w:r>
         <w:rPr>
           <w:rStyle w:val="VerbatimChar"/>
-          <w:lang w:val="pt-BR"/>
         </w:rPr>
         <w:t xml:space="preserve">+$8</w:t>
       </w:r>
       <w:r>
-        <w:rPr>
-          <w:lang w:val="pt-BR"/>
-        </w:rPr>
         <w:t xml:space="preserve">,</w:t>
       </w:r>
       <w:r>
-        <w:rPr>
-          <w:lang w:val="pt-BR"/>
-        </w:rPr>
         <w:t xml:space="preserve"> </w:t>
       </w:r>
       <w:r>
         <w:rPr>
           <w:rStyle w:val="VerbatimChar"/>
-          <w:lang w:val="pt-BR"/>
         </w:rPr>
         <w:t xml:space="preserve">+1 mão extra</w:t>
       </w:r>
       <w:r>
-        <w:rPr>
-          <w:lang w:val="pt-BR"/>
-        </w:rPr>
-        <w:t xml:space="preserve"> </w:t>
-      </w:r>
-      <w:r>
-        <w:rPr>
-          <w:lang w:val="pt-BR"/>
-        </w:rPr>
+        <w:t xml:space="preserve"> </w:t>
+      </w:r>
+      <w:r>
         <w:t xml:space="preserve">no próximo chefão,</w:t>
       </w:r>
       <w:r>
-        <w:rPr>
-          <w:lang w:val="pt-BR"/>
-        </w:rPr>
         <w:t xml:space="preserve"> </w:t>
       </w:r>
       <w:r>
         <w:rPr>
           <w:rStyle w:val="VerbatimChar"/>
-          <w:lang w:val="pt-BR"/>
         </w:rPr>
         <w:t xml:space="preserve">pontos dobrados</w:t>
       </w:r>
       <w:r>
-        <w:rPr>
-          <w:lang w:val="pt-BR"/>
-        </w:rPr>
-        <w:t xml:space="preserve"> </w:t>
-      </w:r>
-      <w:r>
-        <w:rPr>
-          <w:lang w:val="pt-BR"/>
-        </w:rPr>
+        <w:t xml:space="preserve"> </w:t>
+      </w:r>
+      <w:r>
         <w:t xml:space="preserve">no próximo chefão,</w:t>
       </w:r>
       <w:r>
-        <w:rPr>
-          <w:lang w:val="pt-BR"/>
-        </w:rPr>
         <w:t xml:space="preserve"> </w:t>
       </w:r>
       <w:r>
         <w:rPr>
           <w:rStyle w:val="VerbatimChar"/>
-          <w:lang w:val="pt-BR"/>
         </w:rPr>
         <w:t xml:space="preserve">coringa grátis</w:t>
       </w:r>
       <w:r>
-        <w:rPr>
-          <w:lang w:val="pt-BR"/>
-        </w:rPr>
-        <w:t xml:space="preserve"> </w:t>
-      </w:r>
-      <w:r>
-        <w:rPr>
-          <w:lang w:val="pt-BR"/>
-        </w:rPr>
+        <w:t xml:space="preserve"> </w:t>
+      </w:r>
+      <w:r>
         <w:t xml:space="preserve">da loja,</w:t>
       </w:r>
       <w:r>
-        <w:rPr>
-          <w:lang w:val="pt-BR"/>
-        </w:rPr>
         <w:t xml:space="preserve"> </w:t>
       </w:r>
       <w:r>
         <w:rPr>
           <w:rStyle w:val="VerbatimChar"/>
-          <w:lang w:val="pt-BR"/>
         </w:rPr>
         <w:t xml:space="preserve">cartas de ouro</w:t>
       </w:r>
       <w:r>
-        <w:rPr>
-          <w:lang w:val="pt-BR"/>
-        </w:rPr>
-        <w:t xml:space="preserve"> </w:t>
-      </w:r>
-      <w:r>
-        <w:rPr>
-          <w:lang w:val="pt-BR"/>
-        </w:rPr>
+        <w:t xml:space="preserve"> </w:t>
+      </w:r>
+      <w:r>
         <w:t xml:space="preserve">na próxima compra, ou</w:t>
       </w:r>
       <w:r>
-        <w:rPr>
-          <w:lang w:val="pt-BR"/>
-        </w:rPr>
-        <w:t xml:space="preserve"> </w:t>
-      </w:r>
-      <w:r>
-        <w:rPr>
-          <w:b/>
-          <w:bCs/>
-          <w:lang w:val="pt-BR"/>
+        <w:t xml:space="preserve"> </w:t>
+      </w:r>
+      <w:r>
+        <w:rPr>
+          <w:b/>
+          <w:bCs/>
         </w:rPr>
         <w:t xml:space="preserve">nada</w:t>
       </w:r>
       <w:r>
-        <w:rPr>
-          <w:lang w:val="pt-BR"/>
-        </w:rPr>
-        <w:t xml:space="preserve"> </w:t>
-      </w:r>
-      <w:r>
-        <w:rPr>
-          <w:lang w:val="pt-BR"/>
-        </w:rPr>
+        <w:t xml:space="preserve"> </w:t>
+      </w:r>
+      <w:r>
         <w:t xml:space="preserve">(porque</w:t>
       </w:r>
       <w:r>
-        <w:rPr>
-          <w:lang w:val="pt-BR"/>
-        </w:rPr>
-        <w:t xml:space="preserve"> </w:t>
-      </w:r>
-      <w:r>
-        <w:rPr>
-          <w:lang w:val="pt-BR"/>
-        </w:rPr>
+        <w:t xml:space="preserve"> </w:t>
+      </w:r>
+      <w:r>
         <w:t xml:space="preserve">“isso é o Caos”</w:t>
       </w:r>
       <w:r>
-        <w:rPr>
-          <w:lang w:val="pt-BR"/>
-        </w:rPr>
         <w:t xml:space="preserve">).</w:t>
       </w:r>
     </w:p>
@@ -4288,58 +3180,37 @@
         <w:rPr>
           <w:b/>
           <w:bCs/>
-          <w:lang w:val="pt-BR"/>
         </w:rPr>
         <w:t xml:space="preserve">Por que escolhi essa funcionalidade?</w:t>
       </w:r>
       <w:r>
-        <w:rPr>
-          <w:lang w:val="pt-BR"/>
-        </w:rPr>
-        <w:t xml:space="preserve"> </w:t>
-      </w:r>
-      <w:r>
-        <w:rPr>
-          <w:lang w:val="pt-BR"/>
-        </w:rPr>
+        <w:t xml:space="preserve"> </w:t>
+      </w:r>
+      <w:r>
         <w:t xml:space="preserve">Queria reforçar o tema do jogo (o CAOS) com um elemento de sorte que ninguém controla. A roleta cria antecipação: mesmo quem venceu com folga fica curioso para ver o prêmio, e o prêmio muda a estratégia do próximo chefão (por exemplo, com pontos dobrados vale arriscar mãos maiores). Também exigiu aprender coisas novas: desenho de roleta com CSS girando (</w:t>
       </w:r>
       <w:r>
         <w:rPr>
           <w:rStyle w:val="VerbatimChar"/>
-          <w:lang w:val="pt-BR"/>
         </w:rPr>
         <w:t xml:space="preserve">@keyframes</w:t>
       </w:r>
       <w:r>
-        <w:rPr>
-          <w:lang w:val="pt-BR"/>
-        </w:rPr>
-        <w:t xml:space="preserve"> </w:t>
-      </w:r>
-      <w:r>
-        <w:rPr>
-          <w:lang w:val="pt-BR"/>
-        </w:rPr>
+        <w:t xml:space="preserve"> </w:t>
+      </w:r>
+      <w:r>
         <w:t xml:space="preserve">com</w:t>
       </w:r>
       <w:r>
-        <w:rPr>
-          <w:lang w:val="pt-BR"/>
-        </w:rPr>
         <w:t xml:space="preserve"> </w:t>
       </w:r>
       <w:r>
         <w:rPr>
           <w:rStyle w:val="VerbatimChar"/>
-          <w:lang w:val="pt-BR"/>
         </w:rPr>
         <w:t xml:space="preserve">transform: rotate()</w:t>
       </w:r>
       <w:r>
-        <w:rPr>
-          <w:lang w:val="pt-BR"/>
-        </w:rPr>
         <w:t xml:space="preserve">), sorteio com probabilidade ponderada e integração do prêmio ao estado da partida.</w:t>
       </w:r>
     </w:p>
@@ -4357,9 +3228,6 @@
         <w:pStyle w:val="Heading2"/>
       </w:pPr>
       <w:r>
-        <w:rPr>
-          <w:lang w:val="pt-BR"/>
-        </w:rPr>
         <w:t xml:space="preserve">13. REFLEXÃO SOBRE A ATIVIDADE</w:t>
       </w:r>
     </w:p>
@@ -4371,33 +3239,22 @@
         <w:rPr>
           <w:b/>
           <w:bCs/>
-          <w:lang w:val="pt-BR"/>
         </w:rPr>
         <w:t xml:space="preserve">1. Qual foi a maior dificuldade encontrada durante o desenvolvimento?</w:t>
       </w:r>
       <w:r>
-        <w:rPr>
-          <w:lang w:val="pt-BR"/>
-        </w:rPr>
-        <w:t xml:space="preserve"> </w:t>
-      </w:r>
-      <w:r>
-        <w:rPr>
-          <w:lang w:val="pt-BR"/>
-        </w:rPr>
+        <w:t xml:space="preserve"> </w:t>
+      </w:r>
+      <w:r>
         <w:t xml:space="preserve">Organizar a lógica de pontuação para que tudo acontecesse na ordem certa: primeiro as fichas das cartas, depois os bônus dos Coringas, depois os multiplicadores e só então a comparação com o alvo do chefão. Resolvi separando a lógica pura em um arquivo próprio (</w:t>
       </w:r>
       <w:r>
         <w:rPr>
           <w:rStyle w:val="VerbatimChar"/>
-          <w:lang w:val="pt-BR"/>
         </w:rPr>
         <w:t xml:space="preserve">logica.js</w:t>
       </w:r>
       <w:r>
-        <w:rPr>
-          <w:lang w:val="pt-BR"/>
-        </w:rPr>
         <w:t xml:space="preserve">) e testando ela isoladamente com testes automatizados antes de ligar na tela.</w:t>
       </w:r>
     </w:p>
@@ -4409,72 +3266,45 @@
         <w:rPr>
           <w:b/>
           <w:bCs/>
-          <w:lang w:val="pt-BR"/>
         </w:rPr>
         <w:t xml:space="preserve">2. O aplicativo ficou exatamente como você havia planejado?</w:t>
       </w:r>
       <w:r>
-        <w:rPr>
-          <w:lang w:val="pt-BR"/>
-        </w:rPr>
-        <w:t xml:space="preserve"> </w:t>
-      </w:r>
-      <w:r>
-        <w:rPr>
-          <w:lang w:val="pt-BR"/>
-        </w:rPr>
+        <w:t xml:space="preserve"> </w:t>
+      </w:r>
+      <w:r>
         <w:t xml:space="preserve">( ) Sim (</w:t>
       </w:r>
       <w:r>
-        <w:rPr>
-          <w:lang w:val="pt-BR"/>
-        </w:rPr>
-        <w:t xml:space="preserve"> </w:t>
-      </w:r>
-      <w:r>
-        <w:rPr>
-          <w:b/>
-          <w:bCs/>
-          <w:lang w:val="pt-BR"/>
+        <w:t xml:space="preserve"> </w:t>
+      </w:r>
+      <w:r>
+        <w:rPr>
+          <w:b/>
+          <w:bCs/>
         </w:rPr>
         <w:t xml:space="preserve">X</w:t>
       </w:r>
       <w:r>
-        <w:rPr>
-          <w:lang w:val="pt-BR"/>
-        </w:rPr>
-        <w:t xml:space="preserve"> </w:t>
-      </w:r>
-      <w:r>
-        <w:rPr>
-          <w:lang w:val="pt-BR"/>
-        </w:rPr>
+        <w:t xml:space="preserve"> </w:t>
+      </w:r>
+      <w:r>
         <w:t xml:space="preserve">) Parcialmente ( ) Não</w:t>
       </w:r>
       <w:r>
-        <w:rPr>
-          <w:lang w:val="pt-BR"/>
-        </w:rPr>
-        <w:t xml:space="preserve"> </w:t>
-      </w:r>
-      <w:r>
-        <w:rPr>
-          <w:b/>
-          <w:bCs/>
-          <w:lang w:val="pt-BR"/>
+        <w:t xml:space="preserve"> </w:t>
+      </w:r>
+      <w:r>
+        <w:rPr>
+          <w:b/>
+          <w:bCs/>
         </w:rPr>
         <w:t xml:space="preserve">Explique:</w:t>
       </w:r>
       <w:r>
-        <w:rPr>
-          <w:lang w:val="pt-BR"/>
-        </w:rPr>
-        <w:t xml:space="preserve"> </w:t>
-      </w:r>
-      <w:r>
-        <w:rPr>
-          <w:lang w:val="pt-BR"/>
-        </w:rPr>
+        <w:t xml:space="preserve"> </w:t>
+      </w:r>
+      <w:r>
         <w:t xml:space="preserve">o núcleo ficou fiel ao desenho de tela da Etapa 2 (barra do chefão, mão de cartas, botões, log de mensagens). Durante o desenvolvimento percebi que precisava de detalhes que não estavam no desenho: uma janela separada mostrando o detalhe fichas × mult (senão o jogador não entende de onde veio a pontuação) e a indicação de quantas mãos/descartes restam bem visível, porque sem isso o jogador se perdia.</w:t>
       </w:r>
     </w:p>
@@ -4486,90 +3316,54 @@
         <w:rPr>
           <w:b/>
           <w:bCs/>
-          <w:lang w:val="pt-BR"/>
         </w:rPr>
         <w:t xml:space="preserve">3. Você encontrou algum problema durante os testes?</w:t>
       </w:r>
       <w:r>
-        <w:rPr>
-          <w:lang w:val="pt-BR"/>
-        </w:rPr>
-        <w:t xml:space="preserve"> </w:t>
-      </w:r>
-      <w:r>
-        <w:rPr>
-          <w:lang w:val="pt-BR"/>
-        </w:rPr>
+        <w:t xml:space="preserve"> </w:t>
+      </w:r>
+      <w:r>
         <w:t xml:space="preserve">(</w:t>
       </w:r>
       <w:r>
-        <w:rPr>
-          <w:lang w:val="pt-BR"/>
-        </w:rPr>
-        <w:t xml:space="preserve"> </w:t>
-      </w:r>
-      <w:r>
-        <w:rPr>
-          <w:b/>
-          <w:bCs/>
-          <w:lang w:val="pt-BR"/>
+        <w:t xml:space="preserve"> </w:t>
+      </w:r>
+      <w:r>
+        <w:rPr>
+          <w:b/>
+          <w:bCs/>
         </w:rPr>
         <w:t xml:space="preserve">X</w:t>
       </w:r>
       <w:r>
-        <w:rPr>
-          <w:lang w:val="pt-BR"/>
-        </w:rPr>
-        <w:t xml:space="preserve"> </w:t>
-      </w:r>
-      <w:r>
-        <w:rPr>
-          <w:lang w:val="pt-BR"/>
-        </w:rPr>
+        <w:t xml:space="preserve"> </w:t>
+      </w:r>
+      <w:r>
         <w:t xml:space="preserve">) Sim ( ) Não</w:t>
       </w:r>
       <w:r>
-        <w:rPr>
-          <w:lang w:val="pt-BR"/>
-        </w:rPr>
-        <w:t xml:space="preserve"> </w:t>
-      </w:r>
-      <w:r>
-        <w:rPr>
-          <w:b/>
-          <w:bCs/>
-          <w:lang w:val="pt-BR"/>
+        <w:t xml:space="preserve"> </w:t>
+      </w:r>
+      <w:r>
+        <w:rPr>
+          <w:b/>
+          <w:bCs/>
         </w:rPr>
         <w:t xml:space="preserve">Se sim, qual?</w:t>
       </w:r>
       <w:r>
-        <w:rPr>
-          <w:lang w:val="pt-BR"/>
-        </w:rPr>
-        <w:t xml:space="preserve"> </w:t>
-      </w:r>
-      <w:r>
-        <w:rPr>
-          <w:lang w:val="pt-BR"/>
-        </w:rPr>
+        <w:t xml:space="preserve"> </w:t>
+      </w:r>
+      <w:r>
         <w:t xml:space="preserve">A barra de progresso do chefão não aparecia na tela (descrito na Etapa 5). Também foi encontrada na revisão a troca indevida dos nomes dos naipes (♠ aparecendo como</w:t>
       </w:r>
       <w:r>
-        <w:rPr>
-          <w:lang w:val="pt-BR"/>
-        </w:rPr>
-        <w:t xml:space="preserve"> </w:t>
-      </w:r>
-      <w:r>
-        <w:rPr>
-          <w:lang w:val="pt-BR"/>
-        </w:rPr>
+        <w:t xml:space="preserve"> </w:t>
+      </w:r>
+      <w:r>
         <w:t xml:space="preserve">“Paus”</w:t>
       </w:r>
       <w:r>
-        <w:rPr>
-          <w:lang w:val="pt-BR"/>
-        </w:rPr>
         <w:t xml:space="preserve">).</w:t>
       </w:r>
     </w:p>
@@ -4581,20 +3375,13 @@
         <w:rPr>
           <w:b/>
           <w:bCs/>
-          <w:lang w:val="pt-BR"/>
         </w:rPr>
         <w:t xml:space="preserve">4. Como você resolveu o problema?</w:t>
       </w:r>
       <w:r>
-        <w:rPr>
-          <w:lang w:val="pt-BR"/>
-        </w:rPr>
-        <w:t xml:space="preserve"> </w:t>
-      </w:r>
-      <w:r>
-        <w:rPr>
-          <w:lang w:val="pt-BR"/>
-        </w:rPr>
+        <w:t xml:space="preserve"> </w:t>
+      </w:r>
+      <w:r>
         <w:t xml:space="preserve">Comparando o HTML com o CSS e percebendo que faltava a classe que dá cor ao preenchimento da barra; adicionei a classe e criei um teste automatizado que reproduz o fluxo completo (jogar mão vitoriosa → fechar janela → conferir a barra), para o erro nunca voltar sem ser notado. O nome do naipe foi corrigido na lista de naipes e na descrição do Coringa.</w:t>
       </w:r>
     </w:p>
@@ -4606,44 +3393,25 @@
         <w:rPr>
           <w:b/>
           <w:bCs/>
-          <w:lang w:val="pt-BR"/>
         </w:rPr>
         <w:t xml:space="preserve">5. O que você aprendeu durante esta atividade?</w:t>
       </w:r>
       <w:r>
-        <w:rPr>
-          <w:lang w:val="pt-BR"/>
-        </w:rPr>
-        <w:t xml:space="preserve"> </w:t>
-      </w:r>
-      <w:r>
-        <w:rPr>
-          <w:lang w:val="pt-BR"/>
-        </w:rPr>
+        <w:t xml:space="preserve"> </w:t>
+      </w:r>
+      <w:r>
         <w:t xml:space="preserve">Que planejar antes (nome, público, ações, tela) evita refazer trabalho; que separar lógica de interface ajuda a testar e encontrar erros; que testar de verdade (seguindo uma tabela) revela problemas que</w:t>
       </w:r>
       <w:r>
-        <w:rPr>
-          <w:lang w:val="pt-BR"/>
-        </w:rPr>
-        <w:t xml:space="preserve"> </w:t>
-      </w:r>
-      <w:r>
-        <w:rPr>
-          <w:lang w:val="pt-BR"/>
-        </w:rPr>
+        <w:t xml:space="preserve"> </w:t>
+      </w:r>
+      <w:r>
         <w:t xml:space="preserve">“parece que funciona”</w:t>
       </w:r>
       <w:r>
-        <w:rPr>
-          <w:lang w:val="pt-BR"/>
-        </w:rPr>
-        <w:t xml:space="preserve"> </w:t>
-      </w:r>
-      <w:r>
-        <w:rPr>
-          <w:lang w:val="pt-BR"/>
-        </w:rPr>
+        <w:t xml:space="preserve"> </w:t>
+      </w:r>
+      <w:r>
         <w:t xml:space="preserve">esconde; e que detalhes de idioma (nomes dos naipes, textos do jogo) fazem diferença na qualidade final.</w:t>
       </w:r>
     </w:p>
@@ -4655,62 +3423,34 @@
         <w:rPr>
           <w:b/>
           <w:bCs/>
-          <w:lang w:val="pt-BR"/>
         </w:rPr>
         <w:t xml:space="preserve">6. Se tivesse mais tempo, o que acrescentaria ao aplicativo?</w:t>
       </w:r>
       <w:r>
-        <w:rPr>
-          <w:lang w:val="pt-BR"/>
-        </w:rPr>
-        <w:t xml:space="preserve"> </w:t>
-      </w:r>
-      <w:r>
-        <w:rPr>
-          <w:lang w:val="pt-BR"/>
-        </w:rPr>
+        <w:t xml:space="preserve"> </w:t>
+      </w:r>
+      <w:r>
         <w:t xml:space="preserve">Um sistema de</w:t>
       </w:r>
       <w:r>
-        <w:rPr>
-          <w:lang w:val="pt-BR"/>
-        </w:rPr>
-        <w:t xml:space="preserve"> </w:t>
-      </w:r>
-      <w:r>
-        <w:rPr>
-          <w:lang w:val="pt-BR"/>
-        </w:rPr>
+        <w:t xml:space="preserve"> </w:t>
+      </w:r>
+      <w:r>
         <w:t xml:space="preserve">“run em dificuldade maior”</w:t>
       </w:r>
       <w:r>
-        <w:rPr>
-          <w:lang w:val="pt-BR"/>
-        </w:rPr>
-        <w:t xml:space="preserve"> </w:t>
-      </w:r>
-      <w:r>
-        <w:rPr>
-          <w:lang w:val="pt-BR"/>
-        </w:rPr>
+        <w:t xml:space="preserve"> </w:t>
+      </w:r>
+      <w:r>
         <w:t xml:space="preserve">(após vencer os 8 chefões, recomeçar com alvos mais altos e prêmios melhores), mais Coringas desbloqueáveis por conquistas (ex.:</w:t>
       </w:r>
       <w:r>
-        <w:rPr>
-          <w:lang w:val="pt-BR"/>
-        </w:rPr>
-        <w:t xml:space="preserve"> </w:t>
-      </w:r>
-      <w:r>
-        <w:rPr>
-          <w:lang w:val="pt-BR"/>
-        </w:rPr>
+        <w:t xml:space="preserve"> </w:t>
+      </w:r>
+      <w:r>
         <w:t xml:space="preserve">“vencer um chefão só com Flush”</w:t>
       </w:r>
       <w:r>
-        <w:rPr>
-          <w:lang w:val="pt-BR"/>
-        </w:rPr>
         <w:t xml:space="preserve">) e um modo de dois jogadores passando o celular, onde cada um tem um chefão próprio e vence quem sobreviver mais longe.</w:t>
       </w:r>
     </w:p>
@@ -4728,9 +3468,6 @@
         <w:pStyle w:val="Heading2"/>
       </w:pPr>
       <w:r>
-        <w:rPr>
-          <w:lang w:val="pt-BR"/>
-        </w:rPr>
         <w:t xml:space="preserve">14. APRESENTAÇÃO</w:t>
       </w:r>
     </w:p>
@@ -4739,9 +3476,6 @@
         <w:pStyle w:val="FirstParagraph"/>
       </w:pPr>
       <w:r>
-        <w:rPr>
-          <w:lang w:val="pt-BR"/>
-        </w:rPr>
         <w:t xml:space="preserve">Roteiro que será usado para demonstrar o trabalho ao professor:</w:t>
       </w:r>
     </w:p>
@@ -4757,38 +3491,22 @@
         <w:rPr>
           <w:b/>
           <w:bCs/>
-          <w:lang w:val="pt-BR"/>
         </w:rPr>
         <w:t xml:space="preserve">Nome:</w:t>
       </w:r>
       <w:r>
-        <w:rPr>
-          <w:lang w:val="pt-BR"/>
-        </w:rPr>
-        <w:t xml:space="preserve"> </w:t>
-      </w:r>
-      <w:r>
-        <w:rPr>
-          <w:lang w:val="pt-BR"/>
-        </w:rPr>
+        <w:t xml:space="preserve"> </w:t>
+      </w:r>
+      <w:r>
         <w:t xml:space="preserve">Pôquer do Caos — jogo de pôquer caótico em estilo</w:t>
       </w:r>
       <w:r>
-        <w:rPr>
-          <w:lang w:val="pt-BR"/>
-        </w:rPr>
-        <w:t xml:space="preserve"> </w:t>
-      </w:r>
-      <w:r>
-        <w:rPr>
-          <w:lang w:val="pt-BR"/>
-        </w:rPr>
+        <w:t xml:space="preserve"> </w:t>
+      </w:r>
+      <w:r>
         <w:t xml:space="preserve">“Balatro”</w:t>
       </w:r>
       <w:r>
-        <w:rPr>
-          <w:lang w:val="pt-BR"/>
-        </w:rPr>
         <w:t xml:space="preserve">.</w:t>
       </w:r>
     </w:p>
@@ -4804,20 +3522,13 @@
         <w:rPr>
           <w:b/>
           <w:bCs/>
-          <w:lang w:val="pt-BR"/>
         </w:rPr>
         <w:t xml:space="preserve">Problema que pretende resolver:</w:t>
       </w:r>
       <w:r>
-        <w:rPr>
-          <w:lang w:val="pt-BR"/>
-        </w:rPr>
-        <w:t xml:space="preserve"> </w:t>
-      </w:r>
-      <w:r>
-        <w:rPr>
-          <w:lang w:val="pt-BR"/>
-        </w:rPr>
+        <w:t xml:space="preserve"> </w:t>
+      </w:r>
+      <w:r>
         <w:t xml:space="preserve">a maioria dos jogos de cartas fica entediante rápido porque não recompensa a criatividade; o Pôquer do Caos resolve isso dando efeitos caóticos que mudam as regras a cada partida, incentivando o jogador a pensar em combinações cada vez melhores.</w:t>
       </w:r>
     </w:p>
@@ -4833,20 +3544,13 @@
         <w:rPr>
           <w:b/>
           <w:bCs/>
-          <w:lang w:val="pt-BR"/>
         </w:rPr>
         <w:t xml:space="preserve">Público-alvo:</w:t>
       </w:r>
       <w:r>
-        <w:rPr>
-          <w:lang w:val="pt-BR"/>
-        </w:rPr>
-        <w:t xml:space="preserve"> </w:t>
-      </w:r>
-      <w:r>
-        <w:rPr>
-          <w:lang w:val="pt-BR"/>
-        </w:rPr>
+        <w:t xml:space="preserve"> </w:t>
+      </w:r>
+      <w:r>
         <w:t xml:space="preserve">estudantes e jovens que gostam de jogos de cartas/estratégia rápidos, jogáveis no celular em partidas curtas.</w:t>
       </w:r>
     </w:p>
@@ -4862,38 +3566,22 @@
         <w:rPr>
           <w:b/>
           <w:bCs/>
-          <w:lang w:val="pt-BR"/>
         </w:rPr>
         <w:t xml:space="preserve">Principais funcionalidades:</w:t>
       </w:r>
       <w:r>
-        <w:rPr>
-          <w:lang w:val="pt-BR"/>
-        </w:rPr>
-        <w:t xml:space="preserve"> </w:t>
-      </w:r>
-      <w:r>
-        <w:rPr>
-          <w:lang w:val="pt-BR"/>
-        </w:rPr>
+        <w:t xml:space="preserve"> </w:t>
+      </w:r>
+      <w:r>
         <w:t xml:space="preserve">mãos de pôquer pontuadas (fichas × multiplicador), 13 Coringas brasileiros com efeitos caóticos, 8 chefões com regras que alteram as partidas, loja de cartas melhoradas, Roleta do Caos, níveis das mãos, recordes salvos no aparelho e apostas</w:t>
       </w:r>
       <w:r>
-        <w:rPr>
-          <w:lang w:val="pt-BR"/>
-        </w:rPr>
-        <w:t xml:space="preserve"> </w:t>
-      </w:r>
-      <w:r>
-        <w:rPr>
-          <w:lang w:val="pt-BR"/>
-        </w:rPr>
+        <w:t xml:space="preserve"> </w:t>
+      </w:r>
+      <w:r>
         <w:t xml:space="preserve">“dobro ou nada”</w:t>
       </w:r>
       <w:r>
-        <w:rPr>
-          <w:lang w:val="pt-BR"/>
-        </w:rPr>
         <w:t xml:space="preserve">.</w:t>
       </w:r>
     </w:p>
@@ -4909,20 +3597,13 @@
         <w:rPr>
           <w:b/>
           <w:bCs/>
-          <w:lang w:val="pt-BR"/>
         </w:rPr>
         <w:t xml:space="preserve">Como o usuário interage:</w:t>
       </w:r>
       <w:r>
-        <w:rPr>
-          <w:lang w:val="pt-BR"/>
-        </w:rPr>
-        <w:t xml:space="preserve"> </w:t>
-      </w:r>
-      <w:r>
-        <w:rPr>
-          <w:lang w:val="pt-BR"/>
-        </w:rPr>
+        <w:t xml:space="preserve"> </w:t>
+      </w:r>
+      <w:r>
         <w:t xml:space="preserve">digita o nome → seleciona de 1 a 5 cartas tocando nelas → usa os botões (jogar, descartar, ordenar) → acompanha os pontos → compra melhorias na loja → gira a roleta. Tudo por toque, pensado para celular.</w:t>
       </w:r>
     </w:p>
@@ -4938,20 +3619,13 @@
         <w:rPr>
           <w:b/>
           <w:bCs/>
-          <w:lang w:val="pt-BR"/>
         </w:rPr>
         <w:t xml:space="preserve">Uma dificuldade encontrada:</w:t>
       </w:r>
       <w:r>
-        <w:rPr>
-          <w:lang w:val="pt-BR"/>
-        </w:rPr>
-        <w:t xml:space="preserve"> </w:t>
-      </w:r>
-      <w:r>
-        <w:rPr>
-          <w:lang w:val="pt-BR"/>
-        </w:rPr>
+        <w:t xml:space="preserve"> </w:t>
+      </w:r>
+      <w:r>
         <w:t xml:space="preserve">a barra de progresso do chefão não aparecia mesmo com o JavaScript atualizando-a.</w:t>
       </w:r>
     </w:p>
@@ -4967,20 +3641,13 @@
         <w:rPr>
           <w:b/>
           <w:bCs/>
-          <w:lang w:val="pt-BR"/>
         </w:rPr>
         <w:t xml:space="preserve">Como o problema foi solucionado:</w:t>
       </w:r>
       <w:r>
-        <w:rPr>
-          <w:lang w:val="pt-BR"/>
-        </w:rPr>
-        <w:t xml:space="preserve"> </w:t>
-      </w:r>
-      <w:r>
-        <w:rPr>
-          <w:lang w:val="pt-BR"/>
-        </w:rPr>
+        <w:t xml:space="preserve"> </w:t>
+      </w:r>
+      <w:r>
         <w:t xml:space="preserve">faltava a classe CSS no elemento do HTML; corrigido e garantido com um teste automatizado que reproduz o fluxo.</w:t>
       </w:r>
     </w:p>
@@ -4996,20 +3663,13 @@
         <w:rPr>
           <w:b/>
           <w:bCs/>
-          <w:lang w:val="pt-BR"/>
         </w:rPr>
         <w:t xml:space="preserve">Uma melhoria realizada:</w:t>
       </w:r>
       <w:r>
-        <w:rPr>
-          <w:lang w:val="pt-BR"/>
-        </w:rPr>
-        <w:t xml:space="preserve"> </w:t>
-      </w:r>
-      <w:r>
-        <w:rPr>
-          <w:lang w:val="pt-BR"/>
-        </w:rPr>
+        <w:t xml:space="preserve"> </w:t>
+      </w:r>
+      <w:r>
         <w:t xml:space="preserve">botão ORDENAR que agrupa as cartas por naipe e valor, facilitando a visualização das combinações (principalmente no celular).</w:t>
       </w:r>
     </w:p>
@@ -5021,271 +3681,162 @@
         <w:rPr>
           <w:b/>
           <w:bCs/>
-          <w:lang w:val="pt-BR"/>
         </w:rPr>
         <w:t xml:space="preserve">Explicação técnica (para demonstrar domínio):</w:t>
       </w:r>
       <w:r>
-        <w:rPr>
-          <w:lang w:val="pt-BR"/>
-        </w:rPr>
-        <w:t xml:space="preserve"> </w:t>
-      </w:r>
-      <w:r>
-        <w:rPr>
-          <w:lang w:val="pt-BR"/>
-        </w:rPr>
+        <w:t xml:space="preserve"> </w:t>
+      </w:r>
+      <w:r>
         <w:t xml:space="preserve">-</w:t>
       </w:r>
       <w:r>
-        <w:rPr>
-          <w:lang w:val="pt-BR"/>
-        </w:rPr>
         <w:t xml:space="preserve"> </w:t>
       </w:r>
       <w:r>
         <w:rPr>
           <w:rStyle w:val="VerbatimChar"/>
-          <w:lang w:val="pt-BR"/>
         </w:rPr>
         <w:t xml:space="preserve">index.html</w:t>
       </w:r>
       <w:r>
-        <w:rPr>
-          <w:lang w:val="pt-BR"/>
-        </w:rPr>
         <w:t xml:space="preserve">: estrutura e as três telas (início, jogo/loja, fim);</w:t>
       </w:r>
       <w:r>
-        <w:rPr>
-          <w:lang w:val="pt-BR"/>
-        </w:rPr>
-        <w:t xml:space="preserve"> </w:t>
-      </w:r>
-      <w:r>
-        <w:rPr>
-          <w:lang w:val="pt-BR"/>
-        </w:rPr>
+        <w:t xml:space="preserve"> </w:t>
+      </w:r>
+      <w:r>
         <w:t xml:space="preserve">-</w:t>
       </w:r>
       <w:r>
-        <w:rPr>
-          <w:lang w:val="pt-BR"/>
-        </w:rPr>
         <w:t xml:space="preserve"> </w:t>
       </w:r>
       <w:r>
         <w:rPr>
           <w:rStyle w:val="VerbatimChar"/>
-          <w:lang w:val="pt-BR"/>
         </w:rPr>
         <w:t xml:space="preserve">style.css</w:t>
       </w:r>
       <w:r>
-        <w:rPr>
-          <w:lang w:val="pt-BR"/>
-        </w:rPr>
         <w:t xml:space="preserve">: tema</w:t>
       </w:r>
       <w:r>
-        <w:rPr>
-          <w:lang w:val="pt-BR"/>
-        </w:rPr>
-        <w:t xml:space="preserve"> </w:t>
-      </w:r>
-      <w:r>
-        <w:rPr>
-          <w:lang w:val="pt-BR"/>
-        </w:rPr>
+        <w:t xml:space="preserve"> </w:t>
+      </w:r>
+      <w:r>
         <w:t xml:space="preserve">“boteco”</w:t>
       </w:r>
       <w:r>
-        <w:rPr>
-          <w:lang w:val="pt-BR"/>
-        </w:rPr>
-        <w:t xml:space="preserve"> </w:t>
-      </w:r>
-      <w:r>
-        <w:rPr>
-          <w:lang w:val="pt-BR"/>
-        </w:rPr>
+        <w:t xml:space="preserve"> </w:t>
+      </w:r>
+      <w:r>
         <w:t xml:space="preserve">(verde + dourado), cartas em CSS puro (sem imagens), animações com</w:t>
       </w:r>
       <w:r>
-        <w:rPr>
-          <w:lang w:val="pt-BR"/>
-        </w:rPr>
         <w:t xml:space="preserve"> </w:t>
       </w:r>
       <w:r>
         <w:rPr>
           <w:rStyle w:val="VerbatimChar"/>
-          <w:lang w:val="pt-BR"/>
         </w:rPr>
         <w:t xml:space="preserve">@keyframes</w:t>
       </w:r>
       <w:r>
-        <w:rPr>
-          <w:lang w:val="pt-BR"/>
-        </w:rPr>
         <w:t xml:space="preserve">, layout responsivo com</w:t>
       </w:r>
       <w:r>
-        <w:rPr>
-          <w:lang w:val="pt-BR"/>
-        </w:rPr>
         <w:t xml:space="preserve"> </w:t>
       </w:r>
       <w:r>
         <w:rPr>
           <w:rStyle w:val="VerbatimChar"/>
-          <w:lang w:val="pt-BR"/>
         </w:rPr>
         <w:t xml:space="preserve">clamp()</w:t>
       </w:r>
       <w:r>
-        <w:rPr>
-          <w:lang w:val="pt-BR"/>
-        </w:rPr>
         <w:t xml:space="preserve">;</w:t>
       </w:r>
       <w:r>
-        <w:rPr>
-          <w:lang w:val="pt-BR"/>
-        </w:rPr>
-        <w:t xml:space="preserve"> </w:t>
-      </w:r>
-      <w:r>
-        <w:rPr>
-          <w:lang w:val="pt-BR"/>
-        </w:rPr>
+        <w:t xml:space="preserve"> </w:t>
+      </w:r>
+      <w:r>
         <w:t xml:space="preserve">-</w:t>
       </w:r>
       <w:r>
-        <w:rPr>
-          <w:lang w:val="pt-BR"/>
-        </w:rPr>
         <w:t xml:space="preserve"> </w:t>
       </w:r>
       <w:r>
         <w:rPr>
           <w:rStyle w:val="VerbatimChar"/>
-          <w:lang w:val="pt-BR"/>
         </w:rPr>
         <w:t xml:space="preserve">logica.js</w:t>
       </w:r>
       <w:r>
-        <w:rPr>
-          <w:lang w:val="pt-BR"/>
-        </w:rPr>
         <w:t xml:space="preserve">: lógica pura (baralho de 104 cartas, avaliação das mãos, efeitos dos Coringas, regras dos chefões) — funciona também no Node.js, o que permite os testes automatizados;</w:t>
       </w:r>
       <w:r>
-        <w:rPr>
-          <w:lang w:val="pt-BR"/>
-        </w:rPr>
-        <w:t xml:space="preserve"> </w:t>
-      </w:r>
-      <w:r>
-        <w:rPr>
-          <w:lang w:val="pt-BR"/>
-        </w:rPr>
+        <w:t xml:space="preserve"> </w:t>
+      </w:r>
+      <w:r>
         <w:t xml:space="preserve">-</w:t>
       </w:r>
       <w:r>
-        <w:rPr>
-          <w:lang w:val="pt-BR"/>
-        </w:rPr>
         <w:t xml:space="preserve"> </w:t>
       </w:r>
       <w:r>
         <w:rPr>
           <w:rStyle w:val="VerbatimChar"/>
-          <w:lang w:val="pt-BR"/>
         </w:rPr>
         <w:t xml:space="preserve">script.js</w:t>
       </w:r>
       <w:r>
-        <w:rPr>
-          <w:lang w:val="pt-BR"/>
-        </w:rPr>
         <w:t xml:space="preserve">: interface — máquina de estados (início → chefão → loja → fim), renderização, sons sintetizados (Web Audio API, sem arquivos de áudio) e recordes no</w:t>
       </w:r>
       <w:r>
-        <w:rPr>
-          <w:lang w:val="pt-BR"/>
-        </w:rPr>
         <w:t xml:space="preserve"> </w:t>
       </w:r>
       <w:r>
         <w:rPr>
           <w:rStyle w:val="VerbatimChar"/>
-          <w:lang w:val="pt-BR"/>
         </w:rPr>
         <w:t xml:space="preserve">localStorage</w:t>
       </w:r>
       <w:r>
-        <w:rPr>
-          <w:lang w:val="pt-BR"/>
-        </w:rPr>
         <w:t xml:space="preserve">;</w:t>
       </w:r>
       <w:r>
-        <w:rPr>
-          <w:lang w:val="pt-BR"/>
-        </w:rPr>
-        <w:t xml:space="preserve"> </w:t>
-      </w:r>
-      <w:r>
-        <w:rPr>
-          <w:lang w:val="pt-BR"/>
-        </w:rPr>
+        <w:t xml:space="preserve"> </w:t>
+      </w:r>
+      <w:r>
         <w:t xml:space="preserve">- Empacotamento Android com</w:t>
       </w:r>
       <w:r>
-        <w:rPr>
-          <w:lang w:val="pt-BR"/>
-        </w:rPr>
-        <w:t xml:space="preserve"> </w:t>
-      </w:r>
-      <w:r>
-        <w:rPr>
-          <w:b/>
-          <w:bCs/>
-          <w:lang w:val="pt-BR"/>
+        <w:t xml:space="preserve"> </w:t>
+      </w:r>
+      <w:r>
+        <w:rPr>
+          <w:b/>
+          <w:bCs/>
         </w:rPr>
         <w:t xml:space="preserve">Capacitor</w:t>
       </w:r>
       <w:r>
-        <w:rPr>
-          <w:lang w:val="pt-BR"/>
-        </w:rPr>
-        <w:t xml:space="preserve"> </w:t>
-      </w:r>
-      <w:r>
-        <w:rPr>
-          <w:lang w:val="pt-BR"/>
-        </w:rPr>
+        <w:t xml:space="preserve"> </w:t>
+      </w:r>
+      <w:r>
         <w:t xml:space="preserve">(WebView nativo, sem internet) e compilação do APK automática via</w:t>
       </w:r>
       <w:r>
-        <w:rPr>
-          <w:lang w:val="pt-BR"/>
-        </w:rPr>
-        <w:t xml:space="preserve"> </w:t>
-      </w:r>
-      <w:r>
-        <w:rPr>
-          <w:b/>
-          <w:bCs/>
-          <w:lang w:val="pt-BR"/>
+        <w:t xml:space="preserve"> </w:t>
+      </w:r>
+      <w:r>
+        <w:rPr>
+          <w:b/>
+          <w:bCs/>
         </w:rPr>
         <w:t xml:space="preserve">GitHub Actions</w:t>
       </w:r>
       <w:r>
-        <w:rPr>
-          <w:lang w:val="pt-BR"/>
-        </w:rPr>
         <w:t xml:space="preserve">.</w:t>
       </w:r>
     </w:p>
@@ -5303,9 +3854,6 @@
         <w:pStyle w:val="Heading2"/>
       </w:pPr>
       <w:r>
-        <w:rPr>
-          <w:lang w:val="pt-BR"/>
-        </w:rPr>
         <w:t xml:space="preserve">15. ENTREGA</w:t>
       </w:r>
     </w:p>
@@ -5331,9 +3879,6 @@
               <w:pStyle w:val="Compact"/>
             </w:pPr>
             <w:r>
-              <w:rPr>
-                <w:lang w:val="pt-BR"/>
-              </w:rPr>
               <w:t xml:space="preserve">Item do roteiro</w:t>
             </w:r>
           </w:p>
@@ -5345,9 +3890,6 @@
               <w:pStyle w:val="Compact"/>
             </w:pPr>
             <w:r>
-              <w:rPr>
-                <w:lang w:val="pt-BR"/>
-              </w:rPr>
               <w:t xml:space="preserve">Onde está</w:t>
             </w:r>
           </w:p>
@@ -5361,9 +3903,6 @@
               <w:pStyle w:val="Compact"/>
             </w:pPr>
             <w:r>
-              <w:rPr>
-                <w:lang w:val="pt-BR"/>
-              </w:rPr>
               <w:t xml:space="preserve">1. Aplicativo funcionando</w:t>
             </w:r>
           </w:p>
@@ -5375,53 +3914,33 @@
               <w:pStyle w:val="Compact"/>
             </w:pPr>
             <w:r>
-              <w:rPr>
-                <w:lang w:val="pt-BR"/>
-              </w:rPr>
               <w:t xml:space="preserve">pasta</w:t>
             </w:r>
             <w:r>
-              <w:rPr>
-                <w:lang w:val="pt-BR"/>
-              </w:rPr>
               <w:t xml:space="preserve"> </w:t>
             </w:r>
             <w:r>
               <w:rPr>
                 <w:rStyle w:val="VerbatimChar"/>
-                <w:lang w:val="pt-BR"/>
               </w:rPr>
               <w:t xml:space="preserve">app/</w:t>
             </w:r>
             <w:r>
-              <w:rPr>
-                <w:lang w:val="pt-BR"/>
-              </w:rPr>
               <w:t xml:space="preserve"> </w:t>
             </w:r>
             <w:r>
-              <w:rPr>
-                <w:lang w:val="pt-BR"/>
-              </w:rPr>
               <w:t xml:space="preserve">— abre com duplo clique no</w:t>
             </w:r>
             <w:r>
-              <w:rPr>
-                <w:lang w:val="pt-BR"/>
-              </w:rPr>
               <w:t xml:space="preserve"> </w:t>
             </w:r>
             <w:r>
               <w:rPr>
                 <w:rStyle w:val="VerbatimChar"/>
-                <w:lang w:val="pt-BR"/>
               </w:rPr>
               <w:t xml:space="preserve">index.html</w:t>
             </w:r>
             <w:r>
-              <w:rPr>
-                <w:lang w:val="pt-BR"/>
-              </w:rPr>
               <w:t xml:space="preserve">; e como APK instalado no celular</w:t>
             </w:r>
           </w:p>
@@ -5435,9 +3954,6 @@
               <w:pStyle w:val="Compact"/>
             </w:pPr>
             <w:r>
-              <w:rPr>
-                <w:lang w:val="pt-BR"/>
-              </w:rPr>
               <w:t xml:space="preserve">2. Planejamento preenchido</w:t>
             </w:r>
           </w:p>
@@ -5449,9 +3965,6 @@
               <w:pStyle w:val="Compact"/>
             </w:pPr>
             <w:r>
-              <w:rPr>
-                <w:lang w:val="pt-BR"/>
-              </w:rPr>
               <w:t xml:space="preserve">Etapas 1 e 2 deste documento</w:t>
             </w:r>
           </w:p>
@@ -5465,9 +3978,6 @@
               <w:pStyle w:val="Compact"/>
             </w:pPr>
             <w:r>
-              <w:rPr>
-                <w:lang w:val="pt-BR"/>
-              </w:rPr>
               <w:t xml:space="preserve">3. Tabela de testes preenchida</w:t>
             </w:r>
           </w:p>
@@ -5479,9 +3989,6 @@
               <w:pStyle w:val="Compact"/>
             </w:pPr>
             <w:r>
-              <w:rPr>
-                <w:lang w:val="pt-BR"/>
-              </w:rPr>
               <w:t xml:space="preserve">Etapa 4 deste documento</w:t>
             </w:r>
           </w:p>
@@ -5495,9 +4002,6 @@
               <w:pStyle w:val="Compact"/>
             </w:pPr>
             <w:r>
-              <w:rPr>
-                <w:lang w:val="pt-BR"/>
-              </w:rPr>
               <w:t xml:space="preserve">4. Registro de problemas e correções</w:t>
             </w:r>
           </w:p>
@@ -5509,9 +4013,6 @@
               <w:pStyle w:val="Compact"/>
             </w:pPr>
             <w:r>
-              <w:rPr>
-                <w:lang w:val="pt-BR"/>
-              </w:rPr>
               <w:t xml:space="preserve">Etapas 5 e 6 deste documento</w:t>
             </w:r>
           </w:p>
@@ -5525,9 +4026,6 @@
               <w:pStyle w:val="Compact"/>
             </w:pPr>
             <w:r>
-              <w:rPr>
-                <w:lang w:val="pt-BR"/>
-              </w:rPr>
               <w:t xml:space="preserve">5. Respostas da reflexão</w:t>
             </w:r>
           </w:p>
@@ -5539,9 +4037,6 @@
               <w:pStyle w:val="Compact"/>
             </w:pPr>
             <w:r>
-              <w:rPr>
-                <w:lang w:val="pt-BR"/>
-              </w:rPr>
               <w:t xml:space="preserve">Etapa 13 deste documento</w:t>
             </w:r>
           </w:p>
@@ -5555,9 +4050,6 @@
               <w:pStyle w:val="Compact"/>
             </w:pPr>
             <w:r>
-              <w:rPr>
-                <w:lang w:val="pt-BR"/>
-              </w:rPr>
               <w:t xml:space="preserve">6. Apresentação</w:t>
             </w:r>
           </w:p>
@@ -5569,9 +4061,6 @@
               <w:pStyle w:val="Compact"/>
             </w:pPr>
             <w:r>
-              <w:rPr>
-                <w:lang w:val="pt-BR"/>
-              </w:rPr>
               <w:t xml:space="preserve">Roteiro na Etapa 14</w:t>
             </w:r>
           </w:p>
@@ -5584,9 +4073,6 @@
         <w:pStyle w:val="Heading3"/>
       </w:pPr>
       <w:r>
-        <w:rPr>
-          <w:lang w:val="pt-BR"/>
-        </w:rPr>
         <w:t xml:space="preserve">Bônus técnico: do navegador para o APK</w:t>
       </w:r>
     </w:p>
@@ -5595,92 +4081,2167 @@
         <w:pStyle w:val="FirstParagraph"/>
       </w:pPr>
       <w:r>
-        <w:rPr>
-          <w:lang w:val="pt-BR"/>
-        </w:rPr>
         <w:t xml:space="preserve">O mesmo jogo foi empacotado como aplicativo Android: o</w:t>
       </w:r>
       <w:r>
-        <w:rPr>
-          <w:lang w:val="pt-BR"/>
-        </w:rPr>
-        <w:t xml:space="preserve"> </w:t>
-      </w:r>
-      <w:r>
-        <w:rPr>
-          <w:b/>
-          <w:bCs/>
-          <w:lang w:val="pt-BR"/>
+        <w:t xml:space="preserve"> </w:t>
+      </w:r>
+      <w:r>
+        <w:rPr>
+          <w:b/>
+          <w:bCs/>
         </w:rPr>
         <w:t xml:space="preserve">Capacitor</w:t>
       </w:r>
       <w:r>
-        <w:rPr>
-          <w:lang w:val="pt-BR"/>
-        </w:rPr>
-        <w:t xml:space="preserve"> </w:t>
-      </w:r>
-      <w:r>
-        <w:rPr>
-          <w:lang w:val="pt-BR"/>
-        </w:rPr>
+        <w:t xml:space="preserve"> </w:t>
+      </w:r>
+      <w:r>
         <w:t xml:space="preserve">embute os arquivos do jogo em um projeto nativo (o app roda offline no WebView do próprio Android), os ícones foram gerados por um script em Python e o</w:t>
       </w:r>
       <w:r>
-        <w:rPr>
-          <w:lang w:val="pt-BR"/>
-        </w:rPr>
-        <w:t xml:space="preserve"> </w:t>
-      </w:r>
-      <w:r>
-        <w:rPr>
-          <w:b/>
-          <w:bCs/>
-          <w:lang w:val="pt-BR"/>
+        <w:t xml:space="preserve"> </w:t>
+      </w:r>
+      <w:r>
+        <w:rPr>
+          <w:b/>
+          <w:bCs/>
         </w:rPr>
         <w:t xml:space="preserve">APK é compilado automaticamente no GitHub Actions</w:t>
       </w:r>
       <w:r>
-        <w:rPr>
-          <w:lang w:val="pt-BR"/>
-        </w:rPr>
-        <w:t xml:space="preserve"> </w:t>
-      </w:r>
-      <w:r>
-        <w:rPr>
-          <w:lang w:val="pt-BR"/>
-        </w:rPr>
+        <w:t xml:space="preserve"> </w:t>
+      </w:r>
+      <w:r>
         <w:t xml:space="preserve">ao enviar o código ao repositório — bastando baixar o artefato</w:t>
       </w:r>
       <w:r>
-        <w:rPr>
-          <w:lang w:val="pt-BR"/>
-        </w:rPr>
         <w:t xml:space="preserve"> </w:t>
       </w:r>
       <w:r>
         <w:rPr>
           <w:rStyle w:val="VerbatimChar"/>
-          <w:lang w:val="pt-BR"/>
         </w:rPr>
         <w:t xml:space="preserve">PokerDoCaos-APK</w:t>
       </w:r>
       <w:r>
-        <w:rPr>
-          <w:lang w:val="pt-BR"/>
-        </w:rPr>
-        <w:t xml:space="preserve"> </w:t>
-      </w:r>
-      <w:r>
-        <w:rPr>
-          <w:lang w:val="pt-BR"/>
-        </w:rPr>
+        <w:t xml:space="preserve"> </w:t>
+      </w:r>
+      <w:r>
         <w:t xml:space="preserve">e instalar no celular.</w:t>
       </w:r>
     </w:p>
     <w:bookmarkEnd w:id="32"/>
     <w:bookmarkEnd w:id="33"/>
+    <w:bookmarkStart w:id="40" w:name="ato-2-balanceamento-roguelite-e-lore"/>
+    <w:p>
+      <w:pPr>
+        <w:pStyle w:val="Heading2"/>
+      </w:pPr>
+      <w:r>
+        <w:t xml:space="preserve">16. ATO 2 — BALANCEAMENTO, ROGUELITE E LORE</w:t>
+      </w:r>
+    </w:p>
+    <w:p>
+      <w:pPr>
+        <w:pStyle w:val="FirstParagraph"/>
+      </w:pPr>
+      <w:r>
+        <w:t xml:space="preserve">Depois do desafio extra, o jogo foi medido com uma simulação de Monte Carlo: uma</w:t>
+      </w:r>
+      <w:r>
+        <w:t xml:space="preserve"> </w:t>
+      </w:r>
+      <w:r>
+        <w:t xml:space="preserve">“IA”</w:t>
+      </w:r>
+      <w:r>
+        <w:t xml:space="preserve"> </w:t>
+      </w:r>
+      <w:r>
+        <w:t xml:space="preserve">que joga sempre a melhor mão vencia</w:t>
+      </w:r>
+      <w:r>
+        <w:t xml:space="preserve"> </w:t>
+      </w:r>
+      <w:r>
+        <w:rPr>
+          <w:b/>
+          <w:bCs/>
+        </w:rPr>
+        <w:t xml:space="preserve">98%</w:t>
+      </w:r>
+      <w:r>
+        <w:t xml:space="preserve"> </w:t>
+      </w:r>
+      <w:r>
+        <w:t xml:space="preserve">das partidas — fácil demais. A versão 0.2.0 foi redesenhada com base no sistema do</w:t>
+      </w:r>
+      <w:r>
+        <w:t xml:space="preserve"> </w:t>
+      </w:r>
+      <w:r>
+        <w:rPr>
+          <w:i/>
+          <w:iCs/>
+        </w:rPr>
+        <w:t xml:space="preserve">Balatro</w:t>
+      </w:r>
+      <w:r>
+        <w:t xml:space="preserve">:</w:t>
+      </w:r>
+    </w:p>
+    <w:bookmarkStart w:id="34" w:name="balanceamento-medido-com-o-simulador"/>
+    <w:p>
+      <w:pPr>
+        <w:pStyle w:val="Heading3"/>
+      </w:pPr>
+      <w:r>
+        <w:t xml:space="preserve">16.1 Balanceamento (medido com o simulador)</w:t>
+      </w:r>
+    </w:p>
+    <w:p>
+      <w:pPr>
+        <w:pStyle w:val="Compact"/>
+        <w:numPr>
+          <w:ilvl w:val="0"/>
+          <w:numId w:val="1005"/>
+        </w:numPr>
+      </w:pPr>
+      <w:r>
+        <w:rPr>
+          <w:b/>
+          <w:bCs/>
+        </w:rPr>
+        <w:t xml:space="preserve">Alvos escalando exponencialmente:</w:t>
+      </w:r>
+      <w:r>
+        <w:t xml:space="preserve"> </w:t>
+      </w:r>
+      <w:r>
+        <w:t xml:space="preserve">300 · 900 · 2.500 · 6.500 · 12.000 · 22.000 · 55.000 · 150.000;</w:t>
+      </w:r>
+    </w:p>
+    <w:p>
+      <w:pPr>
+        <w:pStyle w:val="Compact"/>
+        <w:numPr>
+          <w:ilvl w:val="0"/>
+          <w:numId w:val="1005"/>
+        </w:numPr>
+      </w:pPr>
+      <w:r>
+        <w:rPr>
+          <w:b/>
+          <w:bCs/>
+        </w:rPr>
+        <w:t xml:space="preserve">Prêmios menores:</w:t>
+      </w:r>
+      <w:r>
+        <w:t xml:space="preserve"> </w:t>
+      </w:r>
+      <w:r>
+        <w:t xml:space="preserve">$3, $3, $4, $5, $7, $9, $12, $15 (antes chegava a $25);</w:t>
+      </w:r>
+    </w:p>
+    <w:p>
+      <w:pPr>
+        <w:pStyle w:val="Compact"/>
+        <w:numPr>
+          <w:ilvl w:val="0"/>
+          <w:numId w:val="1005"/>
+        </w:numPr>
+      </w:pPr>
+      <w:r>
+        <w:rPr>
+          <w:b/>
+          <w:bCs/>
+        </w:rPr>
+        <w:t xml:space="preserve">Juros do caixa:</w:t>
+      </w:r>
+      <w:r>
+        <w:t xml:space="preserve"> </w:t>
+      </w:r>
+      <w:r>
+        <w:t xml:space="preserve">+$1 por cada $10 guardados ao fim de cada chefão (teto $4) — guardar dinheiro virou estratégia;</w:t>
+      </w:r>
+    </w:p>
+    <w:p>
+      <w:pPr>
+        <w:pStyle w:val="Compact"/>
+        <w:numPr>
+          <w:ilvl w:val="0"/>
+          <w:numId w:val="1005"/>
+        </w:numPr>
+      </w:pPr>
+      <w:r>
+        <w:rPr>
+          <w:b/>
+          <w:bCs/>
+        </w:rPr>
+        <w:t xml:space="preserve">Nerfs nos Coringas:</w:t>
+      </w:r>
+      <w:r>
+        <w:t xml:space="preserve"> </w:t>
+      </w:r>
+      <w:r>
+        <w:t xml:space="preserve">Carnavalesco +1 (antes +2), Maracatu +5 (antes +10), Loteria 15% (antes 25%), Onça +4 (antes +6), Futebola +45 (antes +60), Cafézinho +1 descarte (antes +2), Meteoro +3 (antes +4) — e a Feijoada foi buffada para +50;</w:t>
+      </w:r>
+    </w:p>
+    <w:p>
+      <w:pPr>
+        <w:pStyle w:val="Compact"/>
+        <w:numPr>
+          <w:ilvl w:val="0"/>
+          <w:numId w:val="1005"/>
+        </w:numPr>
+      </w:pPr>
+      <w:r>
+        <w:rPr>
+          <w:b/>
+          <w:bCs/>
+        </w:rPr>
+        <w:t xml:space="preserve">Nível de mão progressivo:</w:t>
+      </w:r>
+      <w:r>
+        <w:t xml:space="preserve"> </w:t>
+      </w:r>
+      <w:r>
+        <w:t xml:space="preserve">subir um nível custa $2 e sobe $1 a cada 2 níveis (antes era $2 para sempre);</w:t>
+      </w:r>
+    </w:p>
+    <w:p>
+      <w:pPr>
+        <w:pStyle w:val="Compact"/>
+        <w:numPr>
+          <w:ilvl w:val="0"/>
+          <w:numId w:val="1005"/>
+        </w:numPr>
+      </w:pPr>
+      <w:r>
+        <w:rPr>
+          <w:b/>
+          <w:bCs/>
+        </w:rPr>
+        <w:t xml:space="preserve">Tio Patinhas corrigido:</w:t>
+      </w:r>
+      <w:r>
+        <w:t xml:space="preserve"> </w:t>
+      </w:r>
+      <w:r>
+        <w:t xml:space="preserve">$2 por chefão vencido (antes $1 por mão jogada — pagava demais);</w:t>
+      </w:r>
+    </w:p>
+    <w:p>
+      <w:pPr>
+        <w:pStyle w:val="Compact"/>
+        <w:numPr>
+          <w:ilvl w:val="0"/>
+          <w:numId w:val="1005"/>
+        </w:numPr>
+      </w:pPr>
+      <w:r>
+        <w:rPr>
+          <w:b/>
+          <w:bCs/>
+        </w:rPr>
+        <w:t xml:space="preserve">Resultado medido:</w:t>
+      </w:r>
+      <w:r>
+        <w:t xml:space="preserve"> </w:t>
+      </w:r>
+      <w:r>
+        <w:t xml:space="preserve">a taxa de vitória da IA perfeita caiu de</w:t>
+      </w:r>
+      <w:r>
+        <w:t xml:space="preserve"> </w:t>
+      </w:r>
+      <w:r>
+        <w:rPr>
+          <w:b/>
+          <w:bCs/>
+        </w:rPr>
+        <w:t xml:space="preserve">98% para 26%</w:t>
+      </w:r>
+      <w:r>
+        <w:t xml:space="preserve"> </w:t>
+      </w:r>
+      <w:r>
+        <w:t xml:space="preserve">(1.000 partidas simuladas).</w:t>
+      </w:r>
+    </w:p>
     <w:bookmarkEnd w:id="34"/>
+    <w:bookmarkStart w:id="35" w:name="espaços-de-coringa-estilo-balatro"/>
+    <w:p>
+      <w:pPr>
+        <w:pStyle w:val="Heading3"/>
+      </w:pPr>
+      <w:r>
+        <w:t xml:space="preserve">16.2 Espaços de Coringa estilo Balatro</w:t>
+      </w:r>
+    </w:p>
+    <w:p>
+      <w:pPr>
+        <w:pStyle w:val="FirstParagraph"/>
+      </w:pPr>
+      <w:r>
+        <w:t xml:space="preserve">Os 5 espaços fixos pareciam forçados. Agora:</w:t>
+      </w:r>
+      <w:r>
+        <w:t xml:space="preserve"> </w:t>
+      </w:r>
+      <w:r>
+        <w:rPr>
+          <w:b/>
+          <w:bCs/>
+        </w:rPr>
+        <w:t xml:space="preserve">4 espaços base</w:t>
+      </w:r>
+      <w:r>
+        <w:t xml:space="preserve"> </w:t>
+      </w:r>
+      <w:r>
+        <w:t xml:space="preserve">e a loja vende</w:t>
+      </w:r>
+      <w:r>
+        <w:t xml:space="preserve"> </w:t>
+      </w:r>
+      <w:r>
+        <w:rPr>
+          <w:b/>
+          <w:bCs/>
+        </w:rPr>
+        <w:t xml:space="preserve">“+1 Espaço”</w:t>
+      </w:r>
+      <w:r>
+        <w:rPr>
+          <w:b/>
+          <w:bCs/>
+        </w:rPr>
+        <w:t xml:space="preserve"> </w:t>
+      </w:r>
+      <w:r>
+        <w:rPr>
+          <w:b/>
+          <w:bCs/>
+        </w:rPr>
+        <w:t xml:space="preserve">por $10</w:t>
+      </w:r>
+      <w:r>
+        <w:t xml:space="preserve"> </w:t>
+      </w:r>
+      <w:r>
+        <w:t xml:space="preserve">(no máximo 2 por partida, até 6) — igual aos vouchers do Balatro.</w:t>
+      </w:r>
+    </w:p>
+    <w:bookmarkEnd w:id="35"/>
+    <w:bookmarkStart w:id="36" w:name="roguelite-caixa-do-boteco"/>
+    <w:p>
+      <w:pPr>
+        <w:pStyle w:val="Heading3"/>
+      </w:pPr>
+      <w:r>
+        <w:t xml:space="preserve">16.3 Roguelite —</w:t>
+      </w:r>
+      <w:r>
+        <w:t xml:space="preserve"> </w:t>
+      </w:r>
+      <w:r>
+        <w:t xml:space="preserve">“Caixa do Boteco”</w:t>
+      </w:r>
+    </w:p>
+    <w:p>
+      <w:pPr>
+        <w:pStyle w:val="FirstParagraph"/>
+      </w:pPr>
+      <w:r>
+        <w:t xml:space="preserve">A derrota agora libera progresso permanente (salvo no aparelho) — 7 desbloqueios com toast comemorativo: Clientela Fiel (+$2 inicial), Confiança do Barman (começa a partida com 1 Coringa), Estante de Garrafas (vende +1 espaço), Juros do Caixa (teto $8), Colecionador (3 Coringas raros entram na loja: Feira Noturna, Zorra Total e Amigo Fantasma), Sorte Grande (Loteria volta a 25%) e Coroa do Boteco (+1 descarte e título dourado).</w:t>
+      </w:r>
+    </w:p>
+    <w:bookmarkEnd w:id="36"/>
+    <w:bookmarkStart w:id="37" w:name="lore-e-falas"/>
+    <w:p>
+      <w:pPr>
+        <w:pStyle w:val="Heading3"/>
+      </w:pPr>
+      <w:r>
+        <w:t xml:space="preserve">16.4 Lore e falas</w:t>
+      </w:r>
+    </w:p>
+    <w:p>
+      <w:pPr>
+        <w:pStyle w:val="FirstParagraph"/>
+      </w:pPr>
+      <w:r>
+        <w:t xml:space="preserve">Cada chefão tem</w:t>
+      </w:r>
+      <w:r>
+        <w:t xml:space="preserve"> </w:t>
+      </w:r>
+      <w:r>
+        <w:rPr>
+          <w:b/>
+          <w:bCs/>
+        </w:rPr>
+        <w:t xml:space="preserve">falas em 4 momentos</w:t>
+      </w:r>
+      <w:r>
+        <w:t xml:space="preserve"> </w:t>
+      </w:r>
+      <w:r>
+        <w:t xml:space="preserve">(balão de fala no cartão + registro no log): entrada, jogador alcança 75% do alvo, vitória do jogador e derrota — ex.: a Galinha dos Ovos provoca (</w:t>
+      </w:r>
+      <w:r>
+        <w:t xml:space="preserve">“Có-có! Aposto meus ovos que você NÃO passa!”</w:t>
+      </w:r>
+      <w:r>
+        <w:t xml:space="preserve">) e se lamenta ao perder.</w:t>
+      </w:r>
+    </w:p>
+    <w:bookmarkEnd w:id="37"/>
+    <w:bookmarkStart w:id="38" w:name="contagem-de-pontos-à-balatro"/>
+    <w:p>
+      <w:pPr>
+        <w:pStyle w:val="Heading3"/>
+      </w:pPr>
+      <w:r>
+        <w:t xml:space="preserve">16.5 Contagem de pontos à Balatro</w:t>
+      </w:r>
+    </w:p>
+    <w:p>
+      <w:pPr>
+        <w:pStyle w:val="FirstParagraph"/>
+      </w:pPr>
+      <w:r>
+        <w:t xml:space="preserve">A antiga</w:t>
+      </w:r>
+      <w:r>
+        <w:t xml:space="preserve"> </w:t>
+      </w:r>
+      <w:r>
+        <w:t xml:space="preserve">“letra miúda”</w:t>
+      </w:r>
+      <w:r>
+        <w:t xml:space="preserve"> </w:t>
+      </w:r>
+      <w:r>
+        <w:t xml:space="preserve">do resultado virou matemática viva: fichas e ×mult pulsam na tela, cada carta ativa uma a uma, os Coringas disparam em sequência (tremendo na fileira) e o total</w:t>
+      </w:r>
+      <w:r>
+        <w:t xml:space="preserve"> </w:t>
+      </w:r>
+      <w:r>
+        <w:rPr>
+          <w:b/>
+          <w:bCs/>
+        </w:rPr>
+        <w:t xml:space="preserve">explode</w:t>
+      </w:r>
+      <w:r>
+        <w:t xml:space="preserve"> </w:t>
+      </w:r>
+      <w:r>
+        <w:t xml:space="preserve">ao final — com novos efeitos sonoros e um toque que acelera a contagem.</w:t>
+      </w:r>
+    </w:p>
+    <w:bookmarkEnd w:id="38"/>
+    <w:bookmarkStart w:id="39" w:name="manutenção-v0.2.1-correções-de-bugs"/>
+    <w:p>
+      <w:pPr>
+        <w:pStyle w:val="Heading3"/>
+      </w:pPr>
+      <w:r>
+        <w:t xml:space="preserve">16.6 Manutenção — v0.2.1 (correções de bugs)</w:t>
+      </w:r>
+    </w:p>
+    <w:p>
+      <w:pPr>
+        <w:pStyle w:val="Compact"/>
+        <w:numPr>
+          <w:ilvl w:val="0"/>
+          <w:numId w:val="1006"/>
+        </w:numPr>
+      </w:pPr>
+      <w:r>
+        <w:rPr>
+          <w:b/>
+          <w:bCs/>
+        </w:rPr>
+        <w:t xml:space="preserve">Roleta reescrita à prova de WebView</w:t>
+      </w:r>
+      <w:r>
+        <w:t xml:space="preserve">: a animação deixou de depender de</w:t>
+      </w:r>
+      <w:r>
+        <w:t xml:space="preserve"> </w:t>
+      </w:r>
+      <w:r>
+        <w:rPr>
+          <w:rStyle w:val="VerbatimChar"/>
+        </w:rPr>
+        <w:t xml:space="preserve">flex</w:t>
+      </w:r>
+      <w:r>
+        <w:t xml:space="preserve"> </w:t>
+      </w:r>
+      <w:r>
+        <w:t xml:space="preserve">+</w:t>
+      </w:r>
+      <w:r>
+        <w:t xml:space="preserve"> </w:t>
+      </w:r>
+      <w:r>
+        <w:rPr>
+          <w:rStyle w:val="VerbatimChar"/>
+        </w:rPr>
+        <w:t xml:space="preserve">transition: left</w:t>
+      </w:r>
+      <w:r>
+        <w:t xml:space="preserve"> </w:t>
+      </w:r>
+      <w:r>
+        <w:t xml:space="preserve">(frágil em WebView antigo) e passou a usar</w:t>
+      </w:r>
+      <w:r>
+        <w:t xml:space="preserve"> </w:t>
+      </w:r>
+      <w:r>
+        <w:rPr>
+          <w:rStyle w:val="VerbatimChar"/>
+          <w:b/>
+          <w:bCs/>
+        </w:rPr>
+        <w:t xml:space="preserve">requestAnimationFrame</w:t>
+      </w:r>
+      <w:r>
+        <w:rPr>
+          <w:b/>
+          <w:bCs/>
+        </w:rPr>
+        <w:t xml:space="preserve"> </w:t>
+      </w:r>
+      <w:r>
+        <w:rPr>
+          <w:b/>
+          <w:bCs/>
+        </w:rPr>
+        <w:t xml:space="preserve">com</w:t>
+      </w:r>
+      <w:r>
+        <w:rPr>
+          <w:b/>
+          <w:bCs/>
+        </w:rPr>
+        <w:t xml:space="preserve"> </w:t>
+      </w:r>
+      <w:r>
+        <w:rPr>
+          <w:rStyle w:val="VerbatimChar"/>
+          <w:b/>
+          <w:bCs/>
+        </w:rPr>
+        <w:t xml:space="preserve">transform: translateX</w:t>
+      </w:r>
+      <w:r>
+        <w:t xml:space="preserve"> </w:t>
+      </w:r>
+      <w:r>
+        <w:t xml:space="preserve">— funciona em qualquer navegador/WebView. A pista também ganhou fundo listrado para nunca parecer vazia;</w:t>
+      </w:r>
+    </w:p>
+    <w:p>
+      <w:pPr>
+        <w:pStyle w:val="Compact"/>
+        <w:numPr>
+          <w:ilvl w:val="0"/>
+          <w:numId w:val="1006"/>
+        </w:numPr>
+      </w:pPr>
+      <w:r>
+        <w:rPr>
+          <w:b/>
+          <w:bCs/>
+        </w:rPr>
+        <w:t xml:space="preserve">Botão ORDENAR</w:t>
+      </w:r>
+      <w:r>
+        <w:t xml:space="preserve">: depois da contagem animada ele ficava travado para sempre (só JOGAR/DESCARTAR eram reabilitados) — agora os 3 botões são reabilitados corretamente;</w:t>
+      </w:r>
+    </w:p>
+    <w:p>
+      <w:pPr>
+        <w:pStyle w:val="Compact"/>
+        <w:numPr>
+          <w:ilvl w:val="0"/>
+          <w:numId w:val="1006"/>
+        </w:numPr>
+      </w:pPr>
+      <w:r>
+        <w:rPr>
+          <w:b/>
+          <w:bCs/>
+        </w:rPr>
+        <w:t xml:space="preserve">Chefão maior</w:t>
+      </w:r>
+      <w:r>
+        <w:t xml:space="preserve">: o emoji do chefão cresceu de 2,4rem para</w:t>
+      </w:r>
+      <w:r>
+        <w:t xml:space="preserve"> </w:t>
+      </w:r>
+      <w:r>
+        <w:rPr>
+          <w:rStyle w:val="VerbatimChar"/>
+        </w:rPr>
+        <w:t xml:space="preserve">clamp(2,6rem, 11vw, 3,8rem)</w:t>
+      </w:r>
+      <w:r>
+        <w:t xml:space="preserve"> </w:t>
+      </w:r>
+      <w:r>
+        <w:t xml:space="preserve">no cartão;</w:t>
+      </w:r>
+    </w:p>
+    <w:p>
+      <w:pPr>
+        <w:pStyle w:val="Compact"/>
+        <w:numPr>
+          <w:ilvl w:val="0"/>
+          <w:numId w:val="1006"/>
+        </w:numPr>
+      </w:pPr>
+      <w:r>
+        <w:t xml:space="preserve">Validado com as 2 novas verificações de interface (ORDENAR reabilitado + roleta com 12 segmentos).</w:t>
+      </w:r>
+    </w:p>
+    <w:p>
+      <w:pPr>
+        <w:pStyle w:val="FirstParagraph"/>
+      </w:pPr>
+      <w:r>
+        <w:rPr>
+          <w:b/>
+          <w:bCs/>
+        </w:rPr>
+        <w:t xml:space="preserve">Validação do Ato 2:</w:t>
+      </w:r>
+      <w:r>
+        <w:t xml:space="preserve"> </w:t>
+      </w:r>
+      <w:r>
+        <w:t xml:space="preserve">53 testes unitários, 22 verificações de interface e calibração com 1.000 partidas simuladas.</w:t>
+      </w:r>
+    </w:p>
+    <w:bookmarkEnd w:id="39"/>
+    <w:bookmarkEnd w:id="40"/>
+    <w:bookmarkStart w:id="47" w:name="X319ea3078f191f04cdd1ffb3f7c925a754441e8"/>
+    <w:p>
+      <w:pPr>
+        <w:pStyle w:val="Heading2"/>
+      </w:pPr>
+      <w:r>
+        <w:t xml:space="preserve">17. ATO 3 — PÓS-TESTE: CORREÇÕES, DIFICULDADE E QUALIDADE DE VIDA</w:t>
+      </w:r>
+    </w:p>
+    <w:p>
+      <w:pPr>
+        <w:pStyle w:val="FirstParagraph"/>
+      </w:pPr>
+      <w:r>
+        <w:t xml:space="preserve">Depois de jogar de verdade em celular e desktop, os seguintes ajustes foram feitos (v0.3.0):</w:t>
+      </w:r>
+    </w:p>
+    <w:bookmarkStart w:id="41" w:name="X69855ad396165c5a1b13fe0e1be5060c9891457"/>
+    <w:p>
+      <w:pPr>
+        <w:pStyle w:val="Heading3"/>
+      </w:pPr>
+      <w:r>
+        <w:t xml:space="preserve">17.1 Bug de lógica corrigido — Sequências com 3 e 4 cartas</w:t>
+      </w:r>
+    </w:p>
+    <w:p>
+      <w:pPr>
+        <w:pStyle w:val="FirstParagraph"/>
+      </w:pPr>
+      <w:r>
+        <w:t xml:space="preserve">O avaliador de mãos só reconhecia sequência com</w:t>
+      </w:r>
+      <w:r>
+        <w:t xml:space="preserve"> </w:t>
+      </w:r>
+      <w:r>
+        <w:rPr>
+          <w:b/>
+          <w:bCs/>
+        </w:rPr>
+        <w:t xml:space="preserve">exatamente 5 cartas</w:t>
+      </w:r>
+      <w:r>
+        <w:t xml:space="preserve">: mãos como</w:t>
+      </w:r>
+      <w:r>
+        <w:t xml:space="preserve"> </w:t>
+      </w:r>
+      <w:r>
+        <w:rPr>
+          <w:rStyle w:val="VerbatimChar"/>
+        </w:rPr>
+        <w:t xml:space="preserve">5♠ 6♥ 7♣</w:t>
+      </w:r>
+      <w:r>
+        <w:t xml:space="preserve"> </w:t>
+      </w:r>
+      <w:r>
+        <w:t xml:space="preserve">(sequência de 3) ou</w:t>
+      </w:r>
+      <w:r>
+        <w:t xml:space="preserve"> </w:t>
+      </w:r>
+      <w:r>
+        <w:rPr>
+          <w:rStyle w:val="VerbatimChar"/>
+        </w:rPr>
+        <w:t xml:space="preserve">9♦ 10♠ J♣ Q♥</w:t>
+      </w:r>
+      <w:r>
+        <w:t xml:space="preserve"> </w:t>
+      </w:r>
+      <w:r>
+        <w:t xml:space="preserve">(de 4) caíam como</w:t>
+      </w:r>
+      <w:r>
+        <w:t xml:space="preserve"> </w:t>
+      </w:r>
+      <w:r>
+        <w:t xml:space="preserve">“Carta Alta”</w:t>
+      </w:r>
+      <w:r>
+        <w:t xml:space="preserve"> </w:t>
+      </w:r>
+      <w:r>
+        <w:t xml:space="preserve">ou</w:t>
+      </w:r>
+      <w:r>
+        <w:t xml:space="preserve"> </w:t>
+      </w:r>
+      <w:r>
+        <w:t xml:space="preserve">“Par”</w:t>
+      </w:r>
+      <w:r>
+        <w:t xml:space="preserve">. Corrigido o avaliador (</w:t>
+      </w:r>
+      <w:r>
+        <w:rPr>
+          <w:rStyle w:val="VerbatimChar"/>
+        </w:rPr>
+        <w:t xml:space="preserve">esEscalera</w:t>
+      </w:r>
+      <w:r>
+        <w:t xml:space="preserve">/</w:t>
+      </w:r>
+      <w:r>
+        <w:rPr>
+          <w:rStyle w:val="VerbatimChar"/>
+        </w:rPr>
+        <w:t xml:space="preserve">avaliarMao</w:t>
+      </w:r>
+      <w:r>
+        <w:t xml:space="preserve">) para aceitar</w:t>
+      </w:r>
+      <w:r>
+        <w:t xml:space="preserve"> </w:t>
+      </w:r>
+      <w:r>
+        <w:rPr>
+          <w:b/>
+          <w:bCs/>
+        </w:rPr>
+        <w:t xml:space="preserve">3 a 5 cartas consecutivas</w:t>
+      </w:r>
+      <w:r>
+        <w:t xml:space="preserve">, incluindo o Ás baixo em sequências curtas (A-2-3, A-2-3-4). Agora Sequência, Cor e Sequência de Cor funcionam com 3, 4 ou 5 cartas — igual ao</w:t>
+      </w:r>
+      <w:r>
+        <w:t xml:space="preserve"> </w:t>
+      </w:r>
+      <w:r>
+        <w:rPr>
+          <w:i/>
+          <w:iCs/>
+        </w:rPr>
+        <w:t xml:space="preserve">Balatro</w:t>
+      </w:r>
+      <w:r>
+        <w:t xml:space="preserve">.</w:t>
+      </w:r>
+    </w:p>
+    <w:bookmarkEnd w:id="41"/>
+    <w:bookmarkStart w:id="42" w:name="dificuldade-fim-do-nível-grátis"/>
+    <w:p>
+      <w:pPr>
+        <w:pStyle w:val="Heading3"/>
+      </w:pPr>
+      <w:r>
+        <w:t xml:space="preserve">17.2 Dificuldade — fim do</w:t>
+      </w:r>
+      <w:r>
+        <w:t xml:space="preserve"> </w:t>
+      </w:r>
+      <w:r>
+        <w:t xml:space="preserve">“nível grátis”</w:t>
+      </w:r>
+    </w:p>
+    <w:p>
+      <w:pPr>
+        <w:pStyle w:val="FirstParagraph"/>
+      </w:pPr>
+      <w:r>
+        <w:t xml:space="preserve">Antes, o nível da mão subia</w:t>
+      </w:r>
+      <w:r>
+        <w:t xml:space="preserve"> </w:t>
+      </w:r>
+      <w:r>
+        <w:rPr>
+          <w:b/>
+          <w:bCs/>
+        </w:rPr>
+        <w:t xml:space="preserve">automaticamente</w:t>
+      </w:r>
+      <w:r>
+        <w:t xml:space="preserve"> </w:t>
+      </w:r>
+      <w:r>
+        <w:t xml:space="preserve">cada vez que a mão era jogada, o que tornava o jogo fácil demais no fim da partida. Agora o nível de mão</w:t>
+      </w:r>
+      <w:r>
+        <w:t xml:space="preserve"> </w:t>
+      </w:r>
+      <w:r>
+        <w:rPr>
+          <w:b/>
+          <w:bCs/>
+        </w:rPr>
+        <w:t xml:space="preserve">só sobe comprando na loja</w:t>
+      </w:r>
+      <w:r>
+        <w:t xml:space="preserve"> </w:t>
+      </w:r>
+      <w:r>
+        <w:t xml:space="preserve">— o jogador precisa decidir entre investir dinheiro em Coringas, cartas melhoradas ou níveis de mão, criando decisões estratégicas reais de gestão de recursos (como no</w:t>
+      </w:r>
+      <w:r>
+        <w:t xml:space="preserve"> </w:t>
+      </w:r>
+      <w:r>
+        <w:rPr>
+          <w:i/>
+          <w:iCs/>
+        </w:rPr>
+        <w:t xml:space="preserve">Balatro</w:t>
+      </w:r>
+      <w:r>
+        <w:t xml:space="preserve">).</w:t>
+      </w:r>
+    </w:p>
+    <w:bookmarkEnd w:id="42"/>
+    <w:bookmarkStart w:id="43" w:name="X9b69535120feb948b8c19ff46e66cd8eed1d0c9"/>
+    <w:p>
+      <w:pPr>
+        <w:pStyle w:val="Heading3"/>
+      </w:pPr>
+      <w:r>
+        <w:t xml:space="preserve">17.3 Coringas com risco e recompensa (trade-offs)</w:t>
+      </w:r>
+    </w:p>
+    <w:p>
+      <w:pPr>
+        <w:pStyle w:val="FirstParagraph"/>
+      </w:pPr>
+      <w:r>
+        <w:t xml:space="preserve">Novos Coringas com poder forte</w:t>
+      </w:r>
+      <w:r>
+        <w:t xml:space="preserve"> </w:t>
+      </w:r>
+      <w:r>
+        <w:rPr>
+          <w:b/>
+          <w:bCs/>
+        </w:rPr>
+        <w:t xml:space="preserve">mas</w:t>
+      </w:r>
+      <w:r>
+        <w:t xml:space="preserve"> </w:t>
+      </w:r>
+      <w:r>
+        <w:t xml:space="preserve">desvantagem, para decisões difíceis:</w:t>
+      </w:r>
+      <w:r>
+        <w:t xml:space="preserve"> </w:t>
+      </w:r>
+      <w:r>
+        <w:t xml:space="preserve">- 🎰</w:t>
+      </w:r>
+      <w:r>
+        <w:t xml:space="preserve"> </w:t>
+      </w:r>
+      <w:r>
+        <w:rPr>
+          <w:b/>
+          <w:bCs/>
+        </w:rPr>
+        <w:t xml:space="preserve">Cassino</w:t>
+      </w:r>
+      <w:r>
+        <w:t xml:space="preserve"> </w:t>
+      </w:r>
+      <w:r>
+        <w:t xml:space="preserve">— ×2 ×mult, mas −$2 por mão jogada;</w:t>
+      </w:r>
+      <w:r>
+        <w:t xml:space="preserve"> </w:t>
+      </w:r>
+      <w:r>
+        <w:t xml:space="preserve">- 🔮</w:t>
+      </w:r>
+      <w:r>
+        <w:t xml:space="preserve"> </w:t>
+      </w:r>
+      <w:r>
+        <w:rPr>
+          <w:b/>
+          <w:bCs/>
+        </w:rPr>
+        <w:t xml:space="preserve">Vidente</w:t>
+      </w:r>
+      <w:r>
+        <w:t xml:space="preserve"> </w:t>
+      </w:r>
+      <w:r>
+        <w:t xml:space="preserve">— +60 fichas, mas −1 descarte por chefão;</w:t>
+      </w:r>
+      <w:r>
+        <w:t xml:space="preserve"> </w:t>
+      </w:r>
+      <w:r>
+        <w:t xml:space="preserve">- ⚖️</w:t>
+      </w:r>
+      <w:r>
+        <w:t xml:space="preserve"> </w:t>
+      </w:r>
+      <w:r>
+        <w:rPr>
+          <w:b/>
+          <w:bCs/>
+        </w:rPr>
+        <w:t xml:space="preserve">Juiz</w:t>
+      </w:r>
+      <w:r>
+        <w:t xml:space="preserve"> </w:t>
+      </w:r>
+      <w:r>
+        <w:t xml:space="preserve">— +8 ×mult em mãos fracas (Carta Alta/Par), −4 ×mult em mãos fortes;</w:t>
+      </w:r>
+      <w:r>
+        <w:t xml:space="preserve"> </w:t>
+      </w:r>
+      <w:r>
+        <w:t xml:space="preserve">- 💣</w:t>
+      </w:r>
+      <w:r>
+        <w:t xml:space="preserve"> </w:t>
+      </w:r>
+      <w:r>
+        <w:rPr>
+          <w:b/>
+          <w:bCs/>
+        </w:rPr>
+        <w:t xml:space="preserve">Bomba</w:t>
+      </w:r>
+      <w:r>
+        <w:t xml:space="preserve"> </w:t>
+      </w:r>
+      <w:r>
+        <w:t xml:space="preserve">— 30% de +100 fichas, 20% de perder $5;</w:t>
+      </w:r>
+      <w:r>
+        <w:t xml:space="preserve"> </w:t>
+      </w:r>
+      <w:r>
+        <w:t xml:space="preserve">- 🎟️</w:t>
+      </w:r>
+      <w:r>
+        <w:t xml:space="preserve"> </w:t>
+      </w:r>
+      <w:r>
+        <w:rPr>
+          <w:b/>
+          <w:bCs/>
+        </w:rPr>
+        <w:t xml:space="preserve">Loteria</w:t>
+      </w:r>
+      <w:r>
+        <w:t xml:space="preserve"> </w:t>
+      </w:r>
+      <w:r>
+        <w:t xml:space="preserve">— agora tem lado negro: 15% de TRIPLICAR, mas 15% de DIVIDIR os pontos por 2.</w:t>
+      </w:r>
+    </w:p>
+    <w:bookmarkEnd w:id="43"/>
+    <w:bookmarkStart w:id="44" w:name="Xd7234c0d7a7306c7dbc01856f2680a9760f9aed"/>
+    <w:p>
+      <w:pPr>
+        <w:pStyle w:val="Heading3"/>
+      </w:pPr>
+      <w:r>
+        <w:t xml:space="preserve">17.4 Bug de economia corrigido — descartar sem dinheiro</w:t>
+      </w:r>
+    </w:p>
+    <w:p>
+      <w:pPr>
+        <w:pStyle w:val="FirstParagraph"/>
+      </w:pPr>
+      <w:r>
+        <w:t xml:space="preserve">Com o chefão</w:t>
+      </w:r>
+      <w:r>
+        <w:t xml:space="preserve"> </w:t>
+      </w:r>
+      <w:r>
+        <w:t xml:space="preserve">“Mão de Gato”</w:t>
+      </w:r>
+      <w:r>
+        <w:t xml:space="preserve"> </w:t>
+      </w:r>
+      <w:r>
+        <w:t xml:space="preserve">(descartes custam $1) ou o Coringa Maracatu, era possível</w:t>
+      </w:r>
+      <w:r>
+        <w:t xml:space="preserve"> </w:t>
+      </w:r>
+      <w:r>
+        <w:rPr>
+          <w:b/>
+          <w:bCs/>
+        </w:rPr>
+        <w:t xml:space="preserve">descartar sem ter dinheiro</w:t>
+      </w:r>
+      <w:r>
+        <w:t xml:space="preserve"> </w:t>
+      </w:r>
+      <w:r>
+        <w:t xml:space="preserve">(o custo era simplesmente zerado). Agora: o botão mostra</w:t>
+      </w:r>
+      <w:r>
+        <w:t xml:space="preserve"> </w:t>
+      </w:r>
+      <w:r>
+        <w:rPr>
+          <w:b/>
+          <w:bCs/>
+        </w:rPr>
+        <w:t xml:space="preserve">“💸 SEM DINHEIRO”</w:t>
+      </w:r>
+      <w:r>
+        <w:t xml:space="preserve"> </w:t>
+      </w:r>
+      <w:r>
+        <w:t xml:space="preserve">e fica desabilitado quando o custo supera o caixa, e a função de descarte bloqueia a ação com a mensagem</w:t>
+      </w:r>
+      <w:r>
+        <w:t xml:space="preserve"> </w:t>
+      </w:r>
+      <w:r>
+        <w:t xml:space="preserve">“Dinheiro insuficiente para descartar!”</w:t>
+      </w:r>
+      <w:r>
+        <w:t xml:space="preserve">.</w:t>
+      </w:r>
+    </w:p>
+    <w:bookmarkEnd w:id="44"/>
+    <w:bookmarkStart w:id="45" w:name="interface-mobile-first-e-legibilidade"/>
+    <w:p>
+      <w:pPr>
+        <w:pStyle w:val="Heading3"/>
+      </w:pPr>
+      <w:r>
+        <w:t xml:space="preserve">17.5 Interface — mobile-first e legibilidade</w:t>
+      </w:r>
+    </w:p>
+    <w:p>
+      <w:pPr>
+        <w:pStyle w:val="Compact"/>
+        <w:numPr>
+          <w:ilvl w:val="0"/>
+          <w:numId w:val="1007"/>
+        </w:numPr>
+      </w:pPr>
+      <w:r>
+        <w:rPr>
+          <w:b/>
+          <w:bCs/>
+        </w:rPr>
+        <w:t xml:space="preserve">Chefão redesenhado:</w:t>
+      </w:r>
+      <w:r>
+        <w:t xml:space="preserve"> </w:t>
+      </w:r>
+      <w:r>
+        <w:t xml:space="preserve">ícone grande dentro de um círculo dourado flutuante ao lado do nome e da regra (antes: campo vazio e texto apertado);</w:t>
+      </w:r>
+    </w:p>
+    <w:p>
+      <w:pPr>
+        <w:pStyle w:val="Compact"/>
+        <w:numPr>
+          <w:ilvl w:val="0"/>
+          <w:numId w:val="1007"/>
+        </w:numPr>
+      </w:pPr>
+      <w:r>
+        <w:rPr>
+          <w:b/>
+          <w:bCs/>
+        </w:rPr>
+        <w:t xml:space="preserve">Botões fixados no rodapé</w:t>
+      </w:r>
+      <w:r>
+        <w:t xml:space="preserve"> </w:t>
+      </w:r>
+      <w:r>
+        <w:t xml:space="preserve">(barra sempre visível, sem precisar rolar a tela para achar</w:t>
+      </w:r>
+      <w:r>
+        <w:t xml:space="preserve"> </w:t>
+      </w:r>
+      <w:r>
+        <w:t xml:space="preserve">“JOGAR MÃO”</w:t>
+      </w:r>
+      <w:r>
+        <w:t xml:space="preserve"> </w:t>
+      </w:r>
+      <w:r>
+        <w:t xml:space="preserve">— inclusive em telas altas/DPI alta);</w:t>
+      </w:r>
+    </w:p>
+    <w:p>
+      <w:pPr>
+        <w:pStyle w:val="Compact"/>
+        <w:numPr>
+          <w:ilvl w:val="0"/>
+          <w:numId w:val="1007"/>
+        </w:numPr>
+      </w:pPr>
+      <w:r>
+        <w:rPr>
+          <w:b/>
+          <w:bCs/>
+        </w:rPr>
+        <w:t xml:space="preserve">Layout mobile-first:</w:t>
+      </w:r>
+      <w:r>
+        <w:t xml:space="preserve"> </w:t>
+      </w:r>
+      <w:r>
+        <w:t xml:space="preserve">media query para telas ≤360 px, alvos de toque ≥44 px,</w:t>
+      </w:r>
+      <w:r>
+        <w:t xml:space="preserve"> </w:t>
+      </w:r>
+      <w:r>
+        <w:rPr>
+          <w:rStyle w:val="VerbatimChar"/>
+        </w:rPr>
+        <w:t xml:space="preserve">safe-area-inset</w:t>
+      </w:r>
+      <w:r>
+        <w:t xml:space="preserve"> </w:t>
+      </w:r>
+      <w:r>
+        <w:t xml:space="preserve">para telas com notcha;</w:t>
+      </w:r>
+    </w:p>
+    <w:p>
+      <w:pPr>
+        <w:pStyle w:val="Compact"/>
+        <w:numPr>
+          <w:ilvl w:val="0"/>
+          <w:numId w:val="1007"/>
+        </w:numPr>
+      </w:pPr>
+      <w:r>
+        <w:rPr>
+          <w:b/>
+          <w:bCs/>
+        </w:rPr>
+        <w:t xml:space="preserve">Painel de Coringas ativos</w:t>
+      </w:r>
+      <w:r>
+        <w:t xml:space="preserve"> </w:t>
+      </w:r>
+      <w:r>
+        <w:t xml:space="preserve">na tela de jogo, com ícone + nome + descrição (antes eram só emojis);</w:t>
+      </w:r>
+    </w:p>
+    <w:p>
+      <w:pPr>
+        <w:pStyle w:val="Compact"/>
+        <w:numPr>
+          <w:ilvl w:val="0"/>
+          <w:numId w:val="1007"/>
+        </w:numPr>
+      </w:pPr>
+      <w:r>
+        <w:rPr>
+          <w:b/>
+          <w:bCs/>
+        </w:rPr>
+        <w:t xml:space="preserve">Mini board de mãos</w:t>
+      </w:r>
+      <w:r>
+        <w:t xml:space="preserve"> </w:t>
+      </w:r>
+      <w:r>
+        <w:t xml:space="preserve">(botão</w:t>
+      </w:r>
+      <w:r>
+        <w:t xml:space="preserve"> </w:t>
+      </w:r>
+      <w:r>
+        <w:t xml:space="preserve">“📖 Mãos”</w:t>
+      </w:r>
+      <w:r>
+        <w:t xml:space="preserve">): painel com a hierarquia completa das 10 combinações, condição de formação, fichas × mult e nível atual de cada uma;</w:t>
+      </w:r>
+    </w:p>
+    <w:p>
+      <w:pPr>
+        <w:pStyle w:val="Compact"/>
+        <w:numPr>
+          <w:ilvl w:val="0"/>
+          <w:numId w:val="1007"/>
+        </w:numPr>
+      </w:pPr>
+      <w:r>
+        <w:rPr>
+          <w:b/>
+          <w:bCs/>
+        </w:rPr>
+        <w:t xml:space="preserve">Roleta robustecida:</w:t>
+      </w:r>
+      <w:r>
+        <w:t xml:space="preserve"> </w:t>
+      </w:r>
+      <w:r>
+        <w:t xml:space="preserve">animação por CSS transition com centralização prévia da pista e fallback por</w:t>
+      </w:r>
+      <w:r>
+        <w:t xml:space="preserve"> </w:t>
+      </w:r>
+      <w:r>
+        <w:rPr>
+          <w:rStyle w:val="VerbatimChar"/>
+        </w:rPr>
+        <w:t xml:space="preserve">requestAnimationFrame</w:t>
+      </w:r>
+      <w:r>
+        <w:t xml:space="preserve">.</w:t>
+      </w:r>
+    </w:p>
+    <w:bookmarkEnd w:id="45"/>
+    <w:bookmarkStart w:id="46" w:name="texto-corrigido"/>
+    <w:p>
+      <w:pPr>
+        <w:pStyle w:val="Heading3"/>
+      </w:pPr>
+      <w:r>
+        <w:t xml:space="preserve">17.6 Texto corrigido</w:t>
+      </w:r>
+    </w:p>
+    <w:p>
+      <w:pPr>
+        <w:pStyle w:val="FirstParagraph"/>
+      </w:pPr>
+      <w:r>
+        <w:t xml:space="preserve">Fala de entrada da Dona Astúcia reescrita (</w:t>
+      </w:r>
+      <w:r>
+        <w:t xml:space="preserve">“Apenas três mãos, querido. Quem sabe fazer mais, faz com menos.”</w:t>
+      </w:r>
+      <w:r>
+        <w:t xml:space="preserve">).</w:t>
+      </w:r>
+    </w:p>
+    <w:p>
+      <w:pPr>
+        <w:pStyle w:val="BodyText"/>
+      </w:pPr>
+      <w:r>
+        <w:rPr>
+          <w:b/>
+          <w:bCs/>
+        </w:rPr>
+        <w:t xml:space="preserve">Validação do Ato 3:</w:t>
+      </w:r>
+      <w:r>
+        <w:t xml:space="preserve"> </w:t>
+      </w:r>
+      <w:r>
+        <w:t xml:space="preserve">suíte de testes expandida e reexecutada —</w:t>
+      </w:r>
+      <w:r>
+        <w:t xml:space="preserve"> </w:t>
+      </w:r>
+      <w:r>
+        <w:rPr>
+          <w:b/>
+          <w:bCs/>
+        </w:rPr>
+        <w:t xml:space="preserve">69 testes unitários, 0 falhas</w:t>
+      </w:r>
+      <w:r>
+        <w:t xml:space="preserve"> </w:t>
+      </w:r>
+      <w:r>
+        <w:t xml:space="preserve">(incluindo novos testes de sequências curtas, Loteria dividindo, Cassino, Vidente, Juiz e Bomba).</w:t>
+      </w:r>
+    </w:p>
+    <w:bookmarkEnd w:id="46"/>
+    <w:bookmarkEnd w:id="47"/>
+    <w:bookmarkStart w:id="54" w:name="Xe7732bccc4a9a7dbf2cdf62178489cc11860924"/>
+    <w:p>
+      <w:pPr>
+        <w:pStyle w:val="Heading2"/>
+      </w:pPr>
+      <w:r>
+        <w:t xml:space="preserve">18. ATO 4 — POWER FANTASY, CAOS VISUAL E MODO CHARA (v0.4.0)</w:t>
+      </w:r>
+    </w:p>
+    <w:p>
+      <w:pPr>
+        <w:pStyle w:val="FirstParagraph"/>
+      </w:pPr>
+      <w:r>
+        <w:t xml:space="preserve">Uma rodada focada em sensação de poder, apresentação caótica do dano e ferramentas de teste no celular.</w:t>
+      </w:r>
+    </w:p>
+    <w:bookmarkStart w:id="48" w:name="o-nível-da-mão-volta-a-subir-ao-jogar"/>
+    <w:p>
+      <w:pPr>
+        <w:pStyle w:val="Heading3"/>
+      </w:pPr>
+      <w:r>
+        <w:t xml:space="preserve">18.1 O nível da mão volta a subir ao jogar</w:t>
+      </w:r>
+    </w:p>
+    <w:p>
+      <w:pPr>
+        <w:pStyle w:val="FirstParagraph"/>
+      </w:pPr>
+      <w:r>
+        <w:t xml:space="preserve">A mudança do Ato 3 (nível só na loja) foi revertida:</w:t>
+      </w:r>
+      <w:r>
+        <w:t xml:space="preserve"> </w:t>
+      </w:r>
+      <w:r>
+        <w:rPr>
+          <w:b/>
+          <w:bCs/>
+        </w:rPr>
+        <w:t xml:space="preserve">jogar uma mão agora sobe o nível dela</w:t>
+      </w:r>
+      <w:r>
+        <w:t xml:space="preserve"> </w:t>
+      </w:r>
+      <w:r>
+        <w:t xml:space="preserve">(+10 fichas, +1 ×mult). Combinado com a compra na loja, isso cria</w:t>
+      </w:r>
+      <w:r>
+        <w:t xml:space="preserve"> </w:t>
+      </w:r>
+      <w:r>
+        <w:t xml:space="preserve">“builds”</w:t>
+      </w:r>
+      <w:r>
+        <w:t xml:space="preserve"> </w:t>
+      </w:r>
+      <w:r>
+        <w:t xml:space="preserve">aceleradas — números gigantes na tela e sensação de crescimento, no espírito do</w:t>
+      </w:r>
+      <w:r>
+        <w:t xml:space="preserve"> </w:t>
+      </w:r>
+      <w:r>
+        <w:rPr>
+          <w:i/>
+          <w:iCs/>
+        </w:rPr>
+        <w:t xml:space="preserve">Balatro</w:t>
+      </w:r>
+      <w:r>
+        <w:t xml:space="preserve">. A loja continua sendo o atalho para focar uma mão específica.</w:t>
+      </w:r>
+    </w:p>
+    <w:bookmarkEnd w:id="48"/>
+    <w:bookmarkStart w:id="49" w:name="cálculo-de-dano-caótico-vida-do-chefão"/>
+    <w:p>
+      <w:pPr>
+        <w:pStyle w:val="Heading3"/>
+      </w:pPr>
+      <w:r>
+        <w:t xml:space="preserve">18.2 Cálculo de dano caótico + vida do chefão</w:t>
+      </w:r>
+    </w:p>
+    <w:p>
+      <w:pPr>
+        <w:pStyle w:val="FirstParagraph"/>
+      </w:pPr>
+      <w:r>
+        <w:t xml:space="preserve">O resultado da mão agora é apresentado de forma mais fluida e</w:t>
+      </w:r>
+      <w:r>
+        <w:t xml:space="preserve"> </w:t>
+      </w:r>
+      <w:r>
+        <w:t xml:space="preserve">“agressiva”</w:t>
+      </w:r>
+      <w:r>
+        <w:t xml:space="preserve">:</w:t>
+      </w:r>
+      <w:r>
+        <w:t xml:space="preserve"> </w:t>
+      </w:r>
+      <w:r>
+        <w:t xml:space="preserve">- A sequência de pontos (mão → cartas → coringas → total) é encadeada com animação;</w:t>
+      </w:r>
+      <w:r>
+        <w:t xml:space="preserve"> </w:t>
+      </w:r>
+      <w:r>
+        <w:t xml:space="preserve">- Ao final, um</w:t>
+      </w:r>
+      <w:r>
+        <w:t xml:space="preserve"> </w:t>
+      </w:r>
+      <w:r>
+        <w:rPr>
+          <w:b/>
+          <w:bCs/>
+        </w:rPr>
+        <w:t xml:space="preserve">número de dano flutuante</w:t>
+      </w:r>
+      <w:r>
+        <w:t xml:space="preserve"> </w:t>
+      </w:r>
+      <w:r>
+        <w:t xml:space="preserve">(</w:t>
+      </w:r>
+      <w:r>
+        <w:rPr>
+          <w:rStyle w:val="VerbatimChar"/>
+        </w:rPr>
+        <w:t xml:space="preserve">-2.350</w:t>
+      </w:r>
+      <w:r>
+        <w:t xml:space="preserve">) sobe do cartão do chefão;</w:t>
+      </w:r>
+      <w:r>
+        <w:t xml:space="preserve"> </w:t>
+      </w:r>
+      <w:r>
+        <w:t xml:space="preserve">- O ícone do chefão recebe um</w:t>
+      </w:r>
+      <w:r>
+        <w:t xml:space="preserve"> </w:t>
+      </w:r>
+      <w:r>
+        <w:rPr>
+          <w:b/>
+          <w:bCs/>
+        </w:rPr>
+        <w:t xml:space="preserve">frame de dor</w:t>
+      </w:r>
+      <w:r>
+        <w:t xml:space="preserve">: fica cinza e treme por ~0,7s (efeito</w:t>
+      </w:r>
+      <w:r>
+        <w:t xml:space="preserve"> </w:t>
+      </w:r>
+      <w:r>
+        <w:rPr>
+          <w:rStyle w:val="VerbatimChar"/>
+        </w:rPr>
+        <w:t xml:space="preserve">grayscale</w:t>
+      </w:r>
+      <w:r>
+        <w:t xml:space="preserve"> </w:t>
+      </w:r>
+      <w:r>
+        <w:t xml:space="preserve">+ shake);</w:t>
+      </w:r>
+      <w:r>
+        <w:t xml:space="preserve"> </w:t>
+      </w:r>
+      <w:r>
+        <w:t xml:space="preserve">- A barra de progresso representa a</w:t>
+      </w:r>
+      <w:r>
+        <w:t xml:space="preserve"> </w:t>
+      </w:r>
+      <w:r>
+        <w:t xml:space="preserve">“vida”</w:t>
+      </w:r>
+      <w:r>
+        <w:t xml:space="preserve"> </w:t>
+      </w:r>
+      <w:r>
+        <w:t xml:space="preserve">do chefão, esvaziando conforme o dano entra.</w:t>
+      </w:r>
+    </w:p>
+    <w:bookmarkEnd w:id="49"/>
+    <w:bookmarkStart w:id="50" w:name="X1c0fc405af04a81c279e8e1ba8da56712818793"/>
+    <w:p>
+      <w:pPr>
+        <w:pStyle w:val="Heading3"/>
+      </w:pPr>
+      <w:r>
+        <w:t xml:space="preserve">18.3 Coringas build-around (menos aleatórios, mais estratégicos)</w:t>
+      </w:r>
+    </w:p>
+    <w:p>
+      <w:pPr>
+        <w:pStyle w:val="FirstParagraph"/>
+      </w:pPr>
+      <w:r>
+        <w:t xml:space="preserve">Quatro coringas que recompensam</w:t>
+      </w:r>
+      <w:r>
+        <w:t xml:space="preserve"> </w:t>
+      </w:r>
+      <w:r>
+        <w:rPr>
+          <w:b/>
+          <w:bCs/>
+        </w:rPr>
+        <w:t xml:space="preserve">construir em torno de uma ideia</w:t>
+      </w:r>
+      <w:r>
+        <w:t xml:space="preserve"> </w:t>
+      </w:r>
+      <w:r>
+        <w:t xml:space="preserve">(condição consistente, não sorte):</w:t>
+      </w:r>
+      <w:r>
+        <w:t xml:space="preserve"> </w:t>
+      </w:r>
+      <w:r>
+        <w:t xml:space="preserve">- 🚬</w:t>
+      </w:r>
+      <w:r>
+        <w:t xml:space="preserve"> </w:t>
+      </w:r>
+      <w:r>
+        <w:rPr>
+          <w:b/>
+          <w:bCs/>
+        </w:rPr>
+        <w:t xml:space="preserve">Cartomante</w:t>
+      </w:r>
+      <w:r>
+        <w:t xml:space="preserve"> </w:t>
+      </w:r>
+      <w:r>
+        <w:t xml:space="preserve">— +1 ×mult</w:t>
+      </w:r>
+      <w:r>
+        <w:t xml:space="preserve"> </w:t>
+      </w:r>
+      <w:r>
+        <w:rPr>
+          <w:b/>
+          <w:bCs/>
+        </w:rPr>
+        <w:t xml:space="preserve">acumulado</w:t>
+      </w:r>
+      <w:r>
+        <w:t xml:space="preserve"> </w:t>
+      </w:r>
+      <w:r>
+        <w:t xml:space="preserve">por cada chefão vencido na partida (aumenta quanto mais longe você vai);</w:t>
+      </w:r>
+      <w:r>
+        <w:t xml:space="preserve"> </w:t>
+      </w:r>
+      <w:r>
+        <w:t xml:space="preserve">- 🐝</w:t>
+      </w:r>
+      <w:r>
+        <w:t xml:space="preserve"> </w:t>
+      </w:r>
+      <w:r>
+        <w:rPr>
+          <w:b/>
+          <w:bCs/>
+        </w:rPr>
+        <w:t xml:space="preserve">Enxame</w:t>
+      </w:r>
+      <w:r>
+        <w:t xml:space="preserve"> </w:t>
+      </w:r>
+      <w:r>
+        <w:t xml:space="preserve">— +2 ×mult se TODAS as cartas jogadas forem do mesmo naipe;</w:t>
+      </w:r>
+      <w:r>
+        <w:t xml:space="preserve"> </w:t>
+      </w:r>
+      <w:r>
+        <w:t xml:space="preserve">- 👑</w:t>
+      </w:r>
+      <w:r>
+        <w:t xml:space="preserve"> </w:t>
+      </w:r>
+      <w:r>
+        <w:rPr>
+          <w:b/>
+          <w:bCs/>
+        </w:rPr>
+        <w:t xml:space="preserve">Farejador</w:t>
+      </w:r>
+      <w:r>
+        <w:t xml:space="preserve"> </w:t>
+      </w:r>
+      <w:r>
+        <w:t xml:space="preserve">— +40 fichas por cada carta de Espadas (♠) jogada;</w:t>
+      </w:r>
+      <w:r>
+        <w:t xml:space="preserve"> </w:t>
+      </w:r>
+      <w:r>
+        <w:t xml:space="preserve">- 📚</w:t>
+      </w:r>
+      <w:r>
+        <w:t xml:space="preserve"> </w:t>
+      </w:r>
+      <w:r>
+        <w:rPr>
+          <w:b/>
+          <w:bCs/>
+        </w:rPr>
+        <w:t xml:space="preserve">Bibliotecário</w:t>
+      </w:r>
+      <w:r>
+        <w:t xml:space="preserve"> </w:t>
+      </w:r>
+      <w:r>
+        <w:t xml:space="preserve">— +3 ×mult ao jogar exatamente 2 cartas.</w:t>
+      </w:r>
+    </w:p>
+    <w:bookmarkEnd w:id="50"/>
+    <w:bookmarkStart w:id="51" w:name="Xa42450dfac44eaf8b3a5bffd7e9359da6dcde41"/>
+    <w:p>
+      <w:pPr>
+        <w:pStyle w:val="Heading3"/>
+      </w:pPr>
+      <w:r>
+        <w:t xml:space="preserve">18.4 Modo CHARA — controle de teste temático (Undertale)</w:t>
+      </w:r>
+    </w:p>
+    <w:p>
+      <w:pPr>
+        <w:pStyle w:val="FirstParagraph"/>
+      </w:pPr>
+      <w:r>
+        <w:t xml:space="preserve">Digitando</w:t>
+      </w:r>
+      <w:r>
+        <w:t xml:space="preserve"> </w:t>
+      </w:r>
+      <w:r>
+        <w:rPr>
+          <w:b/>
+          <w:bCs/>
+        </w:rPr>
+        <w:t xml:space="preserve">“chara”</w:t>
+      </w:r>
+      <w:r>
+        <w:t xml:space="preserve"> </w:t>
+      </w:r>
+      <w:r>
+        <w:t xml:space="preserve">(qualquer maiúscula/minúscula) no campo de nome, ativa-se um modo de teste com um badge 👻 na barra superior. Ele concede</w:t>
+      </w:r>
+      <w:r>
+        <w:t xml:space="preserve"> </w:t>
+      </w:r>
+      <w:r>
+        <w:rPr>
+          <w:b/>
+          <w:bCs/>
+        </w:rPr>
+        <w:t xml:space="preserve">cinco Coringas cheat</w:t>
+      </w:r>
+      <w:r>
+        <w:t xml:space="preserve"> </w:t>
+      </w:r>
+      <w:r>
+        <w:t xml:space="preserve">que isolam sistemas para testar no celular,</w:t>
+      </w:r>
+      <w:r>
+        <w:t xml:space="preserve"> </w:t>
+      </w:r>
+      <w:r>
+        <w:rPr>
+          <w:b/>
+          <w:bCs/>
+        </w:rPr>
+        <w:t xml:space="preserve">não entram na loja/roleta</w:t>
+      </w:r>
+      <w:r>
+        <w:t xml:space="preserve"> </w:t>
+      </w:r>
+      <w:r>
+        <w:t xml:space="preserve">e</w:t>
+      </w:r>
+      <w:r>
+        <w:t xml:space="preserve"> </w:t>
+      </w:r>
+      <w:r>
+        <w:rPr>
+          <w:b/>
+          <w:bCs/>
+        </w:rPr>
+        <w:t xml:space="preserve">não gravam recordes</w:t>
+      </w:r>
+      <w:r>
+        <w:t xml:space="preserve">:</w:t>
+      </w:r>
+      <w:r>
+        <w:t xml:space="preserve"> </w:t>
+      </w:r>
+      <w:r>
+        <w:t xml:space="preserve">- ❤️</w:t>
+      </w:r>
+      <w:r>
+        <w:t xml:space="preserve"> </w:t>
+      </w:r>
+      <w:r>
+        <w:rPr>
+          <w:b/>
+          <w:bCs/>
+        </w:rPr>
+        <w:t xml:space="preserve">Determinação</w:t>
+      </w:r>
+      <w:r>
+        <w:t xml:space="preserve"> </w:t>
+      </w:r>
+      <w:r>
+        <w:t xml:space="preserve">— não morre: ficar sem mãos reinicia o chefão atual (permite testar cada regra à vontade);</w:t>
+      </w:r>
+      <w:r>
+        <w:t xml:space="preserve"> </w:t>
+      </w:r>
+      <w:r>
+        <w:t xml:space="preserve">-</w:t>
+      </w:r>
+      <w:r>
+        <w:t xml:space="preserve"> </w:t>
+      </w:r>
+      <w:r>
+        <w:rPr>
+          <w:b/>
+          <w:bCs/>
+        </w:rPr>
+        <w:t xml:space="preserve">Karma</w:t>
+      </w:r>
+      <w:r>
+        <w:t xml:space="preserve"> </w:t>
+      </w:r>
+      <w:r>
+        <w:t xml:space="preserve">— qualquer mão derrota o chefão instantaneamente (testa o fluxo de vitória/roleta/loja);</w:t>
+      </w:r>
+      <w:r>
+        <w:t xml:space="preserve"> </w:t>
+      </w:r>
+      <w:r>
+        <w:t xml:space="preserve">- 🐶</w:t>
+      </w:r>
+      <w:r>
+        <w:t xml:space="preserve"> </w:t>
+      </w:r>
+      <w:r>
+        <w:rPr>
+          <w:b/>
+          <w:bCs/>
+        </w:rPr>
+        <w:t xml:space="preserve">Temmie</w:t>
+      </w:r>
+      <w:r>
+        <w:t xml:space="preserve"> </w:t>
+      </w:r>
+      <w:r>
+        <w:t xml:space="preserve">— dinheiro infinito (testa a loja inteira; exibido como</w:t>
+      </w:r>
+      <w:r>
+        <w:t xml:space="preserve"> </w:t>
+      </w:r>
+      <w:r>
+        <w:t xml:space="preserve">“hOI! R$…”</w:t>
+      </w:r>
+      <w:r>
+        <w:t xml:space="preserve">);</w:t>
+      </w:r>
+      <w:r>
+        <w:t xml:space="preserve"> </w:t>
+      </w:r>
+      <w:r>
+        <w:t xml:space="preserve">- 🕷️</w:t>
+      </w:r>
+      <w:r>
+        <w:t xml:space="preserve"> </w:t>
+      </w:r>
+      <w:r>
+        <w:rPr>
+          <w:b/>
+          <w:bCs/>
+        </w:rPr>
+        <w:t xml:space="preserve">Muffet</w:t>
+      </w:r>
+      <w:r>
+        <w:t xml:space="preserve"> </w:t>
+      </w:r>
+      <w:r>
+        <w:t xml:space="preserve">— descartes infinitos e grátis (testa o descarte e o bug do Mão de Gato);</w:t>
+      </w:r>
+      <w:r>
+        <w:t xml:space="preserve"> </w:t>
+      </w:r>
+      <w:r>
+        <w:t xml:space="preserve">- ⬛</w:t>
+      </w:r>
+      <w:r>
+        <w:t xml:space="preserve"> </w:t>
+      </w:r>
+      <w:r>
+        <w:rPr>
+          <w:b/>
+          <w:bCs/>
+        </w:rPr>
+        <w:t xml:space="preserve">O Vazio</w:t>
+      </w:r>
+      <w:r>
+        <w:t xml:space="preserve"> </w:t>
+      </w:r>
+      <w:r>
+        <w:t xml:space="preserve">— alvos dos chefões viram 1 ponto (testa o fluxo completo do zero em segundos).</w:t>
+      </w:r>
+    </w:p>
+    <w:bookmarkEnd w:id="51"/>
+    <w:bookmarkStart w:id="52" w:name="validação"/>
+    <w:p>
+      <w:pPr>
+        <w:pStyle w:val="Heading3"/>
+      </w:pPr>
+      <w:r>
+        <w:t xml:space="preserve">18.5 Validação</w:t>
+      </w:r>
+    </w:p>
+    <w:p>
+      <w:pPr>
+        <w:pStyle w:val="Compact"/>
+        <w:numPr>
+          <w:ilvl w:val="0"/>
+          <w:numId w:val="1008"/>
+        </w:numPr>
+      </w:pPr>
+      <w:r>
+        <w:t xml:space="preserve">Suíte de testes expandida com os novos coringas build-around e a verificação dos 5 cheats:</w:t>
+      </w:r>
+      <w:r>
+        <w:t xml:space="preserve"> </w:t>
+      </w:r>
+      <w:r>
+        <w:rPr>
+          <w:b/>
+          <w:bCs/>
+        </w:rPr>
+        <w:t xml:space="preserve">78 testes unitários, 0 falhas</w:t>
+      </w:r>
+      <w:r>
+        <w:t xml:space="preserve">;</w:t>
+      </w:r>
+    </w:p>
+    <w:p>
+      <w:pPr>
+        <w:pStyle w:val="Compact"/>
+        <w:numPr>
+          <w:ilvl w:val="0"/>
+          <w:numId w:val="1008"/>
+        </w:numPr>
+      </w:pPr>
+      <w:r>
+        <w:t xml:space="preserve">Sintaxe validada com</w:t>
+      </w:r>
+      <w:r>
+        <w:t xml:space="preserve"> </w:t>
+      </w:r>
+      <w:r>
+        <w:rPr>
+          <w:rStyle w:val="VerbatimChar"/>
+        </w:rPr>
+        <w:t xml:space="preserve">node --check</w:t>
+      </w:r>
+      <w:r>
+        <w:t xml:space="preserve"> </w:t>
+      </w:r>
+      <w:r>
+        <w:t xml:space="preserve">em</w:t>
+      </w:r>
+      <w:r>
+        <w:t xml:space="preserve"> </w:t>
+      </w:r>
+      <w:r>
+        <w:rPr>
+          <w:rStyle w:val="VerbatimChar"/>
+        </w:rPr>
+        <w:t xml:space="preserve">logica.js</w:t>
+      </w:r>
+      <w:r>
+        <w:t xml:space="preserve"> </w:t>
+      </w:r>
+      <w:r>
+        <w:t xml:space="preserve">e</w:t>
+      </w:r>
+      <w:r>
+        <w:t xml:space="preserve"> </w:t>
+      </w:r>
+      <w:r>
+        <w:rPr>
+          <w:rStyle w:val="VerbatimChar"/>
+        </w:rPr>
+        <w:t xml:space="preserve">script.js</w:t>
+      </w:r>
+      <w:r>
+        <w:t xml:space="preserve">;</w:t>
+      </w:r>
+    </w:p>
+    <w:p>
+      <w:pPr>
+        <w:pStyle w:val="Compact"/>
+        <w:numPr>
+          <w:ilvl w:val="0"/>
+          <w:numId w:val="1008"/>
+        </w:numPr>
+      </w:pPr>
+      <w:r>
+        <w:rPr>
+          <w:b/>
+          <w:bCs/>
+        </w:rPr>
+        <w:t xml:space="preserve">Rebalanceamento medido:</w:t>
+      </w:r>
+      <w:r>
+        <w:t xml:space="preserve"> </w:t>
+      </w:r>
+      <w:r>
+        <w:t xml:space="preserve">como o nível de mão volta a subir ao jogar, o simulador de Monte Carlo (200 partidas) foi rodado de novo. A taxa de vitória da IA perfeita ficou em</w:t>
+      </w:r>
+      <w:r>
+        <w:t xml:space="preserve"> </w:t>
+      </w:r>
+      <w:r>
+        <w:rPr>
+          <w:b/>
+          <w:bCs/>
+        </w:rPr>
+        <w:t xml:space="preserve">29%</w:t>
+      </w:r>
+      <w:r>
+        <w:t xml:space="preserve"> </w:t>
+      </w:r>
+      <w:r>
+        <w:t xml:space="preserve">(contra 26% do Ato 2) — levemente mais fácil, o que é coerente com a</w:t>
+      </w:r>
+      <w:r>
+        <w:t xml:space="preserve"> </w:t>
+      </w:r>
+      <w:r>
+        <w:t xml:space="preserve">“power fantasy”</w:t>
+      </w:r>
+      <w:r>
+        <w:t xml:space="preserve"> </w:t>
+      </w:r>
+      <w:r>
+        <w:t xml:space="preserve">pretendida sem quebrar o desafio. Os alvos</w:t>
+      </w:r>
+      <w:r>
+        <w:t xml:space="preserve"> </w:t>
+      </w:r>
+      <w:r>
+        <w:rPr>
+          <w:b/>
+          <w:bCs/>
+        </w:rPr>
+        <w:t xml:space="preserve">não precisaram ser alterados</w:t>
+      </w:r>
+      <w:r>
+        <w:t xml:space="preserve">.</w:t>
+      </w:r>
+    </w:p>
+    <w:bookmarkEnd w:id="52"/>
+    <w:bookmarkStart w:id="53" w:name="consolidação-para-a-release-v0.4.0"/>
+    <w:p>
+      <w:pPr>
+        <w:pStyle w:val="Heading3"/>
+      </w:pPr>
+      <w:r>
+        <w:t xml:space="preserve">18.6 Consolidação para a Release v0.4.0</w:t>
+      </w:r>
+    </w:p>
+    <w:p>
+      <w:pPr>
+        <w:pStyle w:val="FirstParagraph"/>
+      </w:pPr>
+      <w:r>
+        <w:t xml:space="preserve">Antes da publicação, uma limpeza final de consistência:</w:t>
+      </w:r>
+      <w:r>
+        <w:t xml:space="preserve"> </w:t>
+      </w:r>
+      <w:r>
+        <w:t xml:space="preserve">- O tremor dos Coringas durante a contagem animada foi</w:t>
+      </w:r>
+      <w:r>
+        <w:t xml:space="preserve"> </w:t>
+      </w:r>
+      <w:r>
+        <w:rPr>
+          <w:b/>
+          <w:bCs/>
+        </w:rPr>
+        <w:t xml:space="preserve">realojado no painel de Coringas</w:t>
+      </w:r>
+      <w:r>
+        <w:t xml:space="preserve"> </w:t>
+      </w:r>
+      <w:r>
+        <w:t xml:space="preserve">(</w:t>
+      </w:r>
+      <w:r>
+        <w:rPr>
+          <w:rStyle w:val="VerbatimChar"/>
+        </w:rPr>
+        <w:t xml:space="preserve">lista-coringas</w:t>
+      </w:r>
+      <w:r>
+        <w:t xml:space="preserve">), pois a antiga tira de emojis foi removida da tela no redesenho — função morta</w:t>
+      </w:r>
+      <w:r>
+        <w:t xml:space="preserve"> </w:t>
+      </w:r>
+      <w:r>
+        <w:rPr>
+          <w:rStyle w:val="VerbatimChar"/>
+        </w:rPr>
+        <w:t xml:space="preserve">renderTiraCoringas</w:t>
+      </w:r>
+      <w:r>
+        <w:t xml:space="preserve"> </w:t>
+      </w:r>
+      <w:r>
+        <w:t xml:space="preserve">eliminada;</w:t>
+      </w:r>
+      <w:r>
+        <w:t xml:space="preserve"> </w:t>
+      </w:r>
+      <w:r>
+        <w:t xml:space="preserve">- A checagem de fumaça da roleta foi atualizada para os</w:t>
+      </w:r>
+      <w:r>
+        <w:t xml:space="preserve"> </w:t>
+      </w:r>
+      <w:r>
+        <w:rPr>
+          <w:b/>
+          <w:bCs/>
+        </w:rPr>
+        <w:t xml:space="preserve">18 segmentos</w:t>
+      </w:r>
+      <w:r>
+        <w:t xml:space="preserve"> </w:t>
+      </w:r>
+      <w:r>
+        <w:t xml:space="preserve">do desenho novo (antes esperava 12);</w:t>
+      </w:r>
+      <w:r>
+        <w:t xml:space="preserve"> </w:t>
+      </w:r>
+      <w:r>
+        <w:t xml:space="preserve">- Versão nativa elevada para</w:t>
+      </w:r>
+      <w:r>
+        <w:t xml:space="preserve"> </w:t>
+      </w:r>
+      <w:r>
+        <w:rPr>
+          <w:rStyle w:val="VerbatimChar"/>
+        </w:rPr>
+        <w:t xml:space="preserve">versionCode 4</w:t>
+      </w:r>
+      <w:r>
+        <w:t xml:space="preserve"> </w:t>
+      </w:r>
+      <w:r>
+        <w:t xml:space="preserve">/</w:t>
+      </w:r>
+      <w:r>
+        <w:t xml:space="preserve"> </w:t>
+      </w:r>
+      <w:r>
+        <w:rPr>
+          <w:rStyle w:val="VerbatimChar"/>
+        </w:rPr>
+        <w:t xml:space="preserve">versionName "4.0"</w:t>
+      </w:r>
+      <w:r>
+        <w:t xml:space="preserve"> </w:t>
+      </w:r>
+      <w:r>
+        <w:t xml:space="preserve">e projeto Android ressincronizado (</w:t>
+      </w:r>
+      <w:r>
+        <w:rPr>
+          <w:rStyle w:val="VerbatimChar"/>
+        </w:rPr>
+        <w:t xml:space="preserve">npx cap sync</w:t>
+      </w:r>
+      <w:r>
+        <w:t xml:space="preserve">);</w:t>
+      </w:r>
+      <w:r>
+        <w:t xml:space="preserve"> </w:t>
+      </w:r>
+      <w:r>
+        <w:t xml:space="preserve">- Revalidação completa:</w:t>
+      </w:r>
+      <w:r>
+        <w:t xml:space="preserve"> </w:t>
+      </w:r>
+      <w:r>
+        <w:rPr>
+          <w:b/>
+          <w:bCs/>
+        </w:rPr>
+        <w:t xml:space="preserve">78 testes unitários, 0 falhas · 22/22 verificações de interface · 0 IDs em falta</w:t>
+      </w:r>
+      <w:r>
+        <w:t xml:space="preserve">.</w:t>
+      </w:r>
+    </w:p>
+    <w:bookmarkEnd w:id="53"/>
+    <w:bookmarkEnd w:id="54"/>
+    <w:bookmarkEnd w:id="55"/>
     <w:sectPr>
       <w:footnotePr>
         <w:numRestart w:val="eachSect"/>
@@ -6075,6 +6636,18 @@
       <w:startOverride w:val="1"/>
     </w:lvlOverride>
   </w:num>
+  <w:num w:numId="1005">
+    <w:abstractNumId w:val="991"/>
+  </w:num>
+  <w:num w:numId="1006">
+    <w:abstractNumId w:val="991"/>
+  </w:num>
+  <w:num w:numId="1007">
+    <w:abstractNumId w:val="991"/>
+  </w:num>
+  <w:num w:numId="1008">
+    <w:abstractNumId w:val="991"/>
+  </w:num>
 </w:numbering>
 </file>
 
@@ -6086,7 +6659,7 @@
         <w:rFonts w:asciiTheme="minorHAnsi" w:cstheme="minorBidi" w:eastAsiaTheme="minorEastAsia" w:hAnsiTheme="minorHAnsi"/>
         <w:sz w:val="24"/>
         <w:szCs w:val="24"/>
-        <w:lang w:bidi="ar-SA" w:eastAsia="zh-CN" w:val="pt-BR"/>
+        <w:lang w:bidi="ar-SA" w:eastAsia="zh-CN" w:val="en-US"/>
       </w:rPr>
     </w:rPrDefault>
     <w:pPrDefault>

--- a/relatorio.docx
+++ b/relatorio.docx
@@ -2,7 +2,7 @@
 <file path=word/document.xml><?xml version="1.0" encoding="utf-8"?>
 <w:document xmlns:w="http://schemas.openxmlformats.org/wordprocessingml/2006/main" xmlns:m="http://schemas.openxmlformats.org/officeDocument/2006/math" xmlns:r="http://schemas.openxmlformats.org/officeDocument/2006/relationships" xmlns:o="urn:schemas-microsoft-com:office:office" xmlns:v="urn:schemas-microsoft-com:vml" xmlns:w10="urn:schemas-microsoft-com:office:word" xmlns:a="http://schemas.openxmlformats.org/drawingml/2006/main" xmlns:pic="http://schemas.openxmlformats.org/drawingml/2006/picture" xmlns:wp="http://schemas.openxmlformats.org/drawingml/2006/wordprocessingDrawing">
   <w:body>
-    <w:bookmarkStart w:id="55" w:name="roteiro-de-atividade-prática"/>
+    <w:bookmarkStart w:id="56" w:name="roteiro-de-atividade-prática"/>
     <w:p>
       <w:pPr>
         <w:pStyle w:val="Heading1"/>
@@ -5410,7 +5410,7 @@
     </w:p>
     <w:bookmarkEnd w:id="46"/>
     <w:bookmarkEnd w:id="47"/>
-    <w:bookmarkStart w:id="54" w:name="Xe7732bccc4a9a7dbf2cdf62178489cc11860924"/>
+    <w:bookmarkStart w:id="55" w:name="Xe7732bccc4a9a7dbf2cdf62178489cc11860924"/>
     <w:p>
       <w:pPr>
         <w:pStyle w:val="Heading2"/>
@@ -6240,8 +6240,289 @@
       </w:r>
     </w:p>
     <w:bookmarkEnd w:id="53"/>
+    <w:bookmarkStart w:id="54" w:name="correções-pós-release-v0.4.1"/>
+    <w:p>
+      <w:pPr>
+        <w:pStyle w:val="Heading3"/>
+      </w:pPr>
+      <w:r>
+        <w:t xml:space="preserve">18.7 Correções pós-release (v0.4.1)</w:t>
+      </w:r>
+    </w:p>
+    <w:p>
+      <w:pPr>
+        <w:pStyle w:val="FirstParagraph"/>
+      </w:pPr>
+      <w:r>
+        <w:t xml:space="preserve">Jogando a v0.4.0 de verdade no celular, três problemas apareceram e foram resolvidos:</w:t>
+      </w:r>
+      <w:r>
+        <w:t xml:space="preserve"> </w:t>
+      </w:r>
+      <w:r>
+        <w:t xml:space="preserve">-</w:t>
+      </w:r>
+      <w:r>
+        <w:t xml:space="preserve"> </w:t>
+      </w:r>
+      <w:r>
+        <w:rPr>
+          <w:b/>
+          <w:bCs/>
+        </w:rPr>
+        <w:t xml:space="preserve">“undefined”</w:t>
+      </w:r>
+      <w:r>
+        <w:rPr>
+          <w:b/>
+          <w:bCs/>
+        </w:rPr>
+        <w:t xml:space="preserve"> </w:t>
+      </w:r>
+      <w:r>
+        <w:rPr>
+          <w:b/>
+          <w:bCs/>
+        </w:rPr>
+        <w:t xml:space="preserve">no overlay</w:t>
+      </w:r>
+      <w:r>
+        <w:t xml:space="preserve">: o nome da mão exibido vinha do campo errado (</w:t>
+      </w:r>
+      <w:r>
+        <w:rPr>
+          <w:rStyle w:val="VerbatimChar"/>
+        </w:rPr>
+        <w:t xml:space="preserve">res.mao.nome</w:t>
+      </w:r>
+      <w:r>
+        <w:t xml:space="preserve"> </w:t>
+      </w:r>
+      <w:r>
+        <w:t xml:space="preserve">em vez de</w:t>
+      </w:r>
+      <w:r>
+        <w:t xml:space="preserve"> </w:t>
+      </w:r>
+      <w:r>
+        <w:rPr>
+          <w:rStyle w:val="VerbatimChar"/>
+        </w:rPr>
+        <w:t xml:space="preserve">res.mao.nombre</w:t>
+      </w:r>
+      <w:r>
+        <w:t xml:space="preserve">) — toda mão jogada mostrava</w:t>
+      </w:r>
+      <w:r>
+        <w:t xml:space="preserve"> </w:t>
+      </w:r>
+      <w:r>
+        <w:t xml:space="preserve">“undefined”</w:t>
+      </w:r>
+      <w:r>
+        <w:t xml:space="preserve">. Corrigido e coberto por verificação de interface;</w:t>
+      </w:r>
+      <w:r>
+        <w:t xml:space="preserve"> </w:t>
+      </w:r>
+      <w:r>
+        <w:t xml:space="preserve">-</w:t>
+      </w:r>
+      <w:r>
+        <w:t xml:space="preserve"> </w:t>
+      </w:r>
+      <w:r>
+        <w:rPr>
+          <w:b/>
+          <w:bCs/>
+        </w:rPr>
+        <w:t xml:space="preserve">Roleta reescrita com o padrão do Antigravity</w:t>
+      </w:r>
+      <w:r>
+        <w:t xml:space="preserve">: o giro antigo somava voltas extras além do fim da tira (o deslocamento chegava a -2.400px numa tira de 1.512px — no celular a pista ficava vazia). O novo desenho usa o layout provado: viewbox de largura fixa (252px), tira no fluxo normal (sem</w:t>
+      </w:r>
+      <w:r>
+        <w:t xml:space="preserve"> </w:t>
+      </w:r>
+      <w:r>
+        <w:rPr>
+          <w:rStyle w:val="VerbatimChar"/>
+        </w:rPr>
+        <w:t xml:space="preserve">position: absolute</w:t>
+      </w:r>
+      <w:r>
+        <w:t xml:space="preserve">) e</w:t>
+      </w:r>
+      <w:r>
+        <w:t xml:space="preserve"> </w:t>
+      </w:r>
+      <w:r>
+        <w:rPr>
+          <w:b/>
+          <w:bCs/>
+        </w:rPr>
+        <w:t xml:space="preserve">uma única transição CSS em</w:t>
+      </w:r>
+      <w:r>
+        <w:rPr>
+          <w:b/>
+          <w:bCs/>
+        </w:rPr>
+        <w:t xml:space="preserve"> </w:t>
+      </w:r>
+      <w:r>
+        <w:rPr>
+          <w:rStyle w:val="VerbatimChar"/>
+          <w:b/>
+          <w:bCs/>
+        </w:rPr>
+        <w:t xml:space="preserve">transform</w:t>
+      </w:r>
+      <w:r>
+        <w:t xml:space="preserve">, com o prêmio sempre na cópia do meio da tira;</w:t>
+      </w:r>
+      <w:r>
+        <w:t xml:space="preserve"> </w:t>
+      </w:r>
+      <w:r>
+        <w:t xml:space="preserve">-</w:t>
+      </w:r>
+      <w:r>
+        <w:t xml:space="preserve"> </w:t>
+      </w:r>
+      <w:r>
+        <w:rPr>
+          <w:b/>
+          <w:bCs/>
+        </w:rPr>
+        <w:t xml:space="preserve">Modo CHARA revisado</w:t>
+      </w:r>
+      <w:r>
+        <w:t xml:space="preserve">: o cheat Karma virou um</w:t>
+      </w:r>
+      <w:r>
+        <w:t xml:space="preserve"> </w:t>
+      </w:r>
+      <w:r>
+        <w:rPr>
+          <w:b/>
+          <w:bCs/>
+        </w:rPr>
+        <w:t xml:space="preserve">botão</w:t>
+      </w:r>
+      <w:r>
+        <w:rPr>
+          <w:b/>
+          <w:bCs/>
+        </w:rPr>
+        <w:t xml:space="preserve"> </w:t>
+      </w:r>
+      <w:r>
+        <w:rPr>
+          <w:b/>
+          <w:bCs/>
+        </w:rPr>
+        <w:t xml:space="preserve">“🔪 KARMA — DANO TOTAL”</w:t>
+      </w:r>
+      <w:r>
+        <w:t xml:space="preserve"> </w:t>
+      </w:r>
+      <w:r>
+        <w:t xml:space="preserve">(aplica o dano pelo fluxo visual completo — número flutuante, frame de dor e barra de vida — e segue para a roleta/loja, permitindo analisar a luta); o cheat</w:t>
+      </w:r>
+      <w:r>
+        <w:t xml:space="preserve"> </w:t>
+      </w:r>
+      <w:r>
+        <w:rPr>
+          <w:b/>
+          <w:bCs/>
+        </w:rPr>
+        <w:t xml:space="preserve">O Vazio foi removido</w:t>
+      </w:r>
+      <w:r>
+        <w:t xml:space="preserve"> </w:t>
+      </w:r>
+      <w:r>
+        <w:t xml:space="preserve">(abolia os alvos e impedia testar a dificuldade real). Ficaram 4 cheats: Determinação, Karma (botão), Temmie e Muffet.</w:t>
+      </w:r>
+    </w:p>
+    <w:p>
+      <w:pPr>
+        <w:pStyle w:val="BodyText"/>
+      </w:pPr>
+      <w:r>
+        <w:rPr>
+          <w:b/>
+          <w:bCs/>
+        </w:rPr>
+        <w:t xml:space="preserve">Validação da v0.4.1:</w:t>
+      </w:r>
+      <w:r>
+        <w:t xml:space="preserve"> </w:t>
+      </w:r>
+      <w:r>
+        <w:t xml:space="preserve">testes unitários 0 falhas ·</w:t>
+      </w:r>
+      <w:r>
+        <w:t xml:space="preserve"> </w:t>
+      </w:r>
+      <w:r>
+        <w:rPr>
+          <w:b/>
+          <w:bCs/>
+        </w:rPr>
+        <w:t xml:space="preserve">24 verificações de interface</w:t>
+      </w:r>
+      <w:r>
+        <w:t xml:space="preserve"> </w:t>
+      </w:r>
+      <w:r>
+        <w:t xml:space="preserve">(2 novas: nome da mão sem</w:t>
+      </w:r>
+      <w:r>
+        <w:t xml:space="preserve"> </w:t>
+      </w:r>
+      <w:r>
+        <w:t xml:space="preserve">“undefined”</w:t>
+      </w:r>
+      <w:r>
+        <w:t xml:space="preserve"> </w:t>
+      </w:r>
+      <w:r>
+        <w:t xml:space="preserve">e botão KARMA oculto fora do CHARA) · 0 IDs em falta · sonda jsdom confirmou mão</w:t>
+      </w:r>
+      <w:r>
+        <w:t xml:space="preserve"> </w:t>
+      </w:r>
+      <w:r>
+        <w:t xml:space="preserve">“Par”</w:t>
+      </w:r>
+      <w:r>
+        <w:t xml:space="preserve"> </w:t>
+      </w:r>
+      <w:r>
+        <w:t xml:space="preserve">no overlay, KARMA aplicando 300/300 de dano e a roleta girando até</w:t>
+      </w:r>
+      <w:r>
+        <w:t xml:space="preserve"> </w:t>
+      </w:r>
+      <w:r>
+        <w:rPr>
+          <w:rStyle w:val="VerbatimChar"/>
+        </w:rPr>
+        <w:t xml:space="preserve">-504px</w:t>
+      </w:r>
+      <w:r>
+        <w:t xml:space="preserve"> </w:t>
+      </w:r>
+      <w:r>
+        <w:t xml:space="preserve">com prêmio + legenda.</w:t>
+      </w:r>
+    </w:p>
     <w:bookmarkEnd w:id="54"/>
     <w:bookmarkEnd w:id="55"/>
+    <w:bookmarkEnd w:id="56"/>
     <w:sectPr>
       <w:footnotePr>
         <w:numRestart w:val="eachSect"/>

--- a/relatorio.docx
+++ b/relatorio.docx
@@ -2,7 +2,7 @@
 <file path=word/document.xml><?xml version="1.0" encoding="utf-8"?>
 <w:document xmlns:w="http://schemas.openxmlformats.org/wordprocessingml/2006/main" xmlns:m="http://schemas.openxmlformats.org/officeDocument/2006/math" xmlns:r="http://schemas.openxmlformats.org/officeDocument/2006/relationships" xmlns:o="urn:schemas-microsoft-com:office:office" xmlns:v="urn:schemas-microsoft-com:vml" xmlns:w10="urn:schemas-microsoft-com:office:word" xmlns:a="http://schemas.openxmlformats.org/drawingml/2006/main" xmlns:pic="http://schemas.openxmlformats.org/drawingml/2006/picture" xmlns:wp="http://schemas.openxmlformats.org/drawingml/2006/wordprocessingDrawing">
   <w:body>
-    <w:bookmarkStart w:id="56" w:name="roteiro-de-atividade-prática"/>
+    <w:bookmarkStart w:id="57" w:name="roteiro-de-atividade-prática"/>
     <w:p>
       <w:pPr>
         <w:pStyle w:val="Heading1"/>
@@ -5410,7 +5410,7 @@
     </w:p>
     <w:bookmarkEnd w:id="46"/>
     <w:bookmarkEnd w:id="47"/>
-    <w:bookmarkStart w:id="55" w:name="Xe7732bccc4a9a7dbf2cdf62178489cc11860924"/>
+    <w:bookmarkStart w:id="56" w:name="Xe7732bccc4a9a7dbf2cdf62178489cc11860924"/>
     <w:p>
       <w:pPr>
         <w:pStyle w:val="Heading2"/>
@@ -6521,8 +6521,201 @@
       </w:r>
     </w:p>
     <w:bookmarkEnd w:id="54"/>
+    <w:bookmarkStart w:id="55" w:name="correções-pós-release-v0.4.2"/>
+    <w:p>
+      <w:pPr>
+        <w:pStyle w:val="Heading3"/>
+      </w:pPr>
+      <w:r>
+        <w:t xml:space="preserve">18.8 Correções pós-release (v0.4.2)</w:t>
+      </w:r>
+    </w:p>
+    <w:p>
+      <w:pPr>
+        <w:pStyle w:val="FirstParagraph"/>
+      </w:pPr>
+      <w:r>
+        <w:t xml:space="preserve">Três problemas reportados após jogar a v0.4.1 no celular:</w:t>
+      </w:r>
+      <w:r>
+        <w:t xml:space="preserve"> </w:t>
+      </w:r>
+      <w:r>
+        <w:t xml:space="preserve">-</w:t>
+      </w:r>
+      <w:r>
+        <w:t xml:space="preserve"> </w:t>
+      </w:r>
+      <w:r>
+        <w:rPr>
+          <w:b/>
+          <w:bCs/>
+        </w:rPr>
+        <w:t xml:space="preserve">Modo CHARA gravava recordes</w:t>
+      </w:r>
+      <w:r>
+        <w:t xml:space="preserve">: os contadores eram alterados em memória (partidas, chefões vencidos, melhor pontuação, coringas coletados) mesmo com a gravação bloqueada — o valor poluído vazava para a próxima partida normal. Guardas aplicados nos 5 pontos de alteração;</w:t>
+      </w:r>
+      <w:r>
+        <w:t xml:space="preserve"> </w:t>
+      </w:r>
+      <w:r>
+        <w:t xml:space="preserve">-</w:t>
+      </w:r>
+      <w:r>
+        <w:t xml:space="preserve"> </w:t>
+      </w:r>
+      <w:r>
+        <w:rPr>
+          <w:b/>
+          <w:bCs/>
+        </w:rPr>
+        <w:t xml:space="preserve">Barra de ações fixa aparecia na loja</w:t>
+      </w:r>
+      <w:r>
+        <w:t xml:space="preserve">: o rodapé (JOGAR MÃO/DESCARTAR/ORDENAR) fica fora das telas no HTML e era sempre visível. Agora o</w:t>
+      </w:r>
+      <w:r>
+        <w:t xml:space="preserve"> </w:t>
+      </w:r>
+      <w:r>
+        <w:rPr>
+          <w:rStyle w:val="VerbatimChar"/>
+        </w:rPr>
+        <w:t xml:space="preserve">mostrarPantalla</w:t>
+      </w:r>
+      <w:r>
+        <w:t xml:space="preserve"> </w:t>
+      </w:r>
+      <w:r>
+        <w:t xml:space="preserve">o esconde fora da tela de jogo; e, no modo CHARA, o botão KARMA</w:t>
+      </w:r>
+      <w:r>
+        <w:t xml:space="preserve"> </w:t>
+      </w:r>
+      <w:r>
+        <w:rPr>
+          <w:b/>
+          <w:bCs/>
+        </w:rPr>
+        <w:t xml:space="preserve">limpa a seleção de cartas</w:t>
+      </w:r>
+      <w:r>
+        <w:t xml:space="preserve"> </w:t>
+      </w:r>
+      <w:r>
+        <w:t xml:space="preserve">ao aplicar o dano — era isso que permitia</w:t>
+      </w:r>
+      <w:r>
+        <w:t xml:space="preserve"> </w:t>
+      </w:r>
+      <w:r>
+        <w:t xml:space="preserve">“jogar a mão na loja”</w:t>
+      </w:r>
+      <w:r>
+        <w:t xml:space="preserve"> </w:t>
+      </w:r>
+      <w:r>
+        <w:t xml:space="preserve">e vencer o chefão de novo;</w:t>
+      </w:r>
+      <w:r>
+        <w:t xml:space="preserve"> </w:t>
+      </w:r>
+      <w:r>
+        <w:t xml:space="preserve">-</w:t>
+      </w:r>
+      <w:r>
+        <w:t xml:space="preserve"> </w:t>
+      </w:r>
+      <w:r>
+        <w:rPr>
+          <w:b/>
+          <w:bCs/>
+        </w:rPr>
+        <w:t xml:space="preserve">Royal Flush</w:t>
+      </w:r>
+      <w:r>
+        <w:t xml:space="preserve">: investigado com teste direto no avaliador —</w:t>
+      </w:r>
+      <w:r>
+        <w:t xml:space="preserve"> </w:t>
+      </w:r>
+      <w:r>
+        <w:rPr>
+          <w:b/>
+          <w:bCs/>
+        </w:rPr>
+        <w:t xml:space="preserve">funciona corretamente</w:t>
+      </w:r>
+      <w:r>
+        <w:t xml:space="preserve"> </w:t>
+      </w:r>
+      <w:r>
+        <w:t xml:space="preserve">(</w:t>
+      </w:r>
+      <w:r>
+        <w:rPr>
+          <w:rStyle w:val="VerbatimChar"/>
+        </w:rPr>
+        <w:t xml:space="preserve">10♠ J♠ Q♠ K♠ A♠</w:t>
+      </w:r>
+      <w:r>
+        <w:t xml:space="preserve"> </w:t>
+      </w:r>
+      <w:r>
+        <w:t xml:space="preserve">→ Royal Flush, inclusive contra o chefão Baralho Sujo). Adicionados 3 testes unitários (Royal, Sequência de Cor com 5 cartas e o caso de carta duplicada: duas cópias do 10</w:t>
+      </w:r>
+      <w:r>
+        <w:t xml:space="preserve"> </w:t>
+      </w:r>
+      <w:r>
+        <w:rPr>
+          <w:b/>
+          <w:bCs/>
+        </w:rPr>
+        <w:t xml:space="preserve">não</w:t>
+      </w:r>
+      <w:r>
+        <w:t xml:space="preserve"> </w:t>
+      </w:r>
+      <w:r>
+        <w:t xml:space="preserve">formam Royal, fica Cor).</w:t>
+      </w:r>
+    </w:p>
+    <w:p>
+      <w:pPr>
+        <w:pStyle w:val="BodyText"/>
+      </w:pPr>
+      <w:r>
+        <w:rPr>
+          <w:b/>
+          <w:bCs/>
+        </w:rPr>
+        <w:t xml:space="preserve">Validação da v0.4.2:</w:t>
+      </w:r>
+      <w:r>
+        <w:t xml:space="preserve"> </w:t>
+      </w:r>
+      <w:r>
+        <w:t xml:space="preserve">81 testes unitários, 0 falhas (3 novos) · 25 verificações de interface (1 nova: barra oculta na loja) · sonda jsdom confirmou: partida CHARA inteira</w:t>
+      </w:r>
+      <w:r>
+        <w:t xml:space="preserve"> </w:t>
+      </w:r>
+      <w:r>
+        <w:rPr>
+          <w:b/>
+          <w:bCs/>
+        </w:rPr>
+        <w:t xml:space="preserve">sem gravar nada no localStorage</w:t>
+      </w:r>
+      <w:r>
+        <w:t xml:space="preserve">, barra oculta na loja, tentativa de jogar na loja ignorada e barra de volta no jogo.</w:t>
+      </w:r>
+    </w:p>
     <w:bookmarkEnd w:id="55"/>
     <w:bookmarkEnd w:id="56"/>
+    <w:bookmarkEnd w:id="57"/>
     <w:sectPr>
       <w:footnotePr>
         <w:numRestart w:val="eachSect"/>
